--- a/02-放大电路/02-功率放大电路/B类功率放大电路/B类功率放大电路.docx
+++ b/02-放大电路/02-功率放大电路/B类功率放大电路/B类功率放大电路.docx
@@ -2637,6 +2637,20 @@
     </w:p>
     <w:bookmarkEnd w:id="26"/>
     <w:bookmarkEnd w:id="27"/>
+    <w:p>
+      <w:pPr>
+        <w:spacing w:before="360"/>
+        <w:jc w:val="center"/>
+      </w:pPr>
+      <w:r>
+        <w:rPr>
+          <w:rFonts w:ascii="Times New Roman" w:hAnsi="Times New Roman"/>
+          <w:color w:val="555555"/>
+          <w:sz w:val="21"/>
+        </w:rPr>
+        <w:t>材料收集者：杜文杰</w:t>
+      </w:r>
+    </w:p>
     <w:sectPr>
       <w:headerReference r:id="rId9" w:type="default"/>
       <w:footerReference r:id="rId10" w:type="default"/>

--- a/02-放大电路/02-功率放大电路/B类功率放大电路/B类功率放大电路.docx
+++ b/02-放大电路/02-功率放大电路/B类功率放大电路/B类功率放大电路.docx
@@ -1,6 +1,6 @@
 
 <file path=word/document.xml><?xml version="1.0" encoding="utf-8"?>
-<w:document xmlns:w="http://schemas.openxmlformats.org/wordprocessingml/2006/main" xmlns:m="http://schemas.openxmlformats.org/officeDocument/2006/math" xmlns:r="http://schemas.openxmlformats.org/officeDocument/2006/relationships" xmlns:o="urn:schemas-microsoft-com:office:office" xmlns:v="urn:schemas-microsoft-com:vml" xmlns:w10="urn:schemas-microsoft-com:office:word" xmlns:a="http://schemas.openxmlformats.org/drawingml/2006/main" xmlns:pic="http://schemas.openxmlformats.org/drawingml/2006/picture" xmlns:wp="http://schemas.openxmlformats.org/drawingml/2006/wordprocessingDrawing">
+<w:document xmlns:m="http://schemas.openxmlformats.org/officeDocument/2006/math" xmlns:r="http://schemas.openxmlformats.org/officeDocument/2006/relationships" xmlns:w="http://schemas.openxmlformats.org/wordprocessingml/2006/main" xmlns:o="urn:schemas-microsoft-com:office:office" xmlns:v="urn:schemas-microsoft-com:vml" xmlns:w10="urn:schemas-microsoft-com:office:word" xmlns:a="http://schemas.openxmlformats.org/drawingml/2006/main" xmlns:pic="http://schemas.openxmlformats.org/drawingml/2006/picture" xmlns:wp="http://schemas.openxmlformats.org/drawingml/2006/wordprocessingDrawing">
   <w:body>
     <w:bookmarkStart w:id="27" w:name="b-类功率放大电路"/>
     <w:p>
@@ -8,11 +8,14 @@
         <w:pStyle w:val="Heading1"/>
       </w:pPr>
       <w:r>
+        <w:rPr>
+          <w:rFonts w:eastAsia="黑体"/>
+        </w:rPr>
         <w:t xml:space="preserve">B </w:t>
       </w:r>
       <w:r>
         <w:rPr>
-          <w:rFonts w:hint="eastAsia"/>
+          <w:rFonts w:hint="eastAsia" w:eastAsia="黑体"/>
         </w:rPr>
         <w:t xml:space="preserve">类功率放大电路</w:t>
       </w:r>
@@ -24,7 +27,7 @@
       </w:pPr>
       <w:r>
         <w:rPr>
-          <w:rFonts w:hint="eastAsia"/>
+          <w:rFonts w:hint="eastAsia" w:eastAsia="黑体"/>
         </w:rPr>
         <w:t xml:space="preserve">拓扑描述</w:t>
       </w:r>
@@ -35,16 +38,19 @@
       </w:pPr>
       <w:r>
         <w:rPr>
-          <w:rFonts w:hint="eastAsia"/>
+          <w:rFonts w:hint="eastAsia" w:eastAsia="黑体"/>
         </w:rPr>
         <w:t xml:space="preserve">由</w:t>
       </w:r>
       <w:r>
+        <w:rPr>
+          <w:rFonts w:eastAsia="黑体"/>
+        </w:rPr>
         <w:t xml:space="preserve"> </w:t>
       </w:r>
       <w:r>
         <w:rPr>
-          <w:rFonts w:hint="eastAsia"/>
+          <w:rFonts w:hint="eastAsia" w:eastAsia="黑体"/>
           <w:b/>
           <w:bCs/>
         </w:rPr>
@@ -52,11 +58,14 @@
       </w:r>
       <w:r>
         <w:rPr>
-          <w:rFonts w:hint="eastAsia"/>
+          <w:rFonts w:hint="eastAsia" w:eastAsia="黑体"/>
         </w:rPr>
         <w:t xml:space="preserve">（上管</w:t>
       </w:r>
       <w:r>
+        <w:rPr>
+          <w:rFonts w:eastAsia="黑体"/>
+        </w:rPr>
         <w:t xml:space="preserve"> </w:t>
       </w:r>
       <m:oMath>
@@ -74,24 +83,33 @@
         </m:sSub>
       </m:oMath>
       <w:r>
+        <w:rPr>
+          <w:rFonts w:eastAsia="黑体"/>
+        </w:rPr>
         <w:t xml:space="preserve"> </w:t>
       </w:r>
       <w:r>
         <w:rPr>
-          <w:rFonts w:hint="eastAsia"/>
+          <w:rFonts w:hint="eastAsia" w:eastAsia="黑体"/>
         </w:rPr>
         <w:t xml:space="preserve">为</w:t>
       </w:r>
       <w:r>
+        <w:rPr>
+          <w:rFonts w:eastAsia="黑体"/>
+        </w:rPr>
         <w:t xml:space="preserve"> </w:t>
       </w:r>
       <w:r>
         <w:rPr>
-          <w:rFonts w:hint="eastAsia"/>
+          <w:rFonts w:hint="eastAsia" w:eastAsia="黑体"/>
         </w:rPr>
         <w:t xml:space="preserve">NPN、下管</w:t>
       </w:r>
       <w:r>
+        <w:rPr>
+          <w:rFonts w:eastAsia="黑体"/>
+        </w:rPr>
         <w:t xml:space="preserve"> </w:t>
       </w:r>
       <m:oMath>
@@ -109,56 +127,74 @@
         </m:sSub>
       </m:oMath>
       <w:r>
+        <w:rPr>
+          <w:rFonts w:eastAsia="黑体"/>
+        </w:rPr>
         <w:t xml:space="preserve"> </w:t>
       </w:r>
       <w:r>
         <w:rPr>
-          <w:rFonts w:hint="eastAsia"/>
+          <w:rFonts w:hint="eastAsia" w:eastAsia="黑体"/>
         </w:rPr>
         <w:t xml:space="preserve">为</w:t>
       </w:r>
       <w:r>
+        <w:rPr>
+          <w:rFonts w:eastAsia="黑体"/>
+        </w:rPr>
         <w:t xml:space="preserve"> </w:t>
       </w:r>
       <w:r>
         <w:rPr>
-          <w:rFonts w:hint="eastAsia"/>
+          <w:rFonts w:hint="eastAsia" w:eastAsia="黑体"/>
         </w:rPr>
         <w:t xml:space="preserve">PNP，亦可用</w:t>
       </w:r>
       <w:r>
+        <w:rPr>
+          <w:rFonts w:eastAsia="黑体"/>
+        </w:rPr>
         <w:t xml:space="preserve"> N </w:t>
       </w:r>
       <w:r>
         <w:rPr>
-          <w:rFonts w:hint="eastAsia"/>
+          <w:rFonts w:hint="eastAsia" w:eastAsia="黑体"/>
         </w:rPr>
         <w:t xml:space="preserve">沟/P</w:t>
       </w:r>
       <w:r>
+        <w:rPr>
+          <w:rFonts w:eastAsia="黑体"/>
+        </w:rPr>
         <w:t xml:space="preserve"> </w:t>
       </w:r>
       <w:r>
         <w:rPr>
-          <w:rFonts w:hint="eastAsia"/>
+          <w:rFonts w:hint="eastAsia" w:eastAsia="黑体"/>
         </w:rPr>
         <w:t xml:space="preserve">沟</w:t>
       </w:r>
       <w:r>
+        <w:rPr>
+          <w:rFonts w:eastAsia="黑体"/>
+        </w:rPr>
         <w:t xml:space="preserve"> MOSFET </w:t>
       </w:r>
       <w:r>
         <w:rPr>
-          <w:rFonts w:hint="eastAsia"/>
+          <w:rFonts w:hint="eastAsia" w:eastAsia="黑体"/>
         </w:rPr>
         <w:t xml:space="preserve">互补对）与</w:t>
       </w:r>
       <w:r>
+        <w:rPr>
+          <w:rFonts w:eastAsia="黑体"/>
+        </w:rPr>
         <w:t xml:space="preserve"> </w:t>
       </w:r>
       <w:r>
         <w:rPr>
-          <w:rFonts w:hint="eastAsia"/>
+          <w:rFonts w:hint="eastAsia" w:eastAsia="黑体"/>
           <w:b/>
           <w:bCs/>
         </w:rPr>
@@ -166,6 +202,7 @@
       </w:r>
       <w:r>
         <w:rPr>
+          <w:rFonts w:eastAsia="黑体"/>
           <w:b/>
           <w:bCs/>
         </w:rPr>
@@ -186,19 +223,26 @@
         </m:sSub>
       </m:oMath>
       <w:r>
+        <w:rPr>
+          <w:rFonts w:eastAsia="黑体"/>
+        </w:rPr>
         <w:t xml:space="preserve"> </w:t>
       </w:r>
       <w:r>
         <w:rPr>
-          <w:rFonts w:hint="eastAsia"/>
+          <w:rFonts w:hint="eastAsia" w:eastAsia="黑体"/>
         </w:rPr>
         <w:t xml:space="preserve">组成，采用</w:t>
       </w:r>
       <w:r>
+        <w:rPr>
+          <w:rFonts w:eastAsia="黑体"/>
+        </w:rPr>
         <w:t xml:space="preserve"> </w:t>
       </w:r>
       <w:r>
         <w:rPr>
+          <w:rFonts w:eastAsia="黑体"/>
           <w:b/>
           <w:bCs/>
         </w:rPr>
@@ -206,33 +250,39 @@
       </w:r>
       <w:r>
         <w:rPr>
-          <w:rFonts w:hint="eastAsia"/>
+          <w:rFonts w:hint="eastAsia" w:eastAsia="黑体"/>
           <w:b/>
           <w:bCs/>
         </w:rPr>
         <w:t xml:space="preserve">双电源</w:t>
       </w:r>
       <w:r>
+        <w:rPr>
+          <w:rFonts w:eastAsia="黑体"/>
+        </w:rPr>
         <w:t xml:space="preserve"> </w:t>
       </w:r>
       <w:r>
         <w:rPr>
-          <w:rFonts w:hint="eastAsia"/>
+          <w:rFonts w:hint="eastAsia" w:eastAsia="黑体"/>
         </w:rPr>
         <w:t xml:space="preserve">供电。电路共有</w:t>
       </w:r>
       <w:r>
+        <w:rPr>
+          <w:rFonts w:eastAsia="黑体"/>
+        </w:rPr>
         <w:t xml:space="preserve"> 5 </w:t>
       </w:r>
       <w:r>
         <w:rPr>
-          <w:rFonts w:hint="eastAsia"/>
+          <w:rFonts w:hint="eastAsia" w:eastAsia="黑体"/>
         </w:rPr>
         <w:t xml:space="preserve">个关键节点：</w:t>
       </w:r>
       <w:r>
         <w:rPr>
-          <w:rFonts w:hint="eastAsia"/>
+          <w:rFonts w:hint="eastAsia" w:eastAsia="黑体"/>
           <w:b/>
           <w:bCs/>
         </w:rPr>
@@ -240,6 +290,7 @@
       </w:r>
       <w:r>
         <w:rPr>
+          <w:rFonts w:eastAsia="黑体"/>
           <w:b/>
           <w:bCs/>
         </w:rPr>
@@ -247,7 +298,7 @@
       </w:r>
       <w:r>
         <w:rPr>
-          <w:rFonts w:hint="eastAsia"/>
+          <w:rFonts w:hint="eastAsia" w:eastAsia="黑体"/>
           <w:b/>
           <w:bCs/>
         </w:rPr>
@@ -255,7 +306,7 @@
       </w:r>
       <w:r>
         <w:rPr>
-          <w:rFonts w:hint="eastAsia"/>
+          <w:rFonts w:hint="eastAsia" w:eastAsia="黑体"/>
         </w:rPr>
         <w:t xml:space="preserve">（</w:t>
       </w:r>
@@ -274,15 +325,21 @@
         </m:sSub>
       </m:oMath>
       <w:r>
+        <w:rPr>
+          <w:rFonts w:eastAsia="黑体"/>
+        </w:rPr>
         <w:t xml:space="preserve"> </w:t>
       </w:r>
       <w:r>
         <w:rPr>
-          <w:rFonts w:hint="eastAsia"/>
+          <w:rFonts w:hint="eastAsia" w:eastAsia="黑体"/>
         </w:rPr>
         <w:t xml:space="preserve">的发射极</w:t>
       </w:r>
       <w:r>
+        <w:rPr>
+          <w:rFonts w:eastAsia="黑体"/>
+        </w:rPr>
         <w:t xml:space="preserve"> E、</w:t>
       </w:r>
       <m:oMath>
@@ -300,24 +357,33 @@
         </m:sSub>
       </m:oMath>
       <w:r>
+        <w:rPr>
+          <w:rFonts w:eastAsia="黑体"/>
+        </w:rPr>
         <w:t xml:space="preserve"> </w:t>
       </w:r>
       <w:r>
         <w:rPr>
-          <w:rFonts w:hint="eastAsia"/>
+          <w:rFonts w:hint="eastAsia" w:eastAsia="黑体"/>
         </w:rPr>
         <w:t xml:space="preserve">的发射极</w:t>
       </w:r>
       <w:r>
+        <w:rPr>
+          <w:rFonts w:eastAsia="黑体"/>
+        </w:rPr>
         <w:t xml:space="preserve"> E </w:t>
       </w:r>
       <w:r>
         <w:rPr>
-          <w:rFonts w:hint="eastAsia"/>
+          <w:rFonts w:hint="eastAsia" w:eastAsia="黑体"/>
         </w:rPr>
         <w:t xml:space="preserve">与</w:t>
       </w:r>
       <w:r>
+        <w:rPr>
+          <w:rFonts w:eastAsia="黑体"/>
+        </w:rPr>
         <w:t xml:space="preserve"> </w:t>
       </w:r>
       <m:oMath>
@@ -335,17 +401,20 @@
         </m:sSub>
       </m:oMath>
       <w:r>
+        <w:rPr>
+          <w:rFonts w:eastAsia="黑体"/>
+        </w:rPr>
         <w:t xml:space="preserve"> </w:t>
       </w:r>
       <w:r>
         <w:rPr>
-          <w:rFonts w:hint="eastAsia"/>
+          <w:rFonts w:hint="eastAsia" w:eastAsia="黑体"/>
         </w:rPr>
         <w:t xml:space="preserve">的上端相连）；</w:t>
       </w:r>
       <w:r>
         <w:rPr>
-          <w:rFonts w:hint="eastAsia"/>
+          <w:rFonts w:hint="eastAsia" w:eastAsia="黑体"/>
           <w:b/>
           <w:bCs/>
         </w:rPr>
@@ -353,6 +422,7 @@
       </w:r>
       <w:r>
         <w:rPr>
+          <w:rFonts w:eastAsia="黑体"/>
           <w:b/>
           <w:bCs/>
         </w:rPr>
@@ -360,7 +430,7 @@
       </w:r>
       <w:r>
         <w:rPr>
-          <w:rFonts w:hint="eastAsia"/>
+          <w:rFonts w:hint="eastAsia" w:eastAsia="黑体"/>
           <w:b/>
           <w:bCs/>
         </w:rPr>
@@ -368,7 +438,7 @@
       </w:r>
       <w:r>
         <w:rPr>
-          <w:rFonts w:hint="eastAsia"/>
+          <w:rFonts w:hint="eastAsia" w:eastAsia="黑体"/>
         </w:rPr>
         <w:t xml:space="preserve">（</w:t>
       </w:r>
@@ -387,26 +457,32 @@
         </m:sSub>
       </m:oMath>
       <w:r>
+        <w:rPr>
+          <w:rFonts w:eastAsia="黑体"/>
+        </w:rPr>
         <w:t xml:space="preserve"> </w:t>
       </w:r>
       <w:r>
         <w:rPr>
-          <w:rFonts w:hint="eastAsia"/>
+          <w:rFonts w:hint="eastAsia" w:eastAsia="黑体"/>
         </w:rPr>
         <w:t xml:space="preserve">的下端接</w:t>
       </w:r>
       <w:r>
+        <w:rPr>
+          <w:rFonts w:eastAsia="黑体"/>
+        </w:rPr>
         <w:t xml:space="preserve"> </w:t>
       </w:r>
       <w:r>
         <w:rPr>
-          <w:rFonts w:hint="eastAsia"/>
+          <w:rFonts w:hint="eastAsia" w:eastAsia="黑体"/>
         </w:rPr>
         <w:t xml:space="preserve">GND）；</w:t>
       </w:r>
       <w:r>
         <w:rPr>
-          <w:rFonts w:hint="eastAsia"/>
+          <w:rFonts w:hint="eastAsia" w:eastAsia="黑体"/>
           <w:b/>
           <w:bCs/>
         </w:rPr>
@@ -414,6 +490,7 @@
       </w:r>
       <w:r>
         <w:rPr>
+          <w:rFonts w:eastAsia="黑体"/>
           <w:b/>
           <w:bCs/>
         </w:rPr>
@@ -421,7 +498,7 @@
       </w:r>
       <w:r>
         <w:rPr>
-          <w:rFonts w:hint="eastAsia"/>
+          <w:rFonts w:hint="eastAsia" w:eastAsia="黑体"/>
           <w:b/>
           <w:bCs/>
         </w:rPr>
@@ -429,7 +506,7 @@
       </w:r>
       <w:r>
         <w:rPr>
-          <w:rFonts w:hint="eastAsia"/>
+          <w:rFonts w:hint="eastAsia" w:eastAsia="黑体"/>
         </w:rPr>
         <w:t xml:space="preserve">（</w:t>
       </w:r>
@@ -448,35 +525,44 @@
         </m:sSub>
       </m:oMath>
       <w:r>
+        <w:rPr>
+          <w:rFonts w:eastAsia="黑体"/>
+        </w:rPr>
         <w:t xml:space="preserve"> </w:t>
       </w:r>
       <w:r>
         <w:rPr>
-          <w:rFonts w:hint="eastAsia"/>
+          <w:rFonts w:hint="eastAsia" w:eastAsia="黑体"/>
         </w:rPr>
         <w:t xml:space="preserve">的集电极</w:t>
       </w:r>
       <w:r>
+        <w:rPr>
+          <w:rFonts w:eastAsia="黑体"/>
+        </w:rPr>
         <w:t xml:space="preserve"> C </w:t>
       </w:r>
       <w:r>
         <w:rPr>
-          <w:rFonts w:hint="eastAsia"/>
+          <w:rFonts w:hint="eastAsia" w:eastAsia="黑体"/>
         </w:rPr>
         <w:t xml:space="preserve">接</w:t>
       </w:r>
       <w:r>
+        <w:rPr>
+          <w:rFonts w:eastAsia="黑体"/>
+        </w:rPr>
         <w:t xml:space="preserve"> </w:t>
       </w:r>
       <w:r>
         <w:rPr>
-          <w:rFonts w:hint="eastAsia"/>
+          <w:rFonts w:hint="eastAsia" w:eastAsia="黑体"/>
         </w:rPr>
         <w:t xml:space="preserve">+VCC）；</w:t>
       </w:r>
       <w:r>
         <w:rPr>
-          <w:rFonts w:hint="eastAsia"/>
+          <w:rFonts w:hint="eastAsia" w:eastAsia="黑体"/>
           <w:b/>
           <w:bCs/>
         </w:rPr>
@@ -484,6 +570,7 @@
       </w:r>
       <w:r>
         <w:rPr>
+          <w:rFonts w:eastAsia="黑体"/>
           <w:b/>
           <w:bCs/>
         </w:rPr>
@@ -491,7 +578,7 @@
       </w:r>
       <w:r>
         <w:rPr>
-          <w:rFonts w:hint="eastAsia"/>
+          <w:rFonts w:hint="eastAsia" w:eastAsia="黑体"/>
           <w:b/>
           <w:bCs/>
         </w:rPr>
@@ -499,7 +586,7 @@
       </w:r>
       <w:r>
         <w:rPr>
-          <w:rFonts w:hint="eastAsia"/>
+          <w:rFonts w:hint="eastAsia" w:eastAsia="黑体"/>
         </w:rPr>
         <w:t xml:space="preserve">（</w:t>
       </w:r>
@@ -518,35 +605,44 @@
         </m:sSub>
       </m:oMath>
       <w:r>
+        <w:rPr>
+          <w:rFonts w:eastAsia="黑体"/>
+        </w:rPr>
         <w:t xml:space="preserve"> </w:t>
       </w:r>
       <w:r>
         <w:rPr>
-          <w:rFonts w:hint="eastAsia"/>
+          <w:rFonts w:hint="eastAsia" w:eastAsia="黑体"/>
         </w:rPr>
         <w:t xml:space="preserve">的集电极</w:t>
       </w:r>
       <w:r>
+        <w:rPr>
+          <w:rFonts w:eastAsia="黑体"/>
+        </w:rPr>
         <w:t xml:space="preserve"> C </w:t>
       </w:r>
       <w:r>
         <w:rPr>
-          <w:rFonts w:hint="eastAsia"/>
+          <w:rFonts w:hint="eastAsia" w:eastAsia="黑体"/>
         </w:rPr>
         <w:t xml:space="preserve">接</w:t>
       </w:r>
       <w:r>
+        <w:rPr>
+          <w:rFonts w:eastAsia="黑体"/>
+        </w:rPr>
         <w:t xml:space="preserve"> </w:t>
       </w:r>
       <w:r>
         <w:rPr>
-          <w:rFonts w:hint="eastAsia"/>
+          <w:rFonts w:hint="eastAsia" w:eastAsia="黑体"/>
         </w:rPr>
         <w:t xml:space="preserve">−VCC）；</w:t>
       </w:r>
       <w:r>
         <w:rPr>
-          <w:rFonts w:hint="eastAsia"/>
+          <w:rFonts w:hint="eastAsia" w:eastAsia="黑体"/>
           <w:b/>
           <w:bCs/>
         </w:rPr>
@@ -554,6 +650,7 @@
       </w:r>
       <w:r>
         <w:rPr>
+          <w:rFonts w:eastAsia="黑体"/>
           <w:b/>
           <w:bCs/>
         </w:rPr>
@@ -561,7 +658,7 @@
       </w:r>
       <w:r>
         <w:rPr>
-          <w:rFonts w:hint="eastAsia"/>
+          <w:rFonts w:hint="eastAsia" w:eastAsia="黑体"/>
           <w:b/>
           <w:bCs/>
         </w:rPr>
@@ -569,7 +666,7 @@
       </w:r>
       <w:r>
         <w:rPr>
-          <w:rFonts w:hint="eastAsia"/>
+          <w:rFonts w:hint="eastAsia" w:eastAsia="黑体"/>
         </w:rPr>
         <w:t xml:space="preserve">（</w:t>
       </w:r>
@@ -588,24 +685,33 @@
         </m:sSub>
       </m:oMath>
       <w:r>
+        <w:rPr>
+          <w:rFonts w:eastAsia="黑体"/>
+        </w:rPr>
         <w:t xml:space="preserve"> </w:t>
       </w:r>
       <w:r>
         <w:rPr>
-          <w:rFonts w:hint="eastAsia"/>
+          <w:rFonts w:hint="eastAsia" w:eastAsia="黑体"/>
         </w:rPr>
         <w:t xml:space="preserve">的基极</w:t>
       </w:r>
       <w:r>
+        <w:rPr>
+          <w:rFonts w:eastAsia="黑体"/>
+        </w:rPr>
         <w:t xml:space="preserve"> B </w:t>
       </w:r>
       <w:r>
         <w:rPr>
-          <w:rFonts w:hint="eastAsia"/>
+          <w:rFonts w:hint="eastAsia" w:eastAsia="黑体"/>
         </w:rPr>
         <w:t xml:space="preserve">与</w:t>
       </w:r>
       <w:r>
+        <w:rPr>
+          <w:rFonts w:eastAsia="黑体"/>
+        </w:rPr>
         <w:t xml:space="preserve"> </w:t>
       </w:r>
       <m:oMath>
@@ -623,24 +729,33 @@
         </m:sSub>
       </m:oMath>
       <w:r>
+        <w:rPr>
+          <w:rFonts w:eastAsia="黑体"/>
+        </w:rPr>
         <w:t xml:space="preserve"> </w:t>
       </w:r>
       <w:r>
         <w:rPr>
-          <w:rFonts w:hint="eastAsia"/>
+          <w:rFonts w:hint="eastAsia" w:eastAsia="黑体"/>
         </w:rPr>
         <w:t xml:space="preserve">的基极</w:t>
       </w:r>
       <w:r>
+        <w:rPr>
+          <w:rFonts w:eastAsia="黑体"/>
+        </w:rPr>
         <w:t xml:space="preserve"> B </w:t>
       </w:r>
       <w:r>
         <w:rPr>
-          <w:rFonts w:hint="eastAsia"/>
+          <w:rFonts w:hint="eastAsia" w:eastAsia="黑体"/>
         </w:rPr>
         <w:t xml:space="preserve">直接相连并接输入信号</w:t>
       </w:r>
       <w:r>
+        <w:rPr>
+          <w:rFonts w:eastAsia="黑体"/>
+        </w:rPr>
         <w:t xml:space="preserve"> </w:t>
       </w:r>
       <m:oMath>
@@ -662,7 +777,7 @@
       </m:oMath>
       <w:r>
         <w:rPr>
-          <w:rFonts w:hint="eastAsia"/>
+          <w:rFonts w:hint="eastAsia" w:eastAsia="黑体"/>
         </w:rPr>
         <w:t xml:space="preserve">，静态时为零偏置或近零偏置）。</w:t>
       </w:r>
@@ -671,7 +786,7 @@
       <w:pPr/>
       <w:r>
         <w:rPr>
-          <w:rFonts w:hint="eastAsia"/>
+          <w:rFonts w:hint="eastAsia" w:eastAsia="黑体"/>
         </w:rPr>
         <w:t xml:space="preserve">各元件管脚连接：</w:t>
       </w:r>
@@ -691,45 +806,57 @@
       </m:oMath>
       <w:r>
         <w:rPr>
-          <w:rFonts w:hint="eastAsia"/>
+          <w:rFonts w:hint="eastAsia" w:eastAsia="黑体"/>
           <w:b/>
           <w:bCs/>
         </w:rPr>
         <w:t xml:space="preserve">（NPN）</w:t>
       </w:r>
       <w:r>
+        <w:rPr>
+          <w:rFonts w:eastAsia="黑体"/>
+        </w:rPr>
         <w:t xml:space="preserve"> </w:t>
       </w:r>
       <w:r>
         <w:rPr>
-          <w:rFonts w:hint="eastAsia"/>
+          <w:rFonts w:hint="eastAsia" w:eastAsia="黑体"/>
         </w:rPr>
         <w:t xml:space="preserve">的</w:t>
       </w:r>
       <w:r>
+        <w:rPr>
+          <w:rFonts w:eastAsia="黑体"/>
+        </w:rPr>
         <w:t xml:space="preserve"> B </w:t>
       </w:r>
       <w:r>
         <w:rPr>
-          <w:rFonts w:hint="eastAsia"/>
+          <w:rFonts w:hint="eastAsia" w:eastAsia="黑体"/>
         </w:rPr>
         <w:t xml:space="preserve">接输入驱动节点、C</w:t>
       </w:r>
       <w:r>
+        <w:rPr>
+          <w:rFonts w:eastAsia="黑体"/>
+        </w:rPr>
         <w:t xml:space="preserve"> </w:t>
       </w:r>
       <w:r>
         <w:rPr>
-          <w:rFonts w:hint="eastAsia"/>
+          <w:rFonts w:hint="eastAsia" w:eastAsia="黑体"/>
         </w:rPr>
         <w:t xml:space="preserve">接正电源节点、E</w:t>
       </w:r>
       <w:r>
+        <w:rPr>
+          <w:rFonts w:eastAsia="黑体"/>
+        </w:rPr>
         <w:t xml:space="preserve"> </w:t>
       </w:r>
       <w:r>
         <w:rPr>
-          <w:rFonts w:hint="eastAsia"/>
+          <w:rFonts w:hint="eastAsia" w:eastAsia="黑体"/>
         </w:rPr>
         <w:t xml:space="preserve">接输出节点；</w:t>
       </w:r>
@@ -749,45 +876,57 @@
       </m:oMath>
       <w:r>
         <w:rPr>
-          <w:rFonts w:hint="eastAsia"/>
+          <w:rFonts w:hint="eastAsia" w:eastAsia="黑体"/>
           <w:b/>
           <w:bCs/>
         </w:rPr>
         <w:t xml:space="preserve">（PNP）</w:t>
       </w:r>
       <w:r>
+        <w:rPr>
+          <w:rFonts w:eastAsia="黑体"/>
+        </w:rPr>
         <w:t xml:space="preserve"> </w:t>
       </w:r>
       <w:r>
         <w:rPr>
-          <w:rFonts w:hint="eastAsia"/>
+          <w:rFonts w:hint="eastAsia" w:eastAsia="黑体"/>
         </w:rPr>
         <w:t xml:space="preserve">的</w:t>
       </w:r>
       <w:r>
+        <w:rPr>
+          <w:rFonts w:eastAsia="黑体"/>
+        </w:rPr>
         <w:t xml:space="preserve"> B </w:t>
       </w:r>
       <w:r>
         <w:rPr>
-          <w:rFonts w:hint="eastAsia"/>
+          <w:rFonts w:hint="eastAsia" w:eastAsia="黑体"/>
         </w:rPr>
         <w:t xml:space="preserve">接输入驱动节点、C</w:t>
       </w:r>
       <w:r>
+        <w:rPr>
+          <w:rFonts w:eastAsia="黑体"/>
+        </w:rPr>
         <w:t xml:space="preserve"> </w:t>
       </w:r>
       <w:r>
         <w:rPr>
-          <w:rFonts w:hint="eastAsia"/>
+          <w:rFonts w:hint="eastAsia" w:eastAsia="黑体"/>
         </w:rPr>
         <w:t xml:space="preserve">接负电源节点、E</w:t>
       </w:r>
       <w:r>
+        <w:rPr>
+          <w:rFonts w:eastAsia="黑体"/>
+        </w:rPr>
         <w:t xml:space="preserve"> </w:t>
       </w:r>
       <w:r>
         <w:rPr>
-          <w:rFonts w:hint="eastAsia"/>
+          <w:rFonts w:hint="eastAsia" w:eastAsia="黑体"/>
         </w:rPr>
         <w:t xml:space="preserve">接输出节点；</w:t>
       </w:r>
@@ -806,11 +945,14 @@
         </m:sSub>
       </m:oMath>
       <w:r>
+        <w:rPr>
+          <w:rFonts w:eastAsia="黑体"/>
+        </w:rPr>
         <w:t xml:space="preserve"> </w:t>
       </w:r>
       <w:r>
         <w:rPr>
-          <w:rFonts w:hint="eastAsia"/>
+          <w:rFonts w:hint="eastAsia" w:eastAsia="黑体"/>
         </w:rPr>
         <w:t xml:space="preserve">一端接输出节点、另一端接地节点。两管在静态时均处于截止状态（无偏置或零偏置），负载跨接在两管发射极中点与地之间。</w:t>
       </w:r>
@@ -819,20 +961,26 @@
       <w:pPr/>
       <w:r>
         <w:rPr>
-          <w:rFonts w:hint="eastAsia"/>
+          <w:rFonts w:hint="eastAsia" w:eastAsia="黑体"/>
         </w:rPr>
         <w:t xml:space="preserve">由此构成”两管基极直接相连、无偏置、负载接两管发射极中点与地之间”的乙类（B</w:t>
       </w:r>
       <w:r>
+        <w:rPr>
+          <w:rFonts w:eastAsia="黑体"/>
+        </w:rPr>
         <w:t xml:space="preserve"> </w:t>
       </w:r>
       <w:r>
         <w:rPr>
-          <w:rFonts w:hint="eastAsia"/>
+          <w:rFonts w:hint="eastAsia" w:eastAsia="黑体"/>
         </w:rPr>
         <w:t xml:space="preserve">类）推挽组态，正半周仅</w:t>
       </w:r>
       <w:r>
+        <w:rPr>
+          <w:rFonts w:eastAsia="黑体"/>
+        </w:rPr>
         <w:t xml:space="preserve"> </w:t>
       </w:r>
       <m:oMath>
@@ -850,15 +998,21 @@
         </m:sSub>
       </m:oMath>
       <w:r>
+        <w:rPr>
+          <w:rFonts w:eastAsia="黑体"/>
+        </w:rPr>
         <w:t xml:space="preserve"> </w:t>
       </w:r>
       <w:r>
         <w:rPr>
-          <w:rFonts w:hint="eastAsia"/>
+          <w:rFonts w:hint="eastAsia" w:eastAsia="黑体"/>
         </w:rPr>
         <w:t xml:space="preserve">导通、负半周仅</w:t>
       </w:r>
       <w:r>
+        <w:rPr>
+          <w:rFonts w:eastAsia="黑体"/>
+        </w:rPr>
         <w:t xml:space="preserve"> </w:t>
       </w:r>
       <m:oMath>
@@ -876,11 +1030,14 @@
         </m:sSub>
       </m:oMath>
       <w:r>
+        <w:rPr>
+          <w:rFonts w:eastAsia="黑体"/>
+        </w:rPr>
         <w:t xml:space="preserve"> </w:t>
       </w:r>
       <w:r>
         <w:rPr>
-          <w:rFonts w:hint="eastAsia"/>
+          <w:rFonts w:hint="eastAsia" w:eastAsia="黑体"/>
         </w:rPr>
         <w:t xml:space="preserve">导通，各放大半个周期，效率高但在过零点附近存在交越失真。</w:t>
       </w:r>
@@ -893,7 +1050,7 @@
       </w:pPr>
       <w:r>
         <w:rPr>
-          <w:rFonts w:hint="eastAsia"/>
+          <w:rFonts w:hint="eastAsia" w:eastAsia="黑体"/>
         </w:rPr>
         <w:t xml:space="preserve">工作原理</w:t>
       </w:r>
@@ -904,7 +1061,7 @@
       </w:pPr>
       <w:r>
         <w:rPr>
-          <w:rFonts w:hint="eastAsia"/>
+          <w:rFonts w:hint="eastAsia" w:eastAsia="黑体"/>
         </w:rPr>
         <w:t xml:space="preserve">没有静态偏置电流，输入信号过零点附近两管同时截止，负载电流出现死区，形成交越失真；信号超出阈值后，对应半周的管导通并向负载提供电流，两管交替完成全周期放大。</w:t>
       </w:r>
@@ -917,7 +1074,7 @@
       </w:pPr>
       <w:r>
         <w:rPr>
-          <w:rFonts w:hint="eastAsia"/>
+          <w:rFonts w:hint="eastAsia" w:eastAsia="黑体"/>
         </w:rPr>
         <w:t xml:space="preserve">关键计算公式</w:t>
       </w:r>
@@ -931,7 +1088,7 @@
       </w:pPr>
       <w:r>
         <w:rPr>
-          <w:rFonts w:hint="eastAsia"/>
+          <w:rFonts w:hint="eastAsia" w:eastAsia="黑体"/>
         </w:rPr>
         <w:t xml:space="preserve">输出功率（正弦满幅）：</w:t>
       </w:r>
@@ -1020,7 +1177,7 @@
       </w:pPr>
       <w:r>
         <w:rPr>
-          <w:rFonts w:hint="eastAsia"/>
+          <w:rFonts w:hint="eastAsia" w:eastAsia="黑体"/>
         </w:rPr>
         <w:t xml:space="preserve">最大理论效率：</w:t>
       </w:r>
@@ -1101,7 +1258,7 @@
       </w:pPr>
       <w:r>
         <w:rPr>
-          <w:rFonts w:hint="eastAsia"/>
+          <w:rFonts w:hint="eastAsia" w:eastAsia="黑体"/>
         </w:rPr>
         <w:t xml:space="preserve">电源平均输入功率：</w:t>
       </w:r>
@@ -1206,11 +1363,14 @@
       </w:pPr>
       <w:r>
         <w:rPr>
-          <w:rFonts w:hint="eastAsia"/>
+          <w:rFonts w:hint="eastAsia" w:eastAsia="黑体"/>
         </w:rPr>
         <w:t xml:space="preserve">单管最大耗散（管耗最大时</w:t>
       </w:r>
       <w:r>
+        <w:rPr>
+          <w:rFonts w:eastAsia="黑体"/>
+        </w:rPr>
         <w:t xml:space="preserve"> </w:t>
       </w:r>
       <m:oMath>
@@ -1268,7 +1428,7 @@
       </m:oMath>
       <w:r>
         <w:rPr>
-          <w:rFonts w:hint="eastAsia"/>
+          <w:rFonts w:hint="eastAsia" w:eastAsia="黑体"/>
         </w:rPr>
         <w:t xml:space="preserve">）：</w:t>
       </w:r>
@@ -1459,7 +1619,7 @@
             </w:pPr>
             <w:r>
               <w:rPr>
-                <w:rFonts w:hint="eastAsia"/>
+                <w:rFonts w:hint="eastAsia" w:eastAsia="黑体"/>
               </w:rPr>
               <w:t xml:space="preserve">符号</w:t>
             </w:r>
@@ -1473,7 +1633,7 @@
             </w:pPr>
             <w:r>
               <w:rPr>
-                <w:rFonts w:hint="eastAsia"/>
+                <w:rFonts w:hint="eastAsia" w:eastAsia="黑体"/>
               </w:rPr>
               <w:t xml:space="preserve">含义</w:t>
             </w:r>
@@ -1487,7 +1647,7 @@
             </w:pPr>
             <w:r>
               <w:rPr>
-                <w:rFonts w:hint="eastAsia"/>
+                <w:rFonts w:hint="eastAsia" w:eastAsia="黑体"/>
               </w:rPr>
               <w:t xml:space="preserve">单位</w:t>
             </w:r>
@@ -1519,6 +1679,9 @@
               </m:sSub>
             </m:oMath>
             <w:r>
+              <w:rPr>
+                <w:rFonts w:eastAsia="黑体"/>
+              </w:rPr>
               <w:t xml:space="preserve">​</w:t>
             </w:r>
           </w:p>
@@ -1531,7 +1694,7 @@
             </w:pPr>
             <w:r>
               <w:rPr>
-                <w:rFonts w:hint="eastAsia"/>
+                <w:rFonts w:hint="eastAsia" w:eastAsia="黑体"/>
               </w:rPr>
               <w:t xml:space="preserve">输出峰值电压</w:t>
             </w:r>
@@ -1544,6 +1707,9 @@
               <w:pStyle w:val="Compact"/>
             </w:pPr>
             <w:r>
+              <w:rPr>
+                <w:rFonts w:eastAsia="黑体"/>
+              </w:rPr>
               <w:t xml:space="preserve">V</w:t>
             </w:r>
           </w:p>
@@ -1574,6 +1740,9 @@
               </m:sSub>
             </m:oMath>
             <w:r>
+              <w:rPr>
+                <w:rFonts w:eastAsia="黑体"/>
+              </w:rPr>
               <w:t xml:space="preserve">​</w:t>
             </w:r>
           </w:p>
@@ -1586,7 +1755,7 @@
             </w:pPr>
             <w:r>
               <w:rPr>
-                <w:rFonts w:hint="eastAsia"/>
+                <w:rFonts w:hint="eastAsia" w:eastAsia="黑体"/>
               </w:rPr>
               <w:t xml:space="preserve">电源电压</w:t>
             </w:r>
@@ -1599,6 +1768,9 @@
               <w:pStyle w:val="Compact"/>
             </w:pPr>
             <w:r>
+              <w:rPr>
+                <w:rFonts w:eastAsia="黑体"/>
+              </w:rPr>
               <w:t xml:space="preserve">V</w:t>
             </w:r>
           </w:p>
@@ -1626,6 +1798,9 @@
               </m:sSub>
             </m:oMath>
             <w:r>
+              <w:rPr>
+                <w:rFonts w:eastAsia="黑体"/>
+              </w:rPr>
               <w:t xml:space="preserve">​</w:t>
             </w:r>
           </w:p>
@@ -1638,7 +1813,7 @@
             </w:pPr>
             <w:r>
               <w:rPr>
-                <w:rFonts w:hint="eastAsia"/>
+                <w:rFonts w:hint="eastAsia" w:eastAsia="黑体"/>
               </w:rPr>
               <w:t xml:space="preserve">负载电阻</w:t>
             </w:r>
@@ -1651,6 +1826,9 @@
               <w:pStyle w:val="Compact"/>
             </w:pPr>
             <w:r>
+              <w:rPr>
+                <w:rFonts w:eastAsia="黑体"/>
+              </w:rPr>
               <w:t xml:space="preserve">Ω</w:t>
             </w:r>
           </w:p>
@@ -1678,6 +1856,9 @@
               </m:sSub>
             </m:oMath>
             <w:r>
+              <w:rPr>
+                <w:rFonts w:eastAsia="黑体"/>
+              </w:rPr>
               <w:t xml:space="preserve">、</w:t>
             </w:r>
             <m:oMath>
@@ -1707,7 +1888,7 @@
             </w:pPr>
             <w:r>
               <w:rPr>
-                <w:rFonts w:hint="eastAsia"/>
+                <w:rFonts w:hint="eastAsia" w:eastAsia="黑体"/>
               </w:rPr>
               <w:t xml:space="preserve">输出功率、电源输入功率</w:t>
             </w:r>
@@ -1720,6 +1901,9 @@
               <w:pStyle w:val="Compact"/>
             </w:pPr>
             <w:r>
+              <w:rPr>
+                <w:rFonts w:eastAsia="黑体"/>
+              </w:rPr>
               <w:t xml:space="preserve">W</w:t>
             </w:r>
           </w:p>
@@ -1753,6 +1937,9 @@
               </m:sSub>
             </m:oMath>
             <w:r>
+              <w:rPr>
+                <w:rFonts w:eastAsia="黑体"/>
+              </w:rPr>
               <w:t xml:space="preserve">​</w:t>
             </w:r>
           </w:p>
@@ -1765,7 +1952,7 @@
             </w:pPr>
             <w:r>
               <w:rPr>
-                <w:rFonts w:hint="eastAsia"/>
+                <w:rFonts w:hint="eastAsia" w:eastAsia="黑体"/>
               </w:rPr>
               <w:t xml:space="preserve">最大效率</w:t>
             </w:r>
@@ -1778,6 +1965,9 @@
               <w:pStyle w:val="Compact"/>
             </w:pPr>
             <w:r>
+              <w:rPr>
+                <w:rFonts w:eastAsia="黑体"/>
+              </w:rPr>
               <w:t xml:space="preserve">—</w:t>
             </w:r>
           </w:p>
@@ -1792,7 +1982,7 @@
       </w:pPr>
       <w:r>
         <w:rPr>
-          <w:rFonts w:hint="eastAsia"/>
+          <w:rFonts w:hint="eastAsia" w:eastAsia="黑体"/>
         </w:rPr>
         <w:t xml:space="preserve">元件调整影响</w:t>
       </w:r>
@@ -1807,7 +1997,7 @@
       </w:pPr>
       <w:r>
         <w:rPr>
-          <w:rFonts w:hint="eastAsia"/>
+          <w:rFonts w:hint="eastAsia" w:eastAsia="黑体"/>
           <w:b/>
           <w:bCs/>
         </w:rPr>
@@ -1815,6 +2005,7 @@
       </w:r>
       <w:r>
         <w:rPr>
+          <w:rFonts w:eastAsia="黑体"/>
           <w:b/>
           <w:bCs/>
         </w:rPr>
@@ -1822,21 +2013,27 @@
       </w:r>
       <w:r>
         <w:rPr>
-          <w:rFonts w:hint="eastAsia"/>
+          <w:rFonts w:hint="eastAsia" w:eastAsia="黑体"/>
           <w:b/>
           <w:bCs/>
         </w:rPr>
         <w:t xml:space="preserve">类）</w:t>
       </w:r>
       <w:r>
+        <w:rPr>
+          <w:rFonts w:eastAsia="黑体"/>
+        </w:rPr>
         <w:t xml:space="preserve"> </w:t>
       </w:r>
       <w:r>
+        <w:rPr>
+          <w:rFonts w:eastAsia="黑体"/>
+        </w:rPr>
         <w:t xml:space="preserve">→ </w:t>
       </w:r>
       <w:r>
         <w:rPr>
-          <w:rFonts w:hint="eastAsia"/>
+          <w:rFonts w:hint="eastAsia" w:eastAsia="黑体"/>
         </w:rPr>
         <w:t xml:space="preserve">交越失真减小，但静态功耗上升、效率略降。</w:t>
       </w:r>
@@ -1868,6 +2065,7 @@
       </m:oMath>
       <w:r>
         <w:rPr>
+          <w:rFonts w:eastAsia="黑体"/>
           <w:b/>
           <w:bCs/>
         </w:rPr>
@@ -1875,24 +2073,34 @@
       </w:r>
       <w:r>
         <w:rPr>
+          <w:rFonts w:eastAsia="黑体"/>
           <w:b/>
           <w:bCs/>
         </w:rPr>
         <w:t xml:space="preserve">↑</w:t>
       </w:r>
       <w:r>
+        <w:rPr>
+          <w:rFonts w:eastAsia="黑体"/>
+        </w:rPr>
         <w:t xml:space="preserve"> </w:t>
       </w:r>
       <w:r>
+        <w:rPr>
+          <w:rFonts w:eastAsia="黑体"/>
+        </w:rPr>
         <w:t xml:space="preserve">→ </w:t>
       </w:r>
       <w:r>
         <w:rPr>
-          <w:rFonts w:hint="eastAsia"/>
+          <w:rFonts w:hint="eastAsia" w:eastAsia="黑体"/>
         </w:rPr>
         <w:t xml:space="preserve">输出功率增大，管耗散随</w:t>
       </w:r>
       <w:r>
+        <w:rPr>
+          <w:rFonts w:eastAsia="黑体"/>
+        </w:rPr>
         <w:t xml:space="preserve"> </w:t>
       </w:r>
       <m:oMath>
@@ -1918,11 +2126,14 @@
         </m:sSubSup>
       </m:oMath>
       <w:r>
+        <w:rPr>
+          <w:rFonts w:eastAsia="黑体"/>
+        </w:rPr>
         <w:t xml:space="preserve"> </w:t>
       </w:r>
       <w:r>
         <w:rPr>
-          <w:rFonts w:hint="eastAsia"/>
+          <w:rFonts w:hint="eastAsia" w:eastAsia="黑体"/>
         </w:rPr>
         <w:t xml:space="preserve">上升。</w:t>
       </w:r>
@@ -1951,6 +2162,7 @@
       </m:oMath>
       <w:r>
         <w:rPr>
+          <w:rFonts w:eastAsia="黑体"/>
           <w:b/>
           <w:bCs/>
         </w:rPr>
@@ -1958,20 +2170,27 @@
       </w:r>
       <w:r>
         <w:rPr>
+          <w:rFonts w:eastAsia="黑体"/>
           <w:b/>
           <w:bCs/>
         </w:rPr>
         <w:t xml:space="preserve">↓</w:t>
       </w:r>
       <w:r>
+        <w:rPr>
+          <w:rFonts w:eastAsia="黑体"/>
+        </w:rPr>
         <w:t xml:space="preserve"> </w:t>
       </w:r>
       <w:r>
+        <w:rPr>
+          <w:rFonts w:eastAsia="黑体"/>
+        </w:rPr>
         <w:t xml:space="preserve">→ </w:t>
       </w:r>
       <w:r>
         <w:rPr>
-          <w:rFonts w:hint="eastAsia"/>
+          <w:rFonts w:hint="eastAsia" w:eastAsia="黑体"/>
         </w:rPr>
         <w:t xml:space="preserve">输出电流增大，管子电流应力与发热增大。</w:t>
       </w:r>
@@ -1986,16 +2205,19 @@
       </w:pPr>
       <w:r>
         <w:rPr>
-          <w:rFonts w:hint="eastAsia"/>
+          <w:rFonts w:hint="eastAsia" w:eastAsia="黑体"/>
         </w:rPr>
         <w:t xml:space="preserve">两管参数不匹配</w:t>
       </w:r>
       <w:r>
+        <w:rPr>
+          <w:rFonts w:eastAsia="黑体"/>
+        </w:rPr>
         <w:t xml:space="preserve"> → </w:t>
       </w:r>
       <w:r>
         <w:rPr>
-          <w:rFonts w:hint="eastAsia"/>
+          <w:rFonts w:hint="eastAsia" w:eastAsia="黑体"/>
         </w:rPr>
         <w:t xml:space="preserve">正负半周不对称失真。</w:t>
       </w:r>
@@ -2010,7 +2232,7 @@
       </w:pPr>
       <w:r>
         <w:rPr>
-          <w:rFonts w:hint="eastAsia"/>
+          <w:rFonts w:hint="eastAsia" w:eastAsia="黑体"/>
         </w:rPr>
         <w:t xml:space="preserve">无偏置时交越失真在小信号低电平尤其明显。</w:t>
       </w:r>
@@ -2023,7 +2245,7 @@
       </w:pPr>
       <w:r>
         <w:rPr>
-          <w:rFonts w:hint="eastAsia"/>
+          <w:rFonts w:hint="eastAsia" w:eastAsia="黑体"/>
         </w:rPr>
         <w:t xml:space="preserve">典型参数示例</w:t>
       </w:r>
@@ -2038,11 +2260,14 @@
       </w:pPr>
       <w:r>
         <w:rPr>
-          <w:rFonts w:hint="eastAsia"/>
+          <w:rFonts w:hint="eastAsia" w:eastAsia="黑体"/>
         </w:rPr>
         <w:t xml:space="preserve">取</w:t>
       </w:r>
       <w:r>
+        <w:rPr>
+          <w:rFonts w:eastAsia="黑体"/>
+        </w:rPr>
         <w:t xml:space="preserve"> </w:t>
       </w:r>
       <m:oMath>
@@ -2082,6 +2307,9 @@
         </m:r>
       </m:oMath>
       <w:r>
+        <w:rPr>
+          <w:rFonts w:eastAsia="黑体"/>
+        </w:rPr>
         <w:t xml:space="preserve">、</w:t>
       </w:r>
       <m:oMath>
@@ -2118,7 +2346,7 @@
       </m:oMath>
       <w:r>
         <w:rPr>
-          <w:rFonts w:hint="eastAsia"/>
+          <w:rFonts w:hint="eastAsia" w:eastAsia="黑体"/>
         </w:rPr>
         <w:t xml:space="preserve">：</w:t>
       </w:r>
@@ -2195,6 +2423,9 @@
         </m:r>
       </m:oMath>
       <w:r>
+        <w:rPr>
+          <w:rFonts w:eastAsia="黑体"/>
+        </w:rPr>
         <w:t xml:space="preserve">。</w:t>
       </w:r>
     </w:p>
@@ -2208,11 +2439,14 @@
       </w:pPr>
       <w:r>
         <w:rPr>
-          <w:rFonts w:hint="eastAsia"/>
+          <w:rFonts w:hint="eastAsia" w:eastAsia="黑体"/>
         </w:rPr>
         <w:t xml:space="preserve">取</w:t>
       </w:r>
       <w:r>
+        <w:rPr>
+          <w:rFonts w:eastAsia="黑体"/>
+        </w:rPr>
         <w:t xml:space="preserve"> </w:t>
       </w:r>
       <m:oMath>
@@ -2252,6 +2486,9 @@
         </m:r>
       </m:oMath>
       <w:r>
+        <w:rPr>
+          <w:rFonts w:eastAsia="黑体"/>
+        </w:rPr>
         <w:t xml:space="preserve">、</w:t>
       </w:r>
       <m:oMath>
@@ -2288,11 +2525,14 @@
       </m:oMath>
       <w:r>
         <w:rPr>
-          <w:rFonts w:hint="eastAsia"/>
+          <w:rFonts w:hint="eastAsia" w:eastAsia="黑体"/>
         </w:rPr>
         <w:t xml:space="preserve">：单管最大耗散</w:t>
       </w:r>
       <w:r>
+        <w:rPr>
+          <w:rFonts w:eastAsia="黑体"/>
+        </w:rPr>
         <w:t xml:space="preserve"> </w:t>
       </w:r>
       <m:oMath>
@@ -2392,6 +2632,9 @@
         </m:r>
       </m:oMath>
       <w:r>
+        <w:rPr>
+          <w:rFonts w:eastAsia="黑体"/>
+        </w:rPr>
         <w:t xml:space="preserve">。</w:t>
       </w:r>
     </w:p>
@@ -2403,7 +2646,7 @@
       </w:pPr>
       <w:r>
         <w:rPr>
-          <w:rFonts w:hint="eastAsia"/>
+          <w:rFonts w:hint="eastAsia" w:eastAsia="黑体"/>
         </w:rPr>
         <w:t xml:space="preserve">常见器件型号</w:t>
       </w:r>
@@ -2418,7 +2661,7 @@
       </w:pPr>
       <w:r>
         <w:rPr>
-          <w:rFonts w:hint="eastAsia"/>
+          <w:rFonts w:hint="eastAsia" w:eastAsia="黑体"/>
         </w:rPr>
         <w:t xml:space="preserve">互补对管：TIP3055/TIP2955、BD139/BD140、2N3055/MJ2955。</w:t>
       </w:r>
@@ -2433,25 +2676,31 @@
       </w:pPr>
       <w:r>
         <w:rPr>
-          <w:rFonts w:hint="eastAsia"/>
+          <w:rFonts w:hint="eastAsia" w:eastAsia="黑体"/>
         </w:rPr>
         <w:t xml:space="preserve">音频功放</w:t>
       </w:r>
       <w:r>
+        <w:rPr>
+          <w:rFonts w:eastAsia="黑体"/>
+        </w:rPr>
         <w:t xml:space="preserve"> </w:t>
       </w:r>
       <w:r>
         <w:rPr>
-          <w:rFonts w:hint="eastAsia"/>
+          <w:rFonts w:hint="eastAsia" w:eastAsia="黑体"/>
         </w:rPr>
         <w:t xml:space="preserve">IC（内部常为</w:t>
       </w:r>
       <w:r>
+        <w:rPr>
+          <w:rFonts w:eastAsia="黑体"/>
+        </w:rPr>
         <w:t xml:space="preserve"> B/AB </w:t>
       </w:r>
       <w:r>
         <w:rPr>
-          <w:rFonts w:hint="eastAsia"/>
+          <w:rFonts w:hint="eastAsia" w:eastAsia="黑体"/>
         </w:rPr>
         <w:t xml:space="preserve">类）：LM3886、TDA2030、LM1875。</w:t>
       </w:r>
@@ -2465,15 +2714,21 @@
         </w:numPr>
       </w:pPr>
       <w:r>
+        <w:rPr>
+          <w:rFonts w:eastAsia="黑体"/>
+        </w:rPr>
         <w:t xml:space="preserve">MOSFET </w:t>
       </w:r>
       <w:r>
         <w:rPr>
-          <w:rFonts w:hint="eastAsia"/>
+          <w:rFonts w:hint="eastAsia" w:eastAsia="黑体"/>
         </w:rPr>
         <w:t xml:space="preserve">互补对：IRF540</w:t>
       </w:r>
       <w:r>
+        <w:rPr>
+          <w:rFonts w:eastAsia="黑体"/>
+        </w:rPr>
         <w:t xml:space="preserve"> + IRF9540。</w:t>
       </w:r>
     </w:p>
@@ -2485,7 +2740,7 @@
       </w:pPr>
       <w:r>
         <w:rPr>
-          <w:rFonts w:hint="eastAsia"/>
+          <w:rFonts w:hint="eastAsia" w:eastAsia="黑体"/>
         </w:rPr>
         <w:t xml:space="preserve">注意事项</w:t>
       </w:r>
@@ -2500,16 +2755,19 @@
       </w:pPr>
       <w:r>
         <w:rPr>
-          <w:rFonts w:hint="eastAsia"/>
+          <w:rFonts w:hint="eastAsia" w:eastAsia="黑体"/>
         </w:rPr>
         <w:t xml:space="preserve">交越失真是主要缺陷，小信号失真明显，常需轻度偏置改进为</w:t>
       </w:r>
       <w:r>
+        <w:rPr>
+          <w:rFonts w:eastAsia="黑体"/>
+        </w:rPr>
         <w:t xml:space="preserve"> AB </w:t>
       </w:r>
       <w:r>
         <w:rPr>
-          <w:rFonts w:hint="eastAsia"/>
+          <w:rFonts w:hint="eastAsia" w:eastAsia="黑体"/>
         </w:rPr>
         <w:t xml:space="preserve">类。</w:t>
       </w:r>
@@ -2524,16 +2782,19 @@
       </w:pPr>
       <w:r>
         <w:rPr>
-          <w:rFonts w:hint="eastAsia"/>
+          <w:rFonts w:hint="eastAsia" w:eastAsia="黑体"/>
         </w:rPr>
         <w:t xml:space="preserve">功率管须满足峰值电流与</w:t>
       </w:r>
       <w:r>
+        <w:rPr>
+          <w:rFonts w:eastAsia="黑体"/>
+        </w:rPr>
         <w:t xml:space="preserve"> SOA </w:t>
       </w:r>
       <w:r>
         <w:rPr>
-          <w:rFonts w:hint="eastAsia"/>
+          <w:rFonts w:hint="eastAsia" w:eastAsia="黑体"/>
         </w:rPr>
         <w:t xml:space="preserve">要求，注意散热。</w:t>
       </w:r>
@@ -2548,7 +2809,7 @@
       </w:pPr>
       <w:r>
         <w:rPr>
-          <w:rFonts w:hint="eastAsia"/>
+          <w:rFonts w:hint="eastAsia" w:eastAsia="黑体"/>
         </w:rPr>
         <w:t xml:space="preserve">电源纹波在输出为零时也可能出现，注意去耦。</w:t>
       </w:r>
@@ -2563,7 +2824,7 @@
       </w:pPr>
       <w:r>
         <w:rPr>
-          <w:rFonts w:hint="eastAsia"/>
+          <w:rFonts w:hint="eastAsia" w:eastAsia="黑体"/>
         </w:rPr>
         <w:t xml:space="preserve">适合对失真要求不高、重效率的场合。</w:t>
       </w:r>
@@ -2576,7 +2837,7 @@
       </w:pPr>
       <w:r>
         <w:rPr>
-          <w:rFonts w:hint="eastAsia"/>
+          <w:rFonts w:hint="eastAsia" w:eastAsia="黑体"/>
         </w:rPr>
         <w:t xml:space="preserve">参考资料</w:t>
       </w:r>
@@ -2590,20 +2851,26 @@
         </w:numPr>
       </w:pPr>
       <w:r>
+        <w:rPr>
+          <w:rFonts w:eastAsia="黑体"/>
+        </w:rPr>
         <w:t xml:space="preserve">Wikipedia: Power amplifier </w:t>
       </w:r>
       <w:r>
         <w:rPr>
-          <w:rFonts w:hint="eastAsia"/>
+          <w:rFonts w:hint="eastAsia" w:eastAsia="黑体"/>
         </w:rPr>
         <w:t xml:space="preserve">classes（Class</w:t>
       </w:r>
       <w:r>
+        <w:rPr>
+          <w:rFonts w:eastAsia="黑体"/>
+        </w:rPr>
         <w:t xml:space="preserve"> </w:t>
       </w:r>
       <w:r>
         <w:rPr>
-          <w:rFonts w:hint="eastAsia"/>
+          <w:rFonts w:hint="eastAsia" w:eastAsia="黑体"/>
         </w:rPr>
         <w:t xml:space="preserve">B）。</w:t>
       </w:r>
@@ -2618,7 +2885,7 @@
       </w:pPr>
       <w:r>
         <w:rPr>
-          <w:rFonts w:hint="eastAsia"/>
+          <w:rFonts w:hint="eastAsia" w:eastAsia="黑体"/>
         </w:rPr>
         <w:t xml:space="preserve">《模拟电子技术基础》（童诗白、华成英）。</w:t>
       </w:r>
@@ -2632,6 +2899,9 @@
         </w:numPr>
       </w:pPr>
       <w:r>
+        <w:rPr>
+          <w:rFonts w:eastAsia="黑体"/>
+        </w:rPr>
         <w:t xml:space="preserve">Douglas Self《Audio Power Amplifier Design Handbook》。</w:t>
       </w:r>
     </w:p>
@@ -2644,11 +2914,11 @@
       </w:pPr>
       <w:r>
         <w:rPr>
-          <w:rFonts w:ascii="Times New Roman" w:hAnsi="Times New Roman"/>
+          <w:rFonts w:ascii="Times New Roman" w:hAnsi="Times New Roman" w:eastAsia="黑体"/>
           <w:color w:val="555555"/>
           <w:sz w:val="21"/>
         </w:rPr>
-        <w:t>材料收集者：杜文杰</w:t>
+        <w:t>材料收集者：杜文杰，WX手机：19519196569，QQ:3478827729</w:t>
       </w:r>
     </w:p>
     <w:sectPr>
@@ -2668,7 +2938,7 @@
 </file>
 
 <file path=word/footer1.xml><?xml version="1.0" encoding="utf-8"?>
-<w:ftr xmlns:m="http://schemas.openxmlformats.org/officeDocument/2006/math" xmlns:mc="http://schemas.openxmlformats.org/markup-compatibility/2006" xmlns:mo="http://schemas.microsoft.com/office/mac/office/2008/main" xmlns:mv="urn:schemas-microsoft-com:mac:vml" xmlns:o="urn:schemas-microsoft-com:office:office" xmlns:r="http://schemas.openxmlformats.org/officeDocument/2006/relationships" xmlns:v="urn:schemas-microsoft-com:vml" xmlns:w10="urn:schemas-microsoft-com:office:word" xmlns:w14="http://schemas.microsoft.com/office/word/2010/wordml" xmlns:w="http://schemas.openxmlformats.org/wordprocessingml/2006/main" xmlns:wne="http://schemas.microsoft.com/office/word/2006/wordml" xmlns:wp14="http://schemas.microsoft.com/office/word/2010/wordprocessingDrawing" xmlns:wp="http://schemas.openxmlformats.org/drawingml/2006/wordprocessingDrawing" xmlns:wpc="http://schemas.microsoft.com/office/word/2010/wordprocessingCanvas" xmlns:wpg="http://schemas.microsoft.com/office/word/2010/wordprocessingGroup" xmlns:wpi="http://schemas.microsoft.com/office/word/2010/wordprocessingInk" xmlns:wps="http://schemas.microsoft.com/office/word/2010/wordprocessingShape" mc:Ignorable="w14 wp14">
+<w:ftr xmlns:mc="http://schemas.openxmlformats.org/markup-compatibility/2006" xmlns:w="http://schemas.openxmlformats.org/wordprocessingml/2006/main" xmlns:m="http://schemas.openxmlformats.org/officeDocument/2006/math" xmlns:mo="http://schemas.microsoft.com/office/mac/office/2008/main" xmlns:mv="urn:schemas-microsoft-com:mac:vml" xmlns:o="urn:schemas-microsoft-com:office:office" xmlns:r="http://schemas.openxmlformats.org/officeDocument/2006/relationships" xmlns:v="urn:schemas-microsoft-com:vml" xmlns:w10="urn:schemas-microsoft-com:office:word" xmlns:w14="http://schemas.microsoft.com/office/word/2010/wordml" xmlns:wne="http://schemas.microsoft.com/office/word/2006/wordml" xmlns:wp14="http://schemas.microsoft.com/office/word/2010/wordprocessingDrawing" xmlns:wp="http://schemas.openxmlformats.org/drawingml/2006/wordprocessingDrawing" xmlns:wpc="http://schemas.microsoft.com/office/word/2010/wordprocessingCanvas" xmlns:wpg="http://schemas.microsoft.com/office/word/2010/wordprocessingGroup" xmlns:wpi="http://schemas.microsoft.com/office/word/2010/wordprocessingInk" xmlns:wps="http://schemas.microsoft.com/office/word/2010/wordprocessingShape" mc:Ignorable="w14 wp14">
   <w:p>
     <w:pPr>
       <w:pStyle w:val="Footer"/>
@@ -2676,12 +2946,14 @@
     </w:pPr>
     <w:r>
       <w:rPr>
+        <w:rFonts w:eastAsia="黑体"/>
         <w:sz w:val="18"/>
       </w:rPr>
       <w:t xml:space="preserve">第 </w:t>
     </w:r>
     <w:r>
       <w:rPr>
+        <w:rFonts w:eastAsia="黑体"/>
         <w:sz w:val="18"/>
       </w:rPr>
       <w:fldChar w:fldCharType="begin"/>
@@ -2690,6 +2962,7 @@
     </w:r>
     <w:r>
       <w:rPr>
+        <w:rFonts w:eastAsia="黑体"/>
         <w:sz w:val="18"/>
       </w:rPr>
       <w:t xml:space="preserve"> 页</w:t>
@@ -2703,6 +2976,9 @@
   <w:footnote w:type="continuationSeparator" w:id="0">
     <w:p>
       <w:r>
+        <w:rPr>
+          <w:rFonts w:eastAsia="黑体"/>
+        </w:rPr>
         <w:continuationSeparator/>
       </w:r>
     </w:p>
@@ -2710,6 +2986,9 @@
   <w:footnote w:type="separator" w:id="-1">
     <w:p>
       <w:r>
+        <w:rPr>
+          <w:rFonts w:eastAsia="黑体"/>
+        </w:rPr>
         <w:separator/>
       </w:r>
     </w:p>
@@ -2718,7 +2997,7 @@
 </file>
 
 <file path=word/header1.xml><?xml version="1.0" encoding="utf-8"?>
-<w:hdr xmlns:m="http://schemas.openxmlformats.org/officeDocument/2006/math" xmlns:mc="http://schemas.openxmlformats.org/markup-compatibility/2006" xmlns:mo="http://schemas.microsoft.com/office/mac/office/2008/main" xmlns:mv="urn:schemas-microsoft-com:mac:vml" xmlns:o="urn:schemas-microsoft-com:office:office" xmlns:r="http://schemas.openxmlformats.org/officeDocument/2006/relationships" xmlns:v="urn:schemas-microsoft-com:vml" xmlns:w10="urn:schemas-microsoft-com:office:word" xmlns:w14="http://schemas.microsoft.com/office/word/2010/wordml" xmlns:w="http://schemas.openxmlformats.org/wordprocessingml/2006/main" xmlns:wne="http://schemas.microsoft.com/office/word/2006/wordml" xmlns:wp14="http://schemas.microsoft.com/office/word/2010/wordprocessingDrawing" xmlns:wp="http://schemas.openxmlformats.org/drawingml/2006/wordprocessingDrawing" xmlns:wpc="http://schemas.microsoft.com/office/word/2010/wordprocessingCanvas" xmlns:wpg="http://schemas.microsoft.com/office/word/2010/wordprocessingGroup" xmlns:wpi="http://schemas.microsoft.com/office/word/2010/wordprocessingInk" xmlns:wps="http://schemas.microsoft.com/office/word/2010/wordprocessingShape" mc:Ignorable="w14 wp14">
+<w:hdr xmlns:mc="http://schemas.openxmlformats.org/markup-compatibility/2006" xmlns:w="http://schemas.openxmlformats.org/wordprocessingml/2006/main" xmlns:m="http://schemas.openxmlformats.org/officeDocument/2006/math" xmlns:mo="http://schemas.microsoft.com/office/mac/office/2008/main" xmlns:mv="urn:schemas-microsoft-com:mac:vml" xmlns:o="urn:schemas-microsoft-com:office:office" xmlns:r="http://schemas.openxmlformats.org/officeDocument/2006/relationships" xmlns:v="urn:schemas-microsoft-com:vml" xmlns:w10="urn:schemas-microsoft-com:office:word" xmlns:w14="http://schemas.microsoft.com/office/word/2010/wordml" xmlns:wne="http://schemas.microsoft.com/office/word/2006/wordml" xmlns:wp14="http://schemas.microsoft.com/office/word/2010/wordprocessingDrawing" xmlns:wp="http://schemas.openxmlformats.org/drawingml/2006/wordprocessingDrawing" xmlns:wpc="http://schemas.microsoft.com/office/word/2010/wordprocessingCanvas" xmlns:wpg="http://schemas.microsoft.com/office/word/2010/wordprocessingGroup" xmlns:wpi="http://schemas.microsoft.com/office/word/2010/wordprocessingInk" xmlns:wps="http://schemas.microsoft.com/office/word/2010/wordprocessingShape" mc:Ignorable="w14 wp14">
   <w:p>
     <w:pPr>
       <w:pStyle w:val="Header"/>
@@ -2726,7 +3005,7 @@
     </w:pPr>
     <w:r>
       <w:rPr>
-        <w:rFonts w:ascii="Times New Roman" w:hAnsi="Times New Roman"/>
+        <w:rFonts w:ascii="Times New Roman" w:hAnsi="Times New Roman" w:eastAsia="黑体"/>
         <w:sz w:val="18"/>
         <w:rFonts w:eastAsia="黑体"/>
         <w:rFonts w:eastAsia="黑体"/>
@@ -2738,7 +3017,7 @@
 </file>
 
 <file path=word/numbering.xml><?xml version="1.0" encoding="utf-8"?>
-<w:numbering xmlns:m="http://schemas.openxmlformats.org/officeDocument/2006/math" xmlns:mc="http://schemas.openxmlformats.org/markup-compatibility/2006" xmlns:mo="http://schemas.microsoft.com/office/mac/office/2008/main" xmlns:mv="urn:schemas-microsoft-com:mac:vml" xmlns:o="urn:schemas-microsoft-com:office:office" xmlns:r="http://schemas.openxmlformats.org/officeDocument/2006/relationships" xmlns:v="urn:schemas-microsoft-com:vml" xmlns:w="http://schemas.openxmlformats.org/wordprocessingml/2006/main" xmlns:w10="urn:schemas-microsoft-com:office:word" xmlns:w14="http://schemas.microsoft.com/office/word/2010/wordml" xmlns:wne="http://schemas.microsoft.com/office/word/2006/wordml" xmlns:wp="http://schemas.openxmlformats.org/drawingml/2006/wordprocessingDrawing" xmlns:wp14="http://schemas.microsoft.com/office/word/2010/wordprocessingDrawing" xmlns:wpc="http://schemas.microsoft.com/office/word/2010/wordprocessingCanvas" xmlns:wpg="http://schemas.microsoft.com/office/word/2010/wordprocessingGroup" xmlns:wpi="http://schemas.microsoft.com/office/word/2010/wordprocessingInk" xmlns:wps="http://schemas.microsoft.com/office/word/2010/wordprocessingShape" mc:Ignorable="w14 wp14">
+<w:numbering xmlns:mc="http://schemas.openxmlformats.org/markup-compatibility/2006" xmlns:w="http://schemas.openxmlformats.org/wordprocessingml/2006/main" xmlns:m="http://schemas.openxmlformats.org/officeDocument/2006/math" xmlns:mo="http://schemas.microsoft.com/office/mac/office/2008/main" xmlns:mv="urn:schemas-microsoft-com:mac:vml" xmlns:o="urn:schemas-microsoft-com:office:office" xmlns:r="http://schemas.openxmlformats.org/officeDocument/2006/relationships" xmlns:v="urn:schemas-microsoft-com:vml" xmlns:w10="urn:schemas-microsoft-com:office:word" xmlns:w14="http://schemas.microsoft.com/office/word/2010/wordml" xmlns:wne="http://schemas.microsoft.com/office/word/2006/wordml" xmlns:wp="http://schemas.openxmlformats.org/drawingml/2006/wordprocessingDrawing" xmlns:wp14="http://schemas.microsoft.com/office/word/2010/wordprocessingDrawing" xmlns:wpc="http://schemas.microsoft.com/office/word/2010/wordprocessingCanvas" xmlns:wpg="http://schemas.microsoft.com/office/word/2010/wordprocessingGroup" xmlns:wpi="http://schemas.microsoft.com/office/word/2010/wordprocessingInk" xmlns:wps="http://schemas.microsoft.com/office/word/2010/wordprocessingShape" mc:Ignorable="w14 wp14">
   <w:abstractNum w:abstractNumId="0">
     <w:nsid w:val="FFFFFF7C"/>
     <w:multiLevelType w:val="singleLevel"/>
@@ -2825,7 +3104,7 @@
         <w:ind w:hanging="360" w:left="1440"/>
       </w:pPr>
       <w:rPr>
-        <w:rFonts w:ascii="Symbol" w:hAnsi="Symbol" w:hint="default"/>
+        <w:rFonts w:ascii="Symbol" w:hAnsi="Symbol" w:hint="default" w:eastAsia="黑体"/>
       </w:rPr>
     </w:lvl>
   </w:abstractNum>
@@ -2846,7 +3125,7 @@
         <w:ind w:hanging="360" w:left="1080"/>
       </w:pPr>
       <w:rPr>
-        <w:rFonts w:ascii="Symbol" w:hAnsi="Symbol" w:hint="default"/>
+        <w:rFonts w:ascii="Symbol" w:hAnsi="Symbol" w:hint="default" w:eastAsia="黑体"/>
       </w:rPr>
     </w:lvl>
   </w:abstractNum>
@@ -2867,7 +3146,7 @@
         <w:ind w:hanging="360" w:left="720"/>
       </w:pPr>
       <w:rPr>
-        <w:rFonts w:ascii="Symbol" w:hAnsi="Symbol" w:hint="default"/>
+        <w:rFonts w:ascii="Symbol" w:hAnsi="Symbol" w:hint="default" w:eastAsia="黑体"/>
       </w:rPr>
     </w:lvl>
   </w:abstractNum>
@@ -2906,7 +3185,7 @@
         <w:ind w:hanging="360" w:left="360"/>
       </w:pPr>
       <w:rPr>
-        <w:rFonts w:ascii="Symbol" w:hAnsi="Symbol" w:hint="default"/>
+        <w:rFonts w:ascii="Symbol" w:hAnsi="Symbol" w:hint="default" w:eastAsia="黑体"/>
       </w:rPr>
     </w:lvl>
   </w:abstractNum>
@@ -2997,7 +3276,7 @@
         <w:ind w:left="720" w:hanging="360"/>
       </w:pPr>
       <w:rPr>
-        <w:rFonts w:ascii="Symbol" w:hAnsi="Symbol" w:cs="Symbol" w:hint="default"/>
+        <w:rFonts w:ascii="Symbol" w:hAnsi="Symbol" w:cs="Symbol" w:hint="default" w:eastAsia="黑体"/>
       </w:rPr>
     </w:lvl>
     <w:lvl w:ilvl="1">
@@ -3008,7 +3287,7 @@
         <w:ind w:left="1440" w:hanging="360"/>
       </w:pPr>
       <w:rPr>
-        <w:rFonts w:ascii="Courier New" w:hAnsi="Courier New" w:cs="Courier New" w:hint="default"/>
+        <w:rFonts w:ascii="Courier New" w:hAnsi="Courier New" w:cs="Courier New" w:hint="default" w:eastAsia="黑体"/>
       </w:rPr>
     </w:lvl>
     <w:lvl w:ilvl="2">
@@ -3019,7 +3298,7 @@
         <w:ind w:left="2160" w:hanging="360"/>
       </w:pPr>
       <w:rPr>
-        <w:rFonts w:ascii="Wingdings" w:hAnsi="Wingdings" w:cs="Wingdings" w:hint="default"/>
+        <w:rFonts w:ascii="Wingdings" w:hAnsi="Wingdings" w:cs="Wingdings" w:hint="default" w:eastAsia="黑体"/>
       </w:rPr>
     </w:lvl>
     <w:lvl w:ilvl="3">
@@ -3030,7 +3309,7 @@
         <w:ind w:left="2880" w:hanging="360"/>
       </w:pPr>
       <w:rPr>
-        <w:rFonts w:ascii="Symbol" w:hAnsi="Symbol" w:cs="Symbol" w:hint="default"/>
+        <w:rFonts w:ascii="Symbol" w:hAnsi="Symbol" w:cs="Symbol" w:hint="default" w:eastAsia="黑体"/>
       </w:rPr>
     </w:lvl>
     <w:lvl w:ilvl="4">
@@ -3041,7 +3320,7 @@
         <w:ind w:left="3600" w:hanging="360"/>
       </w:pPr>
       <w:rPr>
-        <w:rFonts w:ascii="Courier New" w:hAnsi="Courier New" w:cs="Courier New" w:hint="default"/>
+        <w:rFonts w:ascii="Courier New" w:hAnsi="Courier New" w:cs="Courier New" w:hint="default" w:eastAsia="黑体"/>
       </w:rPr>
     </w:lvl>
     <w:lvl w:ilvl="5">
@@ -3052,7 +3331,7 @@
         <w:ind w:left="4320" w:hanging="360"/>
       </w:pPr>
       <w:rPr>
-        <w:rFonts w:ascii="Wingdings" w:hAnsi="Wingdings" w:cs="Wingdings" w:hint="default"/>
+        <w:rFonts w:ascii="Wingdings" w:hAnsi="Wingdings" w:cs="Wingdings" w:hint="default" w:eastAsia="黑体"/>
       </w:rPr>
     </w:lvl>
     <w:lvl w:ilvl="6">
@@ -3063,7 +3342,7 @@
         <w:ind w:left="5040" w:hanging="360"/>
       </w:pPr>
       <w:rPr>
-        <w:rFonts w:ascii="Symbol" w:hAnsi="Symbol" w:cs="Symbol" w:hint="default"/>
+        <w:rFonts w:ascii="Symbol" w:hAnsi="Symbol" w:cs="Symbol" w:hint="default" w:eastAsia="黑体"/>
       </w:rPr>
     </w:lvl>
     <w:lvl w:ilvl="7">
@@ -3074,7 +3353,7 @@
         <w:ind w:left="5760" w:hanging="360"/>
       </w:pPr>
       <w:rPr>
-        <w:rFonts w:ascii="Courier New" w:hAnsi="Courier New" w:cs="Courier New" w:hint="default"/>
+        <w:rFonts w:ascii="Courier New" w:hAnsi="Courier New" w:cs="Courier New" w:hint="default" w:eastAsia="黑体"/>
       </w:rPr>
     </w:lvl>
     <w:lvl w:ilvl="8">
@@ -3085,7 +3364,7 @@
         <w:ind w:left="6480" w:hanging="360"/>
       </w:pPr>
       <w:rPr>
-        <w:rFonts w:ascii="Wingdings" w:hAnsi="Wingdings" w:cs="Wingdings" w:hint="default"/>
+        <w:rFonts w:ascii="Wingdings" w:hAnsi="Wingdings" w:cs="Wingdings" w:hint="default" w:eastAsia="黑体"/>
       </w:rPr>
     </w:lvl>
   </w:abstractNum>
@@ -3141,11 +3420,11 @@
 </file>
 
 <file path=word/styles.xml><?xml version="1.0" encoding="utf-8"?>
-<w:styles xmlns:mc="http://schemas.openxmlformats.org/markup-compatibility/2006" xmlns:r="http://schemas.openxmlformats.org/officeDocument/2006/relationships" xmlns:w="http://schemas.openxmlformats.org/wordprocessingml/2006/main" xmlns:w14="http://schemas.microsoft.com/office/word/2010/wordml" mc:Ignorable="w14">
+<w:styles xmlns:mc="http://schemas.openxmlformats.org/markup-compatibility/2006" xmlns:w="http://schemas.openxmlformats.org/wordprocessingml/2006/main" xmlns:r="http://schemas.openxmlformats.org/officeDocument/2006/relationships" xmlns:w14="http://schemas.microsoft.com/office/word/2010/wordml" mc:Ignorable="w14">
   <w:docDefaults>
     <w:rPrDefault>
       <w:rPr>
-        <w:rFonts w:asciiTheme="minorHAnsi" w:cstheme="minorBidi" w:eastAsiaTheme="minorEastAsia" w:hAnsiTheme="minorHAnsi"/>
+        <w:rFonts w:asciiTheme="minorHAnsi" w:cstheme="minorBidi" w:hAnsiTheme="minorHAnsi" w:eastAsia="黑体"/>
         <w:sz w:val="22"/>
         <w:szCs w:val="22"/>
         <w:lang w:bidi="ar-SA" w:eastAsia="en-US" w:val="en-US"/>
@@ -3367,7 +3646,7 @@
       <w:outlineLvl w:val="0"/>
     </w:pPr>
     <w:rPr>
-      <w:rFonts w:ascii="Times New Roman" w:asciiTheme="majorHAnsi" w:cstheme="majorBidi" w:eastAsia="黑体" w:eastAsiaTheme="majorEastAsia" w:hAnsi="Times New Roman" w:hAnsiTheme="majorHAnsi"/>
+      <w:rFonts w:ascii="Times New Roman" w:asciiTheme="majorHAnsi" w:cstheme="majorBidi" w:eastAsia="黑体" w:hAnsi="Times New Roman" w:hAnsiTheme="majorHAnsi"/>
       <w:b/>
       <w:bCs/>
       <w:color w:val="1F3864"/>
@@ -3391,7 +3670,7 @@
       <w:outlineLvl w:val="1"/>
     </w:pPr>
     <w:rPr>
-      <w:rFonts w:ascii="Times New Roman" w:asciiTheme="majorHAnsi" w:cstheme="majorBidi" w:eastAsia="黑体" w:eastAsiaTheme="majorEastAsia" w:hAnsi="Times New Roman" w:hAnsiTheme="majorHAnsi"/>
+      <w:rFonts w:ascii="Times New Roman" w:asciiTheme="majorHAnsi" w:cstheme="majorBidi" w:eastAsia="黑体" w:hAnsi="Times New Roman" w:hAnsiTheme="majorHAnsi"/>
       <w:b/>
       <w:bCs/>
       <w:color w:val="2E4E7E"/>
@@ -3415,7 +3694,7 @@
       <w:outlineLvl w:val="2"/>
     </w:pPr>
     <w:rPr>
-      <w:rFonts w:ascii="Times New Roman" w:asciiTheme="majorHAnsi" w:cstheme="majorBidi" w:eastAsia="黑体" w:eastAsiaTheme="majorEastAsia" w:hAnsi="Times New Roman" w:hAnsiTheme="majorHAnsi"/>
+      <w:rFonts w:ascii="Times New Roman" w:asciiTheme="majorHAnsi" w:cstheme="majorBidi" w:eastAsia="黑体" w:hAnsi="Times New Roman" w:hAnsiTheme="majorHAnsi"/>
       <w:b/>
       <w:bCs/>
       <w:color w:val="2E4E7E"/>
@@ -3439,7 +3718,7 @@
       <w:outlineLvl w:val="3"/>
     </w:pPr>
     <w:rPr>
-      <w:rFonts w:ascii="Times New Roman" w:asciiTheme="majorHAnsi" w:cstheme="majorBidi" w:eastAsia="黑体" w:eastAsiaTheme="majorEastAsia" w:hAnsi="Times New Roman" w:hAnsiTheme="majorHAnsi"/>
+      <w:rFonts w:ascii="Times New Roman" w:asciiTheme="majorHAnsi" w:cstheme="majorBidi" w:eastAsia="黑体" w:hAnsi="Times New Roman" w:hAnsiTheme="majorHAnsi"/>
       <w:b/>
       <w:bCs/>
       <w:i/>
@@ -3465,7 +3744,7 @@
       <w:outlineLvl w:val="4"/>
     </w:pPr>
     <w:rPr>
-      <w:rFonts w:ascii="Times New Roman" w:asciiTheme="majorHAnsi" w:cstheme="majorBidi" w:eastAsia="黑体" w:eastAsiaTheme="majorEastAsia" w:hAnsi="Times New Roman" w:hAnsiTheme="majorHAnsi"/>
+      <w:rFonts w:ascii="Times New Roman" w:asciiTheme="majorHAnsi" w:cstheme="majorBidi" w:eastAsia="黑体" w:hAnsi="Times New Roman" w:hAnsiTheme="majorHAnsi"/>
       <w:b/>
       <w:color w:val="333333"/>
       <w:sz w:val="22"/>
@@ -3488,7 +3767,7 @@
       <w:outlineLvl w:val="5"/>
     </w:pPr>
     <w:rPr>
-      <w:rFonts w:asciiTheme="majorHAnsi" w:cstheme="majorBidi" w:eastAsiaTheme="majorEastAsia" w:hAnsiTheme="majorHAnsi"/>
+      <w:rFonts w:asciiTheme="majorHAnsi" w:cstheme="majorBidi" w:hAnsiTheme="majorHAnsi" w:eastAsia="黑体"/>
       <w:i/>
       <w:iCs/>
       <w:color w:themeColor="accent1" w:themeShade="7F" w:val="243F60"/>
@@ -3511,7 +3790,7 @@
       <w:outlineLvl w:val="6"/>
     </w:pPr>
     <w:rPr>
-      <w:rFonts w:asciiTheme="majorHAnsi" w:cstheme="majorBidi" w:eastAsiaTheme="majorEastAsia" w:hAnsiTheme="majorHAnsi"/>
+      <w:rFonts w:asciiTheme="majorHAnsi" w:cstheme="majorBidi" w:hAnsiTheme="majorHAnsi" w:eastAsia="黑体"/>
       <w:i/>
       <w:iCs/>
       <w:color w:themeColor="text1" w:themeTint="BF" w:val="404040"/>
@@ -3534,7 +3813,7 @@
       <w:outlineLvl w:val="7"/>
     </w:pPr>
     <w:rPr>
-      <w:rFonts w:asciiTheme="majorHAnsi" w:cstheme="majorBidi" w:eastAsiaTheme="majorEastAsia" w:hAnsiTheme="majorHAnsi"/>
+      <w:rFonts w:asciiTheme="majorHAnsi" w:cstheme="majorBidi" w:hAnsiTheme="majorHAnsi" w:eastAsia="黑体"/>
       <w:color w:themeColor="accent1" w:val="4F81BD"/>
       <w:sz w:val="20"/>
       <w:szCs w:val="20"/>
@@ -3557,7 +3836,7 @@
       <w:outlineLvl w:val="8"/>
     </w:pPr>
     <w:rPr>
-      <w:rFonts w:asciiTheme="majorHAnsi" w:cstheme="majorBidi" w:eastAsiaTheme="majorEastAsia" w:hAnsiTheme="majorHAnsi"/>
+      <w:rFonts w:asciiTheme="majorHAnsi" w:cstheme="majorBidi" w:hAnsiTheme="majorHAnsi" w:eastAsia="黑体"/>
       <w:i/>
       <w:iCs/>
       <w:color w:themeColor="text1" w:themeTint="BF" w:val="404040"/>
@@ -3608,7 +3887,7 @@
     <w:uiPriority w:val="9"/>
     <w:rsid w:val="00FC693F"/>
     <w:rPr>
-      <w:rFonts w:asciiTheme="majorHAnsi" w:cstheme="majorBidi" w:eastAsiaTheme="majorEastAsia" w:hAnsiTheme="majorHAnsi"/>
+      <w:rFonts w:asciiTheme="majorHAnsi" w:cstheme="majorBidi" w:hAnsiTheme="majorHAnsi" w:eastAsia="黑体"/>
       <w:b/>
       <w:bCs/>
       <w:color w:themeColor="accent1" w:themeShade="BF" w:val="365F91"/>
@@ -3623,7 +3902,7 @@
     <w:uiPriority w:val="9"/>
     <w:rsid w:val="00FC693F"/>
     <w:rPr>
-      <w:rFonts w:asciiTheme="majorHAnsi" w:cstheme="majorBidi" w:eastAsiaTheme="majorEastAsia" w:hAnsiTheme="majorHAnsi"/>
+      <w:rFonts w:asciiTheme="majorHAnsi" w:cstheme="majorBidi" w:hAnsiTheme="majorHAnsi" w:eastAsia="黑体"/>
       <w:b/>
       <w:bCs/>
       <w:color w:themeColor="accent1" w:val="4F81BD"/>
@@ -3638,7 +3917,7 @@
     <w:uiPriority w:val="9"/>
     <w:rsid w:val="00FC693F"/>
     <w:rPr>
-      <w:rFonts w:asciiTheme="majorHAnsi" w:cstheme="majorBidi" w:eastAsiaTheme="majorEastAsia" w:hAnsiTheme="majorHAnsi"/>
+      <w:rFonts w:asciiTheme="majorHAnsi" w:cstheme="majorBidi" w:hAnsiTheme="majorHAnsi" w:eastAsia="黑体"/>
       <w:b/>
       <w:bCs/>
       <w:color w:themeColor="accent1" w:val="4F81BD"/>
@@ -3661,7 +3940,7 @@
       <w:contextualSpacing/>
     </w:pPr>
     <w:rPr>
-      <w:rFonts w:ascii="Times New Roman" w:asciiTheme="majorHAnsi" w:cstheme="majorBidi" w:eastAsia="黑体" w:eastAsiaTheme="majorEastAsia" w:hAnsi="Times New Roman" w:hAnsiTheme="majorHAnsi"/>
+      <w:rFonts w:ascii="Times New Roman" w:asciiTheme="majorHAnsi" w:cstheme="majorBidi" w:eastAsia="黑体" w:hAnsi="Times New Roman" w:hAnsiTheme="majorHAnsi"/>
       <w:b/>
       <w:color w:val="1F3864"/>
       <w:spacing w:val="5"/>
@@ -3677,7 +3956,7 @@
     <w:uiPriority w:val="10"/>
     <w:rsid w:val="00FC693F"/>
     <w:rPr>
-      <w:rFonts w:asciiTheme="majorHAnsi" w:cstheme="majorBidi" w:eastAsiaTheme="majorEastAsia" w:hAnsiTheme="majorHAnsi"/>
+      <w:rFonts w:asciiTheme="majorHAnsi" w:cstheme="majorBidi" w:hAnsiTheme="majorHAnsi" w:eastAsia="黑体"/>
       <w:color w:themeColor="text2" w:themeShade="BF" w:val="17365D"/>
       <w:spacing w:val="5"/>
       <w:kern w:val="28"/>
@@ -3699,7 +3978,7 @@
       </w:numPr>
     </w:pPr>
     <w:rPr>
-      <w:rFonts w:asciiTheme="majorHAnsi" w:cstheme="majorBidi" w:eastAsiaTheme="majorEastAsia" w:hAnsiTheme="majorHAnsi"/>
+      <w:rFonts w:asciiTheme="majorHAnsi" w:cstheme="majorBidi" w:hAnsiTheme="majorHAnsi" w:eastAsia="黑体"/>
       <w:i/>
       <w:iCs/>
       <w:color w:themeColor="accent1" w:val="4F81BD"/>
@@ -3715,7 +3994,7 @@
     <w:uiPriority w:val="11"/>
     <w:rsid w:val="00FC693F"/>
     <w:rPr>
-      <w:rFonts w:asciiTheme="majorHAnsi" w:cstheme="majorBidi" w:eastAsiaTheme="majorEastAsia" w:hAnsiTheme="majorHAnsi"/>
+      <w:rFonts w:asciiTheme="majorHAnsi" w:cstheme="majorBidi" w:hAnsiTheme="majorHAnsi" w:eastAsia="黑体"/>
       <w:i/>
       <w:iCs/>
       <w:color w:themeColor="accent1" w:val="4F81BD"/>
@@ -3782,6 +4061,7 @@
       <w:spacing w:after="120"/>
     </w:pPr>
     <w:rPr>
+      <w:rFonts w:eastAsia="黑体"/>
       <w:sz w:val="16"/>
       <w:szCs w:val="16"/>
     </w:rPr>
@@ -3793,6 +4073,7 @@
     <w:uiPriority w:val="99"/>
     <w:rsid w:val="00AA1D8D"/>
     <w:rPr>
+      <w:rFonts w:eastAsia="黑体"/>
       <w:sz w:val="16"/>
       <w:szCs w:val="16"/>
     </w:rPr>
@@ -3962,7 +4243,7 @@
       </w:tabs>
     </w:pPr>
     <w:rPr>
-      <w:rFonts w:ascii="Courier" w:hAnsi="Courier"/>
+      <w:rFonts w:ascii="Courier" w:hAnsi="Courier" w:eastAsia="黑体"/>
       <w:sz w:val="20"/>
       <w:szCs w:val="20"/>
     </w:rPr>
@@ -3974,7 +4255,7 @@
     <w:uiPriority w:val="99"/>
     <w:rsid w:val="0029639D"/>
     <w:rPr>
-      <w:rFonts w:ascii="Courier" w:hAnsi="Courier"/>
+      <w:rFonts w:ascii="Courier" w:hAnsi="Courier" w:eastAsia="黑体"/>
       <w:sz w:val="20"/>
       <w:szCs w:val="20"/>
     </w:rPr>
@@ -4010,6 +4291,7 @@
     <w:uiPriority w:val="29"/>
     <w:rsid w:val="00FC693F"/>
     <w:rPr>
+      <w:rFonts w:eastAsia="黑体"/>
       <w:i/>
       <w:iCs/>
       <w:color w:themeColor="text1" w:val="000000"/>
@@ -4023,7 +4305,7 @@
     <w:semiHidden/>
     <w:rsid w:val="00FC693F"/>
     <w:rPr>
-      <w:rFonts w:asciiTheme="majorHAnsi" w:cstheme="majorBidi" w:eastAsiaTheme="majorEastAsia" w:hAnsiTheme="majorHAnsi"/>
+      <w:rFonts w:asciiTheme="majorHAnsi" w:cstheme="majorBidi" w:hAnsiTheme="majorHAnsi" w:eastAsia="黑体"/>
       <w:b/>
       <w:bCs/>
       <w:i/>
@@ -4039,7 +4321,7 @@
     <w:semiHidden/>
     <w:rsid w:val="00FC693F"/>
     <w:rPr>
-      <w:rFonts w:asciiTheme="majorHAnsi" w:cstheme="majorBidi" w:eastAsiaTheme="majorEastAsia" w:hAnsiTheme="majorHAnsi"/>
+      <w:rFonts w:asciiTheme="majorHAnsi" w:cstheme="majorBidi" w:hAnsiTheme="majorHAnsi" w:eastAsia="黑体"/>
       <w:color w:themeColor="accent1" w:themeShade="7F" w:val="243F60"/>
     </w:rPr>
   </w:style>
@@ -4051,7 +4333,7 @@
     <w:semiHidden/>
     <w:rsid w:val="00FC693F"/>
     <w:rPr>
-      <w:rFonts w:asciiTheme="majorHAnsi" w:cstheme="majorBidi" w:eastAsiaTheme="majorEastAsia" w:hAnsiTheme="majorHAnsi"/>
+      <w:rFonts w:asciiTheme="majorHAnsi" w:cstheme="majorBidi" w:hAnsiTheme="majorHAnsi" w:eastAsia="黑体"/>
       <w:i/>
       <w:iCs/>
       <w:color w:themeColor="accent1" w:themeShade="7F" w:val="243F60"/>
@@ -4065,7 +4347,7 @@
     <w:semiHidden/>
     <w:rsid w:val="00FC693F"/>
     <w:rPr>
-      <w:rFonts w:asciiTheme="majorHAnsi" w:cstheme="majorBidi" w:eastAsiaTheme="majorEastAsia" w:hAnsiTheme="majorHAnsi"/>
+      <w:rFonts w:asciiTheme="majorHAnsi" w:cstheme="majorBidi" w:hAnsiTheme="majorHAnsi" w:eastAsia="黑体"/>
       <w:i/>
       <w:iCs/>
       <w:color w:themeColor="text1" w:themeTint="BF" w:val="404040"/>
@@ -4079,7 +4361,7 @@
     <w:semiHidden/>
     <w:rsid w:val="00FC693F"/>
     <w:rPr>
-      <w:rFonts w:asciiTheme="majorHAnsi" w:cstheme="majorBidi" w:eastAsiaTheme="majorEastAsia" w:hAnsiTheme="majorHAnsi"/>
+      <w:rFonts w:asciiTheme="majorHAnsi" w:cstheme="majorBidi" w:hAnsiTheme="majorHAnsi" w:eastAsia="黑体"/>
       <w:color w:themeColor="accent1" w:val="4F81BD"/>
       <w:sz w:val="20"/>
       <w:szCs w:val="20"/>
@@ -4093,7 +4375,7 @@
     <w:semiHidden/>
     <w:rsid w:val="00FC693F"/>
     <w:rPr>
-      <w:rFonts w:asciiTheme="majorHAnsi" w:cstheme="majorBidi" w:eastAsiaTheme="majorEastAsia" w:hAnsiTheme="majorHAnsi"/>
+      <w:rFonts w:asciiTheme="majorHAnsi" w:cstheme="majorBidi" w:hAnsiTheme="majorHAnsi" w:eastAsia="黑体"/>
       <w:i/>
       <w:iCs/>
       <w:color w:themeColor="text1" w:themeTint="BF" w:val="404040"/>
@@ -4114,6 +4396,7 @@
       <w:spacing w:line="240" w:lineRule="auto"/>
     </w:pPr>
     <w:rPr>
+      <w:rFonts w:eastAsia="黑体"/>
       <w:b/>
       <w:bCs/>
       <w:color w:themeColor="accent1" w:val="4F81BD"/>
@@ -4128,6 +4411,7 @@
     <w:qFormat/>
     <w:rsid w:val="00FC693F"/>
     <w:rPr>
+      <w:rFonts w:eastAsia="黑体"/>
       <w:b/>
       <w:bCs/>
     </w:rPr>
@@ -4139,6 +4423,7 @@
     <w:qFormat/>
     <w:rsid w:val="00FC693F"/>
     <w:rPr>
+      <w:rFonts w:eastAsia="黑体"/>
       <w:i/>
       <w:iCs/>
     </w:rPr>
@@ -4159,6 +4444,7 @@
       <w:ind w:left="936" w:right="936"/>
     </w:pPr>
     <w:rPr>
+      <w:rFonts w:eastAsia="黑体"/>
       <w:b/>
       <w:bCs/>
       <w:i/>
@@ -4173,6 +4459,7 @@
     <w:uiPriority w:val="30"/>
     <w:rsid w:val="00FC693F"/>
     <w:rPr>
+      <w:rFonts w:eastAsia="黑体"/>
       <w:b/>
       <w:bCs/>
       <w:i/>
@@ -4187,6 +4474,7 @@
     <w:qFormat/>
     <w:rsid w:val="00FC693F"/>
     <w:rPr>
+      <w:rFonts w:eastAsia="黑体"/>
       <w:i/>
       <w:iCs/>
       <w:color w:themeColor="text1" w:themeTint="7F" w:val="808080"/>
@@ -4199,6 +4487,7 @@
     <w:qFormat/>
     <w:rsid w:val="00FC693F"/>
     <w:rPr>
+      <w:rFonts w:eastAsia="黑体"/>
       <w:b/>
       <w:bCs/>
       <w:i/>
@@ -4213,6 +4502,7 @@
     <w:qFormat/>
     <w:rsid w:val="00FC693F"/>
     <w:rPr>
+      <w:rFonts w:eastAsia="黑体"/>
       <w:smallCaps/>
       <w:color w:themeColor="accent2" w:val="C0504D"/>
       <w:u w:val="single"/>
@@ -4225,6 +4515,7 @@
     <w:qFormat/>
     <w:rsid w:val="00FC693F"/>
     <w:rPr>
+      <w:rFonts w:eastAsia="黑体"/>
       <w:b/>
       <w:bCs/>
       <w:smallCaps/>
@@ -4240,6 +4531,7 @@
     <w:qFormat/>
     <w:rsid w:val="00FC693F"/>
     <w:rPr>
+      <w:rFonts w:eastAsia="黑体"/>
       <w:b/>
       <w:bCs/>
       <w:smallCaps/>
@@ -4294,6 +4586,7 @@
       <w:spacing w:after="0" w:line="240" w:lineRule="auto"/>
     </w:pPr>
     <w:rPr>
+      <w:rFonts w:eastAsia="黑体"/>
       <w:color w:themeColor="text1" w:themeShade="BF" w:val="000000"/>
     </w:rPr>
     <w:tblPr>
@@ -4316,6 +4609,7 @@
         <w:spacing w:after="0" w:before="0" w:line="240" w:lineRule="auto"/>
       </w:pPr>
       <w:rPr>
+        <w:rFonts w:eastAsia="黑体"/>
         <w:b/>
         <w:bCs/>
       </w:rPr>
@@ -4336,6 +4630,7 @@
         <w:spacing w:after="0" w:before="0" w:line="240" w:lineRule="auto"/>
       </w:pPr>
       <w:rPr>
+        <w:rFonts w:eastAsia="黑体"/>
         <w:b/>
         <w:bCs/>
       </w:rPr>
@@ -4353,12 +4648,14 @@
     </w:tblStylePr>
     <w:tblStylePr w:type="firstCol">
       <w:rPr>
+        <w:rFonts w:eastAsia="黑体"/>
         <w:b/>
         <w:bCs/>
       </w:rPr>
     </w:tblStylePr>
     <w:tblStylePr w:type="lastCol">
       <w:rPr>
+        <w:rFonts w:eastAsia="黑体"/>
         <w:b/>
         <w:bCs/>
       </w:rPr>
@@ -4397,6 +4694,7 @@
       <w:spacing w:after="0" w:line="240" w:lineRule="auto"/>
     </w:pPr>
     <w:rPr>
+      <w:rFonts w:eastAsia="黑体"/>
       <w:color w:themeColor="accent1" w:themeShade="BF" w:val="365F91"/>
     </w:rPr>
     <w:tblPr>
@@ -4419,6 +4717,7 @@
         <w:spacing w:after="0" w:before="0" w:line="240" w:lineRule="auto"/>
       </w:pPr>
       <w:rPr>
+        <w:rFonts w:eastAsia="黑体"/>
         <w:b/>
         <w:bCs/>
       </w:rPr>
@@ -4439,6 +4738,7 @@
         <w:spacing w:after="0" w:before="0" w:line="240" w:lineRule="auto"/>
       </w:pPr>
       <w:rPr>
+        <w:rFonts w:eastAsia="黑体"/>
         <w:b/>
         <w:bCs/>
       </w:rPr>
@@ -4456,12 +4756,14 @@
     </w:tblStylePr>
     <w:tblStylePr w:type="firstCol">
       <w:rPr>
+        <w:rFonts w:eastAsia="黑体"/>
         <w:b/>
         <w:bCs/>
       </w:rPr>
     </w:tblStylePr>
     <w:tblStylePr w:type="lastCol">
       <w:rPr>
+        <w:rFonts w:eastAsia="黑体"/>
         <w:b/>
         <w:bCs/>
       </w:rPr>
@@ -4500,6 +4802,7 @@
       <w:spacing w:after="0" w:line="240" w:lineRule="auto"/>
     </w:pPr>
     <w:rPr>
+      <w:rFonts w:eastAsia="黑体"/>
       <w:color w:themeColor="accent2" w:themeShade="BF" w:val="943634"/>
     </w:rPr>
     <w:tblPr>
@@ -4522,6 +4825,7 @@
         <w:spacing w:after="0" w:before="0" w:line="240" w:lineRule="auto"/>
       </w:pPr>
       <w:rPr>
+        <w:rFonts w:eastAsia="黑体"/>
         <w:b/>
         <w:bCs/>
       </w:rPr>
@@ -4542,6 +4846,7 @@
         <w:spacing w:after="0" w:before="0" w:line="240" w:lineRule="auto"/>
       </w:pPr>
       <w:rPr>
+        <w:rFonts w:eastAsia="黑体"/>
         <w:b/>
         <w:bCs/>
       </w:rPr>
@@ -4559,12 +4864,14 @@
     </w:tblStylePr>
     <w:tblStylePr w:type="firstCol">
       <w:rPr>
+        <w:rFonts w:eastAsia="黑体"/>
         <w:b/>
         <w:bCs/>
       </w:rPr>
     </w:tblStylePr>
     <w:tblStylePr w:type="lastCol">
       <w:rPr>
+        <w:rFonts w:eastAsia="黑体"/>
         <w:b/>
         <w:bCs/>
       </w:rPr>
@@ -4603,6 +4910,7 @@
       <w:spacing w:after="0" w:line="240" w:lineRule="auto"/>
     </w:pPr>
     <w:rPr>
+      <w:rFonts w:eastAsia="黑体"/>
       <w:color w:themeColor="accent3" w:themeShade="BF" w:val="76923C"/>
     </w:rPr>
     <w:tblPr>
@@ -4625,6 +4933,7 @@
         <w:spacing w:after="0" w:before="0" w:line="240" w:lineRule="auto"/>
       </w:pPr>
       <w:rPr>
+        <w:rFonts w:eastAsia="黑体"/>
         <w:b/>
         <w:bCs/>
       </w:rPr>
@@ -4645,6 +4954,7 @@
         <w:spacing w:after="0" w:before="0" w:line="240" w:lineRule="auto"/>
       </w:pPr>
       <w:rPr>
+        <w:rFonts w:eastAsia="黑体"/>
         <w:b/>
         <w:bCs/>
       </w:rPr>
@@ -4662,12 +4972,14 @@
     </w:tblStylePr>
     <w:tblStylePr w:type="firstCol">
       <w:rPr>
+        <w:rFonts w:eastAsia="黑体"/>
         <w:b/>
         <w:bCs/>
       </w:rPr>
     </w:tblStylePr>
     <w:tblStylePr w:type="lastCol">
       <w:rPr>
+        <w:rFonts w:eastAsia="黑体"/>
         <w:b/>
         <w:bCs/>
       </w:rPr>
@@ -4706,6 +5018,7 @@
       <w:spacing w:after="0" w:line="240" w:lineRule="auto"/>
     </w:pPr>
     <w:rPr>
+      <w:rFonts w:eastAsia="黑体"/>
       <w:color w:themeColor="accent4" w:themeShade="BF" w:val="5F497A"/>
     </w:rPr>
     <w:tblPr>
@@ -4728,6 +5041,7 @@
         <w:spacing w:after="0" w:before="0" w:line="240" w:lineRule="auto"/>
       </w:pPr>
       <w:rPr>
+        <w:rFonts w:eastAsia="黑体"/>
         <w:b/>
         <w:bCs/>
       </w:rPr>
@@ -4748,6 +5062,7 @@
         <w:spacing w:after="0" w:before="0" w:line="240" w:lineRule="auto"/>
       </w:pPr>
       <w:rPr>
+        <w:rFonts w:eastAsia="黑体"/>
         <w:b/>
         <w:bCs/>
       </w:rPr>
@@ -4765,12 +5080,14 @@
     </w:tblStylePr>
     <w:tblStylePr w:type="firstCol">
       <w:rPr>
+        <w:rFonts w:eastAsia="黑体"/>
         <w:b/>
         <w:bCs/>
       </w:rPr>
     </w:tblStylePr>
     <w:tblStylePr w:type="lastCol">
       <w:rPr>
+        <w:rFonts w:eastAsia="黑体"/>
         <w:b/>
         <w:bCs/>
       </w:rPr>
@@ -4809,6 +5126,7 @@
       <w:spacing w:after="0" w:line="240" w:lineRule="auto"/>
     </w:pPr>
     <w:rPr>
+      <w:rFonts w:eastAsia="黑体"/>
       <w:color w:themeColor="accent5" w:themeShade="BF" w:val="31849B"/>
     </w:rPr>
     <w:tblPr>
@@ -4831,6 +5149,7 @@
         <w:spacing w:after="0" w:before="0" w:line="240" w:lineRule="auto"/>
       </w:pPr>
       <w:rPr>
+        <w:rFonts w:eastAsia="黑体"/>
         <w:b/>
         <w:bCs/>
       </w:rPr>
@@ -4851,6 +5170,7 @@
         <w:spacing w:after="0" w:before="0" w:line="240" w:lineRule="auto"/>
       </w:pPr>
       <w:rPr>
+        <w:rFonts w:eastAsia="黑体"/>
         <w:b/>
         <w:bCs/>
       </w:rPr>
@@ -4868,12 +5188,14 @@
     </w:tblStylePr>
     <w:tblStylePr w:type="firstCol">
       <w:rPr>
+        <w:rFonts w:eastAsia="黑体"/>
         <w:b/>
         <w:bCs/>
       </w:rPr>
     </w:tblStylePr>
     <w:tblStylePr w:type="lastCol">
       <w:rPr>
+        <w:rFonts w:eastAsia="黑体"/>
         <w:b/>
         <w:bCs/>
       </w:rPr>
@@ -4912,6 +5234,7 @@
       <w:spacing w:after="0" w:line="240" w:lineRule="auto"/>
     </w:pPr>
     <w:rPr>
+      <w:rFonts w:eastAsia="黑体"/>
       <w:color w:themeColor="accent6" w:themeShade="BF" w:val="E36C0A"/>
     </w:rPr>
     <w:tblPr>
@@ -4934,6 +5257,7 @@
         <w:spacing w:after="0" w:before="0" w:line="240" w:lineRule="auto"/>
       </w:pPr>
       <w:rPr>
+        <w:rFonts w:eastAsia="黑体"/>
         <w:b/>
         <w:bCs/>
       </w:rPr>
@@ -4954,6 +5278,7 @@
         <w:spacing w:after="0" w:before="0" w:line="240" w:lineRule="auto"/>
       </w:pPr>
       <w:rPr>
+        <w:rFonts w:eastAsia="黑体"/>
         <w:b/>
         <w:bCs/>
       </w:rPr>
@@ -4971,12 +5296,14 @@
     </w:tblStylePr>
     <w:tblStylePr w:type="firstCol">
       <w:rPr>
+        <w:rFonts w:eastAsia="黑体"/>
         <w:b/>
         <w:bCs/>
       </w:rPr>
     </w:tblStylePr>
     <w:tblStylePr w:type="lastCol">
       <w:rPr>
+        <w:rFonts w:eastAsia="黑体"/>
         <w:b/>
         <w:bCs/>
       </w:rPr>
@@ -5036,6 +5363,7 @@
         <w:spacing w:after="0" w:before="0" w:line="240" w:lineRule="auto"/>
       </w:pPr>
       <w:rPr>
+        <w:rFonts w:eastAsia="黑体"/>
         <w:b/>
         <w:bCs/>
         <w:color w:themeColor="background1" w:val="FFFFFF"/>
@@ -5050,6 +5378,7 @@
         <w:spacing w:after="0" w:before="0" w:line="240" w:lineRule="auto"/>
       </w:pPr>
       <w:rPr>
+        <w:rFonts w:eastAsia="黑体"/>
         <w:b/>
         <w:bCs/>
       </w:rPr>
@@ -5065,12 +5394,14 @@
     </w:tblStylePr>
     <w:tblStylePr w:type="firstCol">
       <w:rPr>
+        <w:rFonts w:eastAsia="黑体"/>
         <w:b/>
         <w:bCs/>
       </w:rPr>
     </w:tblStylePr>
     <w:tblStylePr w:type="lastCol">
       <w:rPr>
+        <w:rFonts w:eastAsia="黑体"/>
         <w:b/>
         <w:bCs/>
       </w:rPr>
@@ -5128,6 +5459,7 @@
         <w:spacing w:after="0" w:before="0" w:line="240" w:lineRule="auto"/>
       </w:pPr>
       <w:rPr>
+        <w:rFonts w:eastAsia="黑体"/>
         <w:b/>
         <w:bCs/>
         <w:color w:themeColor="background1" w:val="FFFFFF"/>
@@ -5142,6 +5474,7 @@
         <w:spacing w:after="0" w:before="0" w:line="240" w:lineRule="auto"/>
       </w:pPr>
       <w:rPr>
+        <w:rFonts w:eastAsia="黑体"/>
         <w:b/>
         <w:bCs/>
       </w:rPr>
@@ -5157,12 +5490,14 @@
     </w:tblStylePr>
     <w:tblStylePr w:type="firstCol">
       <w:rPr>
+        <w:rFonts w:eastAsia="黑体"/>
         <w:b/>
         <w:bCs/>
       </w:rPr>
     </w:tblStylePr>
     <w:tblStylePr w:type="lastCol">
       <w:rPr>
+        <w:rFonts w:eastAsia="黑体"/>
         <w:b/>
         <w:bCs/>
       </w:rPr>
@@ -5220,6 +5555,7 @@
         <w:spacing w:after="0" w:before="0" w:line="240" w:lineRule="auto"/>
       </w:pPr>
       <w:rPr>
+        <w:rFonts w:eastAsia="黑体"/>
         <w:b/>
         <w:bCs/>
         <w:color w:themeColor="background1" w:val="FFFFFF"/>
@@ -5234,6 +5570,7 @@
         <w:spacing w:after="0" w:before="0" w:line="240" w:lineRule="auto"/>
       </w:pPr>
       <w:rPr>
+        <w:rFonts w:eastAsia="黑体"/>
         <w:b/>
         <w:bCs/>
       </w:rPr>
@@ -5249,12 +5586,14 @@
     </w:tblStylePr>
     <w:tblStylePr w:type="firstCol">
       <w:rPr>
+        <w:rFonts w:eastAsia="黑体"/>
         <w:b/>
         <w:bCs/>
       </w:rPr>
     </w:tblStylePr>
     <w:tblStylePr w:type="lastCol">
       <w:rPr>
+        <w:rFonts w:eastAsia="黑体"/>
         <w:b/>
         <w:bCs/>
       </w:rPr>
@@ -5312,6 +5651,7 @@
         <w:spacing w:after="0" w:before="0" w:line="240" w:lineRule="auto"/>
       </w:pPr>
       <w:rPr>
+        <w:rFonts w:eastAsia="黑体"/>
         <w:b/>
         <w:bCs/>
         <w:color w:themeColor="background1" w:val="FFFFFF"/>
@@ -5326,6 +5666,7 @@
         <w:spacing w:after="0" w:before="0" w:line="240" w:lineRule="auto"/>
       </w:pPr>
       <w:rPr>
+        <w:rFonts w:eastAsia="黑体"/>
         <w:b/>
         <w:bCs/>
       </w:rPr>
@@ -5341,12 +5682,14 @@
     </w:tblStylePr>
     <w:tblStylePr w:type="firstCol">
       <w:rPr>
+        <w:rFonts w:eastAsia="黑体"/>
         <w:b/>
         <w:bCs/>
       </w:rPr>
     </w:tblStylePr>
     <w:tblStylePr w:type="lastCol">
       <w:rPr>
+        <w:rFonts w:eastAsia="黑体"/>
         <w:b/>
         <w:bCs/>
       </w:rPr>
@@ -5404,6 +5747,7 @@
         <w:spacing w:after="0" w:before="0" w:line="240" w:lineRule="auto"/>
       </w:pPr>
       <w:rPr>
+        <w:rFonts w:eastAsia="黑体"/>
         <w:b/>
         <w:bCs/>
         <w:color w:themeColor="background1" w:val="FFFFFF"/>
@@ -5418,6 +5762,7 @@
         <w:spacing w:after="0" w:before="0" w:line="240" w:lineRule="auto"/>
       </w:pPr>
       <w:rPr>
+        <w:rFonts w:eastAsia="黑体"/>
         <w:b/>
         <w:bCs/>
       </w:rPr>
@@ -5433,12 +5778,14 @@
     </w:tblStylePr>
     <w:tblStylePr w:type="firstCol">
       <w:rPr>
+        <w:rFonts w:eastAsia="黑体"/>
         <w:b/>
         <w:bCs/>
       </w:rPr>
     </w:tblStylePr>
     <w:tblStylePr w:type="lastCol">
       <w:rPr>
+        <w:rFonts w:eastAsia="黑体"/>
         <w:b/>
         <w:bCs/>
       </w:rPr>
@@ -5496,6 +5843,7 @@
         <w:spacing w:after="0" w:before="0" w:line="240" w:lineRule="auto"/>
       </w:pPr>
       <w:rPr>
+        <w:rFonts w:eastAsia="黑体"/>
         <w:b/>
         <w:bCs/>
         <w:color w:themeColor="background1" w:val="FFFFFF"/>
@@ -5510,6 +5858,7 @@
         <w:spacing w:after="0" w:before="0" w:line="240" w:lineRule="auto"/>
       </w:pPr>
       <w:rPr>
+        <w:rFonts w:eastAsia="黑体"/>
         <w:b/>
         <w:bCs/>
       </w:rPr>
@@ -5525,12 +5874,14 @@
     </w:tblStylePr>
     <w:tblStylePr w:type="firstCol">
       <w:rPr>
+        <w:rFonts w:eastAsia="黑体"/>
         <w:b/>
         <w:bCs/>
       </w:rPr>
     </w:tblStylePr>
     <w:tblStylePr w:type="lastCol">
       <w:rPr>
+        <w:rFonts w:eastAsia="黑体"/>
         <w:b/>
         <w:bCs/>
       </w:rPr>
@@ -5588,6 +5939,7 @@
         <w:spacing w:after="0" w:before="0" w:line="240" w:lineRule="auto"/>
       </w:pPr>
       <w:rPr>
+        <w:rFonts w:eastAsia="黑体"/>
         <w:b/>
         <w:bCs/>
         <w:color w:themeColor="background1" w:val="FFFFFF"/>
@@ -5602,6 +5954,7 @@
         <w:spacing w:after="0" w:before="0" w:line="240" w:lineRule="auto"/>
       </w:pPr>
       <w:rPr>
+        <w:rFonts w:eastAsia="黑体"/>
         <w:b/>
         <w:bCs/>
       </w:rPr>
@@ -5617,12 +5970,14 @@
     </w:tblStylePr>
     <w:tblStylePr w:type="firstCol">
       <w:rPr>
+        <w:rFonts w:eastAsia="黑体"/>
         <w:b/>
         <w:bCs/>
       </w:rPr>
     </w:tblStylePr>
     <w:tblStylePr w:type="lastCol">
       <w:rPr>
+        <w:rFonts w:eastAsia="黑体"/>
         <w:b/>
         <w:bCs/>
       </w:rPr>
@@ -5682,7 +6037,7 @@
         <w:spacing w:after="0" w:before="0" w:line="240" w:lineRule="auto"/>
       </w:pPr>
       <w:rPr>
-        <w:rFonts w:asciiTheme="majorHAnsi" w:cstheme="majorBidi" w:eastAsiaTheme="majorEastAsia" w:hAnsiTheme="majorHAnsi"/>
+        <w:rFonts w:asciiTheme="majorHAnsi" w:cstheme="majorBidi" w:hAnsiTheme="majorHAnsi" w:eastAsia="黑体"/>
         <w:b/>
         <w:bCs/>
       </w:rPr>
@@ -5703,7 +6058,7 @@
         <w:spacing w:after="0" w:before="0" w:line="240" w:lineRule="auto"/>
       </w:pPr>
       <w:rPr>
-        <w:rFonts w:asciiTheme="majorHAnsi" w:cstheme="majorBidi" w:eastAsiaTheme="majorEastAsia" w:hAnsiTheme="majorHAnsi"/>
+        <w:rFonts w:asciiTheme="majorHAnsi" w:cstheme="majorBidi" w:hAnsiTheme="majorHAnsi" w:eastAsia="黑体"/>
         <w:b/>
         <w:bCs/>
       </w:rPr>
@@ -5721,14 +6076,14 @@
     </w:tblStylePr>
     <w:tblStylePr w:type="firstCol">
       <w:rPr>
-        <w:rFonts w:asciiTheme="majorHAnsi" w:cstheme="majorBidi" w:eastAsiaTheme="majorEastAsia" w:hAnsiTheme="majorHAnsi"/>
+        <w:rFonts w:asciiTheme="majorHAnsi" w:cstheme="majorBidi" w:hAnsiTheme="majorHAnsi" w:eastAsia="黑体"/>
         <w:b/>
         <w:bCs/>
       </w:rPr>
     </w:tblStylePr>
     <w:tblStylePr w:type="lastCol">
       <w:rPr>
-        <w:rFonts w:asciiTheme="majorHAnsi" w:cstheme="majorBidi" w:eastAsiaTheme="majorEastAsia" w:hAnsiTheme="majorHAnsi"/>
+        <w:rFonts w:asciiTheme="majorHAnsi" w:cstheme="majorBidi" w:hAnsiTheme="majorHAnsi" w:eastAsia="黑体"/>
         <w:b/>
         <w:bCs/>
       </w:rPr>
@@ -5812,7 +6167,7 @@
         <w:spacing w:after="0" w:before="0" w:line="240" w:lineRule="auto"/>
       </w:pPr>
       <w:rPr>
-        <w:rFonts w:asciiTheme="majorHAnsi" w:cstheme="majorBidi" w:eastAsiaTheme="majorEastAsia" w:hAnsiTheme="majorHAnsi"/>
+        <w:rFonts w:asciiTheme="majorHAnsi" w:cstheme="majorBidi" w:hAnsiTheme="majorHAnsi" w:eastAsia="黑体"/>
         <w:b/>
         <w:bCs/>
       </w:rPr>
@@ -5833,7 +6188,7 @@
         <w:spacing w:after="0" w:before="0" w:line="240" w:lineRule="auto"/>
       </w:pPr>
       <w:rPr>
-        <w:rFonts w:asciiTheme="majorHAnsi" w:cstheme="majorBidi" w:eastAsiaTheme="majorEastAsia" w:hAnsiTheme="majorHAnsi"/>
+        <w:rFonts w:asciiTheme="majorHAnsi" w:cstheme="majorBidi" w:hAnsiTheme="majorHAnsi" w:eastAsia="黑体"/>
         <w:b/>
         <w:bCs/>
       </w:rPr>
@@ -5851,14 +6206,14 @@
     </w:tblStylePr>
     <w:tblStylePr w:type="firstCol">
       <w:rPr>
-        <w:rFonts w:asciiTheme="majorHAnsi" w:cstheme="majorBidi" w:eastAsiaTheme="majorEastAsia" w:hAnsiTheme="majorHAnsi"/>
+        <w:rFonts w:asciiTheme="majorHAnsi" w:cstheme="majorBidi" w:hAnsiTheme="majorHAnsi" w:eastAsia="黑体"/>
         <w:b/>
         <w:bCs/>
       </w:rPr>
     </w:tblStylePr>
     <w:tblStylePr w:type="lastCol">
       <w:rPr>
-        <w:rFonts w:asciiTheme="majorHAnsi" w:cstheme="majorBidi" w:eastAsiaTheme="majorEastAsia" w:hAnsiTheme="majorHAnsi"/>
+        <w:rFonts w:asciiTheme="majorHAnsi" w:cstheme="majorBidi" w:hAnsiTheme="majorHAnsi" w:eastAsia="黑体"/>
         <w:b/>
         <w:bCs/>
       </w:rPr>
@@ -5942,7 +6297,7 @@
         <w:spacing w:after="0" w:before="0" w:line="240" w:lineRule="auto"/>
       </w:pPr>
       <w:rPr>
-        <w:rFonts w:asciiTheme="majorHAnsi" w:cstheme="majorBidi" w:eastAsiaTheme="majorEastAsia" w:hAnsiTheme="majorHAnsi"/>
+        <w:rFonts w:asciiTheme="majorHAnsi" w:cstheme="majorBidi" w:hAnsiTheme="majorHAnsi" w:eastAsia="黑体"/>
         <w:b/>
         <w:bCs/>
       </w:rPr>
@@ -5963,7 +6318,7 @@
         <w:spacing w:after="0" w:before="0" w:line="240" w:lineRule="auto"/>
       </w:pPr>
       <w:rPr>
-        <w:rFonts w:asciiTheme="majorHAnsi" w:cstheme="majorBidi" w:eastAsiaTheme="majorEastAsia" w:hAnsiTheme="majorHAnsi"/>
+        <w:rFonts w:asciiTheme="majorHAnsi" w:cstheme="majorBidi" w:hAnsiTheme="majorHAnsi" w:eastAsia="黑体"/>
         <w:b/>
         <w:bCs/>
       </w:rPr>
@@ -5981,14 +6336,14 @@
     </w:tblStylePr>
     <w:tblStylePr w:type="firstCol">
       <w:rPr>
-        <w:rFonts w:asciiTheme="majorHAnsi" w:cstheme="majorBidi" w:eastAsiaTheme="majorEastAsia" w:hAnsiTheme="majorHAnsi"/>
+        <w:rFonts w:asciiTheme="majorHAnsi" w:cstheme="majorBidi" w:hAnsiTheme="majorHAnsi" w:eastAsia="黑体"/>
         <w:b/>
         <w:bCs/>
       </w:rPr>
     </w:tblStylePr>
     <w:tblStylePr w:type="lastCol">
       <w:rPr>
-        <w:rFonts w:asciiTheme="majorHAnsi" w:cstheme="majorBidi" w:eastAsiaTheme="majorEastAsia" w:hAnsiTheme="majorHAnsi"/>
+        <w:rFonts w:asciiTheme="majorHAnsi" w:cstheme="majorBidi" w:hAnsiTheme="majorHAnsi" w:eastAsia="黑体"/>
         <w:b/>
         <w:bCs/>
       </w:rPr>
@@ -6072,7 +6427,7 @@
         <w:spacing w:after="0" w:before="0" w:line="240" w:lineRule="auto"/>
       </w:pPr>
       <w:rPr>
-        <w:rFonts w:asciiTheme="majorHAnsi" w:cstheme="majorBidi" w:eastAsiaTheme="majorEastAsia" w:hAnsiTheme="majorHAnsi"/>
+        <w:rFonts w:asciiTheme="majorHAnsi" w:cstheme="majorBidi" w:hAnsiTheme="majorHAnsi" w:eastAsia="黑体"/>
         <w:b/>
         <w:bCs/>
       </w:rPr>
@@ -6093,7 +6448,7 @@
         <w:spacing w:after="0" w:before="0" w:line="240" w:lineRule="auto"/>
       </w:pPr>
       <w:rPr>
-        <w:rFonts w:asciiTheme="majorHAnsi" w:cstheme="majorBidi" w:eastAsiaTheme="majorEastAsia" w:hAnsiTheme="majorHAnsi"/>
+        <w:rFonts w:asciiTheme="majorHAnsi" w:cstheme="majorBidi" w:hAnsiTheme="majorHAnsi" w:eastAsia="黑体"/>
         <w:b/>
         <w:bCs/>
       </w:rPr>
@@ -6111,14 +6466,14 @@
     </w:tblStylePr>
     <w:tblStylePr w:type="firstCol">
       <w:rPr>
-        <w:rFonts w:asciiTheme="majorHAnsi" w:cstheme="majorBidi" w:eastAsiaTheme="majorEastAsia" w:hAnsiTheme="majorHAnsi"/>
+        <w:rFonts w:asciiTheme="majorHAnsi" w:cstheme="majorBidi" w:hAnsiTheme="majorHAnsi" w:eastAsia="黑体"/>
         <w:b/>
         <w:bCs/>
       </w:rPr>
     </w:tblStylePr>
     <w:tblStylePr w:type="lastCol">
       <w:rPr>
-        <w:rFonts w:asciiTheme="majorHAnsi" w:cstheme="majorBidi" w:eastAsiaTheme="majorEastAsia" w:hAnsiTheme="majorHAnsi"/>
+        <w:rFonts w:asciiTheme="majorHAnsi" w:cstheme="majorBidi" w:hAnsiTheme="majorHAnsi" w:eastAsia="黑体"/>
         <w:b/>
         <w:bCs/>
       </w:rPr>
@@ -6202,7 +6557,7 @@
         <w:spacing w:after="0" w:before="0" w:line="240" w:lineRule="auto"/>
       </w:pPr>
       <w:rPr>
-        <w:rFonts w:asciiTheme="majorHAnsi" w:cstheme="majorBidi" w:eastAsiaTheme="majorEastAsia" w:hAnsiTheme="majorHAnsi"/>
+        <w:rFonts w:asciiTheme="majorHAnsi" w:cstheme="majorBidi" w:hAnsiTheme="majorHAnsi" w:eastAsia="黑体"/>
         <w:b/>
         <w:bCs/>
       </w:rPr>
@@ -6223,7 +6578,7 @@
         <w:spacing w:after="0" w:before="0" w:line="240" w:lineRule="auto"/>
       </w:pPr>
       <w:rPr>
-        <w:rFonts w:asciiTheme="majorHAnsi" w:cstheme="majorBidi" w:eastAsiaTheme="majorEastAsia" w:hAnsiTheme="majorHAnsi"/>
+        <w:rFonts w:asciiTheme="majorHAnsi" w:cstheme="majorBidi" w:hAnsiTheme="majorHAnsi" w:eastAsia="黑体"/>
         <w:b/>
         <w:bCs/>
       </w:rPr>
@@ -6241,14 +6596,14 @@
     </w:tblStylePr>
     <w:tblStylePr w:type="firstCol">
       <w:rPr>
-        <w:rFonts w:asciiTheme="majorHAnsi" w:cstheme="majorBidi" w:eastAsiaTheme="majorEastAsia" w:hAnsiTheme="majorHAnsi"/>
+        <w:rFonts w:asciiTheme="majorHAnsi" w:cstheme="majorBidi" w:hAnsiTheme="majorHAnsi" w:eastAsia="黑体"/>
         <w:b/>
         <w:bCs/>
       </w:rPr>
     </w:tblStylePr>
     <w:tblStylePr w:type="lastCol">
       <w:rPr>
-        <w:rFonts w:asciiTheme="majorHAnsi" w:cstheme="majorBidi" w:eastAsiaTheme="majorEastAsia" w:hAnsiTheme="majorHAnsi"/>
+        <w:rFonts w:asciiTheme="majorHAnsi" w:cstheme="majorBidi" w:hAnsiTheme="majorHAnsi" w:eastAsia="黑体"/>
         <w:b/>
         <w:bCs/>
       </w:rPr>
@@ -6332,7 +6687,7 @@
         <w:spacing w:after="0" w:before="0" w:line="240" w:lineRule="auto"/>
       </w:pPr>
       <w:rPr>
-        <w:rFonts w:asciiTheme="majorHAnsi" w:cstheme="majorBidi" w:eastAsiaTheme="majorEastAsia" w:hAnsiTheme="majorHAnsi"/>
+        <w:rFonts w:asciiTheme="majorHAnsi" w:cstheme="majorBidi" w:hAnsiTheme="majorHAnsi" w:eastAsia="黑体"/>
         <w:b/>
         <w:bCs/>
       </w:rPr>
@@ -6353,7 +6708,7 @@
         <w:spacing w:after="0" w:before="0" w:line="240" w:lineRule="auto"/>
       </w:pPr>
       <w:rPr>
-        <w:rFonts w:asciiTheme="majorHAnsi" w:cstheme="majorBidi" w:eastAsiaTheme="majorEastAsia" w:hAnsiTheme="majorHAnsi"/>
+        <w:rFonts w:asciiTheme="majorHAnsi" w:cstheme="majorBidi" w:hAnsiTheme="majorHAnsi" w:eastAsia="黑体"/>
         <w:b/>
         <w:bCs/>
       </w:rPr>
@@ -6371,14 +6726,14 @@
     </w:tblStylePr>
     <w:tblStylePr w:type="firstCol">
       <w:rPr>
-        <w:rFonts w:asciiTheme="majorHAnsi" w:cstheme="majorBidi" w:eastAsiaTheme="majorEastAsia" w:hAnsiTheme="majorHAnsi"/>
+        <w:rFonts w:asciiTheme="majorHAnsi" w:cstheme="majorBidi" w:hAnsiTheme="majorHAnsi" w:eastAsia="黑体"/>
         <w:b/>
         <w:bCs/>
       </w:rPr>
     </w:tblStylePr>
     <w:tblStylePr w:type="lastCol">
       <w:rPr>
-        <w:rFonts w:asciiTheme="majorHAnsi" w:cstheme="majorBidi" w:eastAsiaTheme="majorEastAsia" w:hAnsiTheme="majorHAnsi"/>
+        <w:rFonts w:asciiTheme="majorHAnsi" w:cstheme="majorBidi" w:hAnsiTheme="majorHAnsi" w:eastAsia="黑体"/>
         <w:b/>
         <w:bCs/>
       </w:rPr>
@@ -6462,7 +6817,7 @@
         <w:spacing w:after="0" w:before="0" w:line="240" w:lineRule="auto"/>
       </w:pPr>
       <w:rPr>
-        <w:rFonts w:asciiTheme="majorHAnsi" w:cstheme="majorBidi" w:eastAsiaTheme="majorEastAsia" w:hAnsiTheme="majorHAnsi"/>
+        <w:rFonts w:asciiTheme="majorHAnsi" w:cstheme="majorBidi" w:hAnsiTheme="majorHAnsi" w:eastAsia="黑体"/>
         <w:b/>
         <w:bCs/>
       </w:rPr>
@@ -6483,7 +6838,7 @@
         <w:spacing w:after="0" w:before="0" w:line="240" w:lineRule="auto"/>
       </w:pPr>
       <w:rPr>
-        <w:rFonts w:asciiTheme="majorHAnsi" w:cstheme="majorBidi" w:eastAsiaTheme="majorEastAsia" w:hAnsiTheme="majorHAnsi"/>
+        <w:rFonts w:asciiTheme="majorHAnsi" w:cstheme="majorBidi" w:hAnsiTheme="majorHAnsi" w:eastAsia="黑体"/>
         <w:b/>
         <w:bCs/>
       </w:rPr>
@@ -6501,14 +6856,14 @@
     </w:tblStylePr>
     <w:tblStylePr w:type="firstCol">
       <w:rPr>
-        <w:rFonts w:asciiTheme="majorHAnsi" w:cstheme="majorBidi" w:eastAsiaTheme="majorEastAsia" w:hAnsiTheme="majorHAnsi"/>
+        <w:rFonts w:asciiTheme="majorHAnsi" w:cstheme="majorBidi" w:hAnsiTheme="majorHAnsi" w:eastAsia="黑体"/>
         <w:b/>
         <w:bCs/>
       </w:rPr>
     </w:tblStylePr>
     <w:tblStylePr w:type="lastCol">
       <w:rPr>
-        <w:rFonts w:asciiTheme="majorHAnsi" w:cstheme="majorBidi" w:eastAsiaTheme="majorEastAsia" w:hAnsiTheme="majorHAnsi"/>
+        <w:rFonts w:asciiTheme="majorHAnsi" w:cstheme="majorBidi" w:hAnsiTheme="majorHAnsi" w:eastAsia="黑体"/>
         <w:b/>
         <w:bCs/>
       </w:rPr>
@@ -6591,6 +6946,7 @@
         <w:spacing w:after="0" w:before="0" w:line="240" w:lineRule="auto"/>
       </w:pPr>
       <w:rPr>
+        <w:rFonts w:eastAsia="黑体"/>
         <w:b/>
         <w:bCs/>
         <w:color w:themeColor="background1" w:val="FFFFFF"/>
@@ -6613,6 +6969,7 @@
         <w:spacing w:after="0" w:before="0" w:line="240" w:lineRule="auto"/>
       </w:pPr>
       <w:rPr>
+        <w:rFonts w:eastAsia="黑体"/>
         <w:b/>
         <w:bCs/>
       </w:rPr>
@@ -6630,12 +6987,14 @@
     </w:tblStylePr>
     <w:tblStylePr w:type="firstCol">
       <w:rPr>
+        <w:rFonts w:eastAsia="黑体"/>
         <w:b/>
         <w:bCs/>
       </w:rPr>
     </w:tblStylePr>
     <w:tblStylePr w:type="lastCol">
       <w:rPr>
+        <w:rFonts w:eastAsia="黑体"/>
         <w:b/>
         <w:bCs/>
       </w:rPr>
@@ -6697,6 +7056,7 @@
         <w:spacing w:after="0" w:before="0" w:line="240" w:lineRule="auto"/>
       </w:pPr>
       <w:rPr>
+        <w:rFonts w:eastAsia="黑体"/>
         <w:b/>
         <w:bCs/>
         <w:color w:themeColor="background1" w:val="FFFFFF"/>
@@ -6719,6 +7079,7 @@
         <w:spacing w:after="0" w:before="0" w:line="240" w:lineRule="auto"/>
       </w:pPr>
       <w:rPr>
+        <w:rFonts w:eastAsia="黑体"/>
         <w:b/>
         <w:bCs/>
       </w:rPr>
@@ -6736,12 +7097,14 @@
     </w:tblStylePr>
     <w:tblStylePr w:type="firstCol">
       <w:rPr>
+        <w:rFonts w:eastAsia="黑体"/>
         <w:b/>
         <w:bCs/>
       </w:rPr>
     </w:tblStylePr>
     <w:tblStylePr w:type="lastCol">
       <w:rPr>
+        <w:rFonts w:eastAsia="黑体"/>
         <w:b/>
         <w:bCs/>
       </w:rPr>
@@ -6803,6 +7166,7 @@
         <w:spacing w:after="0" w:before="0" w:line="240" w:lineRule="auto"/>
       </w:pPr>
       <w:rPr>
+        <w:rFonts w:eastAsia="黑体"/>
         <w:b/>
         <w:bCs/>
         <w:color w:themeColor="background1" w:val="FFFFFF"/>
@@ -6825,6 +7189,7 @@
         <w:spacing w:after="0" w:before="0" w:line="240" w:lineRule="auto"/>
       </w:pPr>
       <w:rPr>
+        <w:rFonts w:eastAsia="黑体"/>
         <w:b/>
         <w:bCs/>
       </w:rPr>
@@ -6842,12 +7207,14 @@
     </w:tblStylePr>
     <w:tblStylePr w:type="firstCol">
       <w:rPr>
+        <w:rFonts w:eastAsia="黑体"/>
         <w:b/>
         <w:bCs/>
       </w:rPr>
     </w:tblStylePr>
     <w:tblStylePr w:type="lastCol">
       <w:rPr>
+        <w:rFonts w:eastAsia="黑体"/>
         <w:b/>
         <w:bCs/>
       </w:rPr>
@@ -6909,6 +7276,7 @@
         <w:spacing w:after="0" w:before="0" w:line="240" w:lineRule="auto"/>
       </w:pPr>
       <w:rPr>
+        <w:rFonts w:eastAsia="黑体"/>
         <w:b/>
         <w:bCs/>
         <w:color w:themeColor="background1" w:val="FFFFFF"/>
@@ -6931,6 +7299,7 @@
         <w:spacing w:after="0" w:before="0" w:line="240" w:lineRule="auto"/>
       </w:pPr>
       <w:rPr>
+        <w:rFonts w:eastAsia="黑体"/>
         <w:b/>
         <w:bCs/>
       </w:rPr>
@@ -6948,12 +7317,14 @@
     </w:tblStylePr>
     <w:tblStylePr w:type="firstCol">
       <w:rPr>
+        <w:rFonts w:eastAsia="黑体"/>
         <w:b/>
         <w:bCs/>
       </w:rPr>
     </w:tblStylePr>
     <w:tblStylePr w:type="lastCol">
       <w:rPr>
+        <w:rFonts w:eastAsia="黑体"/>
         <w:b/>
         <w:bCs/>
       </w:rPr>
@@ -7015,6 +7386,7 @@
         <w:spacing w:after="0" w:before="0" w:line="240" w:lineRule="auto"/>
       </w:pPr>
       <w:rPr>
+        <w:rFonts w:eastAsia="黑体"/>
         <w:b/>
         <w:bCs/>
         <w:color w:themeColor="background1" w:val="FFFFFF"/>
@@ -7037,6 +7409,7 @@
         <w:spacing w:after="0" w:before="0" w:line="240" w:lineRule="auto"/>
       </w:pPr>
       <w:rPr>
+        <w:rFonts w:eastAsia="黑体"/>
         <w:b/>
         <w:bCs/>
       </w:rPr>
@@ -7054,12 +7427,14 @@
     </w:tblStylePr>
     <w:tblStylePr w:type="firstCol">
       <w:rPr>
+        <w:rFonts w:eastAsia="黑体"/>
         <w:b/>
         <w:bCs/>
       </w:rPr>
     </w:tblStylePr>
     <w:tblStylePr w:type="lastCol">
       <w:rPr>
+        <w:rFonts w:eastAsia="黑体"/>
         <w:b/>
         <w:bCs/>
       </w:rPr>
@@ -7121,6 +7496,7 @@
         <w:spacing w:after="0" w:before="0" w:line="240" w:lineRule="auto"/>
       </w:pPr>
       <w:rPr>
+        <w:rFonts w:eastAsia="黑体"/>
         <w:b/>
         <w:bCs/>
         <w:color w:themeColor="background1" w:val="FFFFFF"/>
@@ -7143,6 +7519,7 @@
         <w:spacing w:after="0" w:before="0" w:line="240" w:lineRule="auto"/>
       </w:pPr>
       <w:rPr>
+        <w:rFonts w:eastAsia="黑体"/>
         <w:b/>
         <w:bCs/>
       </w:rPr>
@@ -7160,12 +7537,14 @@
     </w:tblStylePr>
     <w:tblStylePr w:type="firstCol">
       <w:rPr>
+        <w:rFonts w:eastAsia="黑体"/>
         <w:b/>
         <w:bCs/>
       </w:rPr>
     </w:tblStylePr>
     <w:tblStylePr w:type="lastCol">
       <w:rPr>
+        <w:rFonts w:eastAsia="黑体"/>
         <w:b/>
         <w:bCs/>
       </w:rPr>
@@ -7227,6 +7606,7 @@
         <w:spacing w:after="0" w:before="0" w:line="240" w:lineRule="auto"/>
       </w:pPr>
       <w:rPr>
+        <w:rFonts w:eastAsia="黑体"/>
         <w:b/>
         <w:bCs/>
         <w:color w:themeColor="background1" w:val="FFFFFF"/>
@@ -7249,6 +7629,7 @@
         <w:spacing w:after="0" w:before="0" w:line="240" w:lineRule="auto"/>
       </w:pPr>
       <w:rPr>
+        <w:rFonts w:eastAsia="黑体"/>
         <w:b/>
         <w:bCs/>
       </w:rPr>
@@ -7266,12 +7647,14 @@
     </w:tblStylePr>
     <w:tblStylePr w:type="firstCol">
       <w:rPr>
+        <w:rFonts w:eastAsia="黑体"/>
         <w:b/>
         <w:bCs/>
       </w:rPr>
     </w:tblStylePr>
     <w:tblStylePr w:type="lastCol">
       <w:rPr>
+        <w:rFonts w:eastAsia="黑体"/>
         <w:b/>
         <w:bCs/>
       </w:rPr>
@@ -7330,6 +7713,7 @@
         <w:spacing w:after="0" w:before="0" w:line="240" w:lineRule="auto"/>
       </w:pPr>
       <w:rPr>
+        <w:rFonts w:eastAsia="黑体"/>
         <w:b/>
         <w:bCs/>
         <w:color w:themeColor="background1" w:val="FFFFFF"/>
@@ -7352,6 +7736,7 @@
         <w:spacing w:after="0" w:before="0" w:line="240" w:lineRule="auto"/>
       </w:pPr>
       <w:rPr>
+        <w:rFonts w:eastAsia="黑体"/>
         <w:color w:val="auto"/>
       </w:rPr>
       <w:tblPr/>
@@ -7369,6 +7754,7 @@
     </w:tblStylePr>
     <w:tblStylePr w:type="firstCol">
       <w:rPr>
+        <w:rFonts w:eastAsia="黑体"/>
         <w:b/>
         <w:bCs/>
         <w:color w:themeColor="background1" w:val="FFFFFF"/>
@@ -7388,6 +7774,7 @@
     </w:tblStylePr>
     <w:tblStylePr w:type="lastCol">
       <w:rPr>
+        <w:rFonts w:eastAsia="黑体"/>
         <w:b/>
         <w:bCs/>
         <w:color w:themeColor="background1" w:val="FFFFFF"/>
@@ -7436,6 +7823,7 @@
     </w:tblStylePr>
     <w:tblStylePr w:type="nwCell">
       <w:rPr>
+        <w:rFonts w:eastAsia="黑体"/>
         <w:color w:themeColor="background1" w:val="FFFFFF"/>
       </w:rPr>
       <w:tblPr/>
@@ -7479,6 +7867,7 @@
         <w:spacing w:after="0" w:before="0" w:line="240" w:lineRule="auto"/>
       </w:pPr>
       <w:rPr>
+        <w:rFonts w:eastAsia="黑体"/>
         <w:b/>
         <w:bCs/>
         <w:color w:themeColor="background1" w:val="FFFFFF"/>
@@ -7501,6 +7890,7 @@
         <w:spacing w:after="0" w:before="0" w:line="240" w:lineRule="auto"/>
       </w:pPr>
       <w:rPr>
+        <w:rFonts w:eastAsia="黑体"/>
         <w:color w:val="auto"/>
       </w:rPr>
       <w:tblPr/>
@@ -7518,6 +7908,7 @@
     </w:tblStylePr>
     <w:tblStylePr w:type="firstCol">
       <w:rPr>
+        <w:rFonts w:eastAsia="黑体"/>
         <w:b/>
         <w:bCs/>
         <w:color w:themeColor="background1" w:val="FFFFFF"/>
@@ -7537,6 +7928,7 @@
     </w:tblStylePr>
     <w:tblStylePr w:type="lastCol">
       <w:rPr>
+        <w:rFonts w:eastAsia="黑体"/>
         <w:b/>
         <w:bCs/>
         <w:color w:themeColor="background1" w:val="FFFFFF"/>
@@ -7585,6 +7977,7 @@
     </w:tblStylePr>
     <w:tblStylePr w:type="nwCell">
       <w:rPr>
+        <w:rFonts w:eastAsia="黑体"/>
         <w:color w:themeColor="background1" w:val="FFFFFF"/>
       </w:rPr>
       <w:tblPr/>
@@ -7628,6 +8021,7 @@
         <w:spacing w:after="0" w:before="0" w:line="240" w:lineRule="auto"/>
       </w:pPr>
       <w:rPr>
+        <w:rFonts w:eastAsia="黑体"/>
         <w:b/>
         <w:bCs/>
         <w:color w:themeColor="background1" w:val="FFFFFF"/>
@@ -7650,6 +8044,7 @@
         <w:spacing w:after="0" w:before="0" w:line="240" w:lineRule="auto"/>
       </w:pPr>
       <w:rPr>
+        <w:rFonts w:eastAsia="黑体"/>
         <w:color w:val="auto"/>
       </w:rPr>
       <w:tblPr/>
@@ -7667,6 +8062,7 @@
     </w:tblStylePr>
     <w:tblStylePr w:type="firstCol">
       <w:rPr>
+        <w:rFonts w:eastAsia="黑体"/>
         <w:b/>
         <w:bCs/>
         <w:color w:themeColor="background1" w:val="FFFFFF"/>
@@ -7686,6 +8082,7 @@
     </w:tblStylePr>
     <w:tblStylePr w:type="lastCol">
       <w:rPr>
+        <w:rFonts w:eastAsia="黑体"/>
         <w:b/>
         <w:bCs/>
         <w:color w:themeColor="background1" w:val="FFFFFF"/>
@@ -7734,6 +8131,7 @@
     </w:tblStylePr>
     <w:tblStylePr w:type="nwCell">
       <w:rPr>
+        <w:rFonts w:eastAsia="黑体"/>
         <w:color w:themeColor="background1" w:val="FFFFFF"/>
       </w:rPr>
       <w:tblPr/>
@@ -7777,6 +8175,7 @@
         <w:spacing w:after="0" w:before="0" w:line="240" w:lineRule="auto"/>
       </w:pPr>
       <w:rPr>
+        <w:rFonts w:eastAsia="黑体"/>
         <w:b/>
         <w:bCs/>
         <w:color w:themeColor="background1" w:val="FFFFFF"/>
@@ -7799,6 +8198,7 @@
         <w:spacing w:after="0" w:before="0" w:line="240" w:lineRule="auto"/>
       </w:pPr>
       <w:rPr>
+        <w:rFonts w:eastAsia="黑体"/>
         <w:color w:val="auto"/>
       </w:rPr>
       <w:tblPr/>
@@ -7816,6 +8216,7 @@
     </w:tblStylePr>
     <w:tblStylePr w:type="firstCol">
       <w:rPr>
+        <w:rFonts w:eastAsia="黑体"/>
         <w:b/>
         <w:bCs/>
         <w:color w:themeColor="background1" w:val="FFFFFF"/>
@@ -7835,6 +8236,7 @@
     </w:tblStylePr>
     <w:tblStylePr w:type="lastCol">
       <w:rPr>
+        <w:rFonts w:eastAsia="黑体"/>
         <w:b/>
         <w:bCs/>
         <w:color w:themeColor="background1" w:val="FFFFFF"/>
@@ -7883,6 +8285,7 @@
     </w:tblStylePr>
     <w:tblStylePr w:type="nwCell">
       <w:rPr>
+        <w:rFonts w:eastAsia="黑体"/>
         <w:color w:themeColor="background1" w:val="FFFFFF"/>
       </w:rPr>
       <w:tblPr/>
@@ -7926,6 +8329,7 @@
         <w:spacing w:after="0" w:before="0" w:line="240" w:lineRule="auto"/>
       </w:pPr>
       <w:rPr>
+        <w:rFonts w:eastAsia="黑体"/>
         <w:b/>
         <w:bCs/>
         <w:color w:themeColor="background1" w:val="FFFFFF"/>
@@ -7948,6 +8352,7 @@
         <w:spacing w:after="0" w:before="0" w:line="240" w:lineRule="auto"/>
       </w:pPr>
       <w:rPr>
+        <w:rFonts w:eastAsia="黑体"/>
         <w:color w:val="auto"/>
       </w:rPr>
       <w:tblPr/>
@@ -7965,6 +8370,7 @@
     </w:tblStylePr>
     <w:tblStylePr w:type="firstCol">
       <w:rPr>
+        <w:rFonts w:eastAsia="黑体"/>
         <w:b/>
         <w:bCs/>
         <w:color w:themeColor="background1" w:val="FFFFFF"/>
@@ -7984,6 +8390,7 @@
     </w:tblStylePr>
     <w:tblStylePr w:type="lastCol">
       <w:rPr>
+        <w:rFonts w:eastAsia="黑体"/>
         <w:b/>
         <w:bCs/>
         <w:color w:themeColor="background1" w:val="FFFFFF"/>
@@ -8032,6 +8439,7 @@
     </w:tblStylePr>
     <w:tblStylePr w:type="nwCell">
       <w:rPr>
+        <w:rFonts w:eastAsia="黑体"/>
         <w:color w:themeColor="background1" w:val="FFFFFF"/>
       </w:rPr>
       <w:tblPr/>
@@ -8075,6 +8483,7 @@
         <w:spacing w:after="0" w:before="0" w:line="240" w:lineRule="auto"/>
       </w:pPr>
       <w:rPr>
+        <w:rFonts w:eastAsia="黑体"/>
         <w:b/>
         <w:bCs/>
         <w:color w:themeColor="background1" w:val="FFFFFF"/>
@@ -8097,6 +8506,7 @@
         <w:spacing w:after="0" w:before="0" w:line="240" w:lineRule="auto"/>
       </w:pPr>
       <w:rPr>
+        <w:rFonts w:eastAsia="黑体"/>
         <w:color w:val="auto"/>
       </w:rPr>
       <w:tblPr/>
@@ -8114,6 +8524,7 @@
     </w:tblStylePr>
     <w:tblStylePr w:type="firstCol">
       <w:rPr>
+        <w:rFonts w:eastAsia="黑体"/>
         <w:b/>
         <w:bCs/>
         <w:color w:themeColor="background1" w:val="FFFFFF"/>
@@ -8133,6 +8544,7 @@
     </w:tblStylePr>
     <w:tblStylePr w:type="lastCol">
       <w:rPr>
+        <w:rFonts w:eastAsia="黑体"/>
         <w:b/>
         <w:bCs/>
         <w:color w:themeColor="background1" w:val="FFFFFF"/>
@@ -8181,6 +8593,7 @@
     </w:tblStylePr>
     <w:tblStylePr w:type="nwCell">
       <w:rPr>
+        <w:rFonts w:eastAsia="黑体"/>
         <w:color w:themeColor="background1" w:val="FFFFFF"/>
       </w:rPr>
       <w:tblPr/>
@@ -8224,6 +8637,7 @@
         <w:spacing w:after="0" w:before="0" w:line="240" w:lineRule="auto"/>
       </w:pPr>
       <w:rPr>
+        <w:rFonts w:eastAsia="黑体"/>
         <w:b/>
         <w:bCs/>
         <w:color w:themeColor="background1" w:val="FFFFFF"/>
@@ -8246,6 +8660,7 @@
         <w:spacing w:after="0" w:before="0" w:line="240" w:lineRule="auto"/>
       </w:pPr>
       <w:rPr>
+        <w:rFonts w:eastAsia="黑体"/>
         <w:color w:val="auto"/>
       </w:rPr>
       <w:tblPr/>
@@ -8263,6 +8678,7 @@
     </w:tblStylePr>
     <w:tblStylePr w:type="firstCol">
       <w:rPr>
+        <w:rFonts w:eastAsia="黑体"/>
         <w:b/>
         <w:bCs/>
         <w:color w:themeColor="background1" w:val="FFFFFF"/>
@@ -8282,6 +8698,7 @@
     </w:tblStylePr>
     <w:tblStylePr w:type="lastCol">
       <w:rPr>
+        <w:rFonts w:eastAsia="黑体"/>
         <w:b/>
         <w:bCs/>
         <w:color w:themeColor="background1" w:val="FFFFFF"/>
@@ -8330,6 +8747,7 @@
     </w:tblStylePr>
     <w:tblStylePr w:type="nwCell">
       <w:rPr>
+        <w:rFonts w:eastAsia="黑体"/>
         <w:color w:themeColor="background1" w:val="FFFFFF"/>
       </w:rPr>
       <w:tblPr/>
@@ -8354,6 +8772,7 @@
       <w:spacing w:after="0" w:line="240" w:lineRule="auto"/>
     </w:pPr>
     <w:rPr>
+      <w:rFonts w:eastAsia="黑体"/>
       <w:color w:themeColor="text1" w:val="000000"/>
     </w:rPr>
     <w:tblPr>
@@ -8373,7 +8792,7 @@
     </w:tblPr>
     <w:tblStylePr w:type="firstRow">
       <w:rPr>
-        <w:rFonts w:asciiTheme="majorHAnsi" w:cstheme="majorBidi" w:eastAsiaTheme="majorEastAsia" w:hAnsiTheme="majorHAnsi"/>
+        <w:rFonts w:asciiTheme="majorHAnsi" w:cstheme="majorBidi" w:hAnsiTheme="majorHAnsi" w:eastAsia="黑体"/>
       </w:rPr>
       <w:tblPr/>
       <w:tcPr>
@@ -8385,6 +8804,7 @@
     </w:tblStylePr>
     <w:tblStylePr w:type="lastRow">
       <w:rPr>
+        <w:rFonts w:eastAsia="黑体"/>
         <w:b/>
         <w:bCs/>
         <w:color w:themeColor="text2" w:val="1F497D"/>
@@ -8399,12 +8819,14 @@
     </w:tblStylePr>
     <w:tblStylePr w:type="firstCol">
       <w:rPr>
+        <w:rFonts w:eastAsia="黑体"/>
         <w:b/>
         <w:bCs/>
       </w:rPr>
     </w:tblStylePr>
     <w:tblStylePr w:type="lastCol">
       <w:rPr>
+        <w:rFonts w:eastAsia="黑体"/>
         <w:b/>
         <w:bCs/>
       </w:rPr>
@@ -8438,6 +8860,7 @@
       <w:spacing w:after="0" w:line="240" w:lineRule="auto"/>
     </w:pPr>
     <w:rPr>
+      <w:rFonts w:eastAsia="黑体"/>
       <w:color w:themeColor="text1" w:val="000000"/>
     </w:rPr>
     <w:tblPr>
@@ -8457,7 +8880,7 @@
     </w:tblPr>
     <w:tblStylePr w:type="firstRow">
       <w:rPr>
-        <w:rFonts w:asciiTheme="majorHAnsi" w:cstheme="majorBidi" w:eastAsiaTheme="majorEastAsia" w:hAnsiTheme="majorHAnsi"/>
+        <w:rFonts w:asciiTheme="majorHAnsi" w:cstheme="majorBidi" w:hAnsiTheme="majorHAnsi" w:eastAsia="黑体"/>
       </w:rPr>
       <w:tblPr/>
       <w:tcPr>
@@ -8469,6 +8892,7 @@
     </w:tblStylePr>
     <w:tblStylePr w:type="lastRow">
       <w:rPr>
+        <w:rFonts w:eastAsia="黑体"/>
         <w:b/>
         <w:bCs/>
         <w:color w:themeColor="text2" w:val="1F497D"/>
@@ -8483,12 +8907,14 @@
     </w:tblStylePr>
     <w:tblStylePr w:type="firstCol">
       <w:rPr>
+        <w:rFonts w:eastAsia="黑体"/>
         <w:b/>
         <w:bCs/>
       </w:rPr>
     </w:tblStylePr>
     <w:tblStylePr w:type="lastCol">
       <w:rPr>
+        <w:rFonts w:eastAsia="黑体"/>
         <w:b/>
         <w:bCs/>
       </w:rPr>
@@ -8522,6 +8948,7 @@
       <w:spacing w:after="0" w:line="240" w:lineRule="auto"/>
     </w:pPr>
     <w:rPr>
+      <w:rFonts w:eastAsia="黑体"/>
       <w:color w:themeColor="text1" w:val="000000"/>
     </w:rPr>
     <w:tblPr>
@@ -8541,7 +8968,7 @@
     </w:tblPr>
     <w:tblStylePr w:type="firstRow">
       <w:rPr>
-        <w:rFonts w:asciiTheme="majorHAnsi" w:cstheme="majorBidi" w:eastAsiaTheme="majorEastAsia" w:hAnsiTheme="majorHAnsi"/>
+        <w:rFonts w:asciiTheme="majorHAnsi" w:cstheme="majorBidi" w:hAnsiTheme="majorHAnsi" w:eastAsia="黑体"/>
       </w:rPr>
       <w:tblPr/>
       <w:tcPr>
@@ -8553,6 +8980,7 @@
     </w:tblStylePr>
     <w:tblStylePr w:type="lastRow">
       <w:rPr>
+        <w:rFonts w:eastAsia="黑体"/>
         <w:b/>
         <w:bCs/>
         <w:color w:themeColor="text2" w:val="1F497D"/>
@@ -8567,12 +8995,14 @@
     </w:tblStylePr>
     <w:tblStylePr w:type="firstCol">
       <w:rPr>
+        <w:rFonts w:eastAsia="黑体"/>
         <w:b/>
         <w:bCs/>
       </w:rPr>
     </w:tblStylePr>
     <w:tblStylePr w:type="lastCol">
       <w:rPr>
+        <w:rFonts w:eastAsia="黑体"/>
         <w:b/>
         <w:bCs/>
       </w:rPr>
@@ -8606,6 +9036,7 @@
       <w:spacing w:after="0" w:line="240" w:lineRule="auto"/>
     </w:pPr>
     <w:rPr>
+      <w:rFonts w:eastAsia="黑体"/>
       <w:color w:themeColor="text1" w:val="000000"/>
     </w:rPr>
     <w:tblPr>
@@ -8625,7 +9056,7 @@
     </w:tblPr>
     <w:tblStylePr w:type="firstRow">
       <w:rPr>
-        <w:rFonts w:asciiTheme="majorHAnsi" w:cstheme="majorBidi" w:eastAsiaTheme="majorEastAsia" w:hAnsiTheme="majorHAnsi"/>
+        <w:rFonts w:asciiTheme="majorHAnsi" w:cstheme="majorBidi" w:hAnsiTheme="majorHAnsi" w:eastAsia="黑体"/>
       </w:rPr>
       <w:tblPr/>
       <w:tcPr>
@@ -8637,6 +9068,7 @@
     </w:tblStylePr>
     <w:tblStylePr w:type="lastRow">
       <w:rPr>
+        <w:rFonts w:eastAsia="黑体"/>
         <w:b/>
         <w:bCs/>
         <w:color w:themeColor="text2" w:val="1F497D"/>
@@ -8651,12 +9083,14 @@
     </w:tblStylePr>
     <w:tblStylePr w:type="firstCol">
       <w:rPr>
+        <w:rFonts w:eastAsia="黑体"/>
         <w:b/>
         <w:bCs/>
       </w:rPr>
     </w:tblStylePr>
     <w:tblStylePr w:type="lastCol">
       <w:rPr>
+        <w:rFonts w:eastAsia="黑体"/>
         <w:b/>
         <w:bCs/>
       </w:rPr>
@@ -8690,6 +9124,7 @@
       <w:spacing w:after="0" w:line="240" w:lineRule="auto"/>
     </w:pPr>
     <w:rPr>
+      <w:rFonts w:eastAsia="黑体"/>
       <w:color w:themeColor="text1" w:val="000000"/>
     </w:rPr>
     <w:tblPr>
@@ -8709,7 +9144,7 @@
     </w:tblPr>
     <w:tblStylePr w:type="firstRow">
       <w:rPr>
-        <w:rFonts w:asciiTheme="majorHAnsi" w:cstheme="majorBidi" w:eastAsiaTheme="majorEastAsia" w:hAnsiTheme="majorHAnsi"/>
+        <w:rFonts w:asciiTheme="majorHAnsi" w:cstheme="majorBidi" w:hAnsiTheme="majorHAnsi" w:eastAsia="黑体"/>
       </w:rPr>
       <w:tblPr/>
       <w:tcPr>
@@ -8721,6 +9156,7 @@
     </w:tblStylePr>
     <w:tblStylePr w:type="lastRow">
       <w:rPr>
+        <w:rFonts w:eastAsia="黑体"/>
         <w:b/>
         <w:bCs/>
         <w:color w:themeColor="text2" w:val="1F497D"/>
@@ -8735,12 +9171,14 @@
     </w:tblStylePr>
     <w:tblStylePr w:type="firstCol">
       <w:rPr>
+        <w:rFonts w:eastAsia="黑体"/>
         <w:b/>
         <w:bCs/>
       </w:rPr>
     </w:tblStylePr>
     <w:tblStylePr w:type="lastCol">
       <w:rPr>
+        <w:rFonts w:eastAsia="黑体"/>
         <w:b/>
         <w:bCs/>
       </w:rPr>
@@ -8774,6 +9212,7 @@
       <w:spacing w:after="0" w:line="240" w:lineRule="auto"/>
     </w:pPr>
     <w:rPr>
+      <w:rFonts w:eastAsia="黑体"/>
       <w:color w:themeColor="text1" w:val="000000"/>
     </w:rPr>
     <w:tblPr>
@@ -8793,7 +9232,7 @@
     </w:tblPr>
     <w:tblStylePr w:type="firstRow">
       <w:rPr>
-        <w:rFonts w:asciiTheme="majorHAnsi" w:cstheme="majorBidi" w:eastAsiaTheme="majorEastAsia" w:hAnsiTheme="majorHAnsi"/>
+        <w:rFonts w:asciiTheme="majorHAnsi" w:cstheme="majorBidi" w:hAnsiTheme="majorHAnsi" w:eastAsia="黑体"/>
       </w:rPr>
       <w:tblPr/>
       <w:tcPr>
@@ -8805,6 +9244,7 @@
     </w:tblStylePr>
     <w:tblStylePr w:type="lastRow">
       <w:rPr>
+        <w:rFonts w:eastAsia="黑体"/>
         <w:b/>
         <w:bCs/>
         <w:color w:themeColor="text2" w:val="1F497D"/>
@@ -8819,12 +9259,14 @@
     </w:tblStylePr>
     <w:tblStylePr w:type="firstCol">
       <w:rPr>
+        <w:rFonts w:eastAsia="黑体"/>
         <w:b/>
         <w:bCs/>
       </w:rPr>
     </w:tblStylePr>
     <w:tblStylePr w:type="lastCol">
       <w:rPr>
+        <w:rFonts w:eastAsia="黑体"/>
         <w:b/>
         <w:bCs/>
       </w:rPr>
@@ -8858,6 +9300,7 @@
       <w:spacing w:after="0" w:line="240" w:lineRule="auto"/>
     </w:pPr>
     <w:rPr>
+      <w:rFonts w:eastAsia="黑体"/>
       <w:color w:themeColor="text1" w:val="000000"/>
     </w:rPr>
     <w:tblPr>
@@ -8877,7 +9320,7 @@
     </w:tblPr>
     <w:tblStylePr w:type="firstRow">
       <w:rPr>
-        <w:rFonts w:asciiTheme="majorHAnsi" w:cstheme="majorBidi" w:eastAsiaTheme="majorEastAsia" w:hAnsiTheme="majorHAnsi"/>
+        <w:rFonts w:asciiTheme="majorHAnsi" w:cstheme="majorBidi" w:hAnsiTheme="majorHAnsi" w:eastAsia="黑体"/>
       </w:rPr>
       <w:tblPr/>
       <w:tcPr>
@@ -8889,6 +9332,7 @@
     </w:tblStylePr>
     <w:tblStylePr w:type="lastRow">
       <w:rPr>
+        <w:rFonts w:eastAsia="黑体"/>
         <w:b/>
         <w:bCs/>
         <w:color w:themeColor="text2" w:val="1F497D"/>
@@ -8903,12 +9347,14 @@
     </w:tblStylePr>
     <w:tblStylePr w:type="firstCol">
       <w:rPr>
+        <w:rFonts w:eastAsia="黑体"/>
         <w:b/>
         <w:bCs/>
       </w:rPr>
     </w:tblStylePr>
     <w:tblStylePr w:type="lastCol">
       <w:rPr>
+        <w:rFonts w:eastAsia="黑体"/>
         <w:b/>
         <w:bCs/>
       </w:rPr>
@@ -8942,7 +9388,7 @@
       <w:spacing w:after="0" w:line="240" w:lineRule="auto"/>
     </w:pPr>
     <w:rPr>
-      <w:rFonts w:asciiTheme="majorHAnsi" w:cstheme="majorBidi" w:eastAsiaTheme="majorEastAsia" w:hAnsiTheme="majorHAnsi"/>
+      <w:rFonts w:asciiTheme="majorHAnsi" w:cstheme="majorBidi" w:hAnsiTheme="majorHAnsi" w:eastAsia="黑体"/>
       <w:color w:themeColor="text1" w:val="000000"/>
     </w:rPr>
     <w:tblPr>
@@ -8964,6 +9410,7 @@
     </w:tblPr>
     <w:tblStylePr w:type="firstRow">
       <w:rPr>
+        <w:rFonts w:eastAsia="黑体"/>
         <w:sz w:val="24"/>
         <w:szCs w:val="24"/>
       </w:rPr>
@@ -9070,7 +9517,7 @@
       <w:spacing w:after="0" w:line="240" w:lineRule="auto"/>
     </w:pPr>
     <w:rPr>
-      <w:rFonts w:asciiTheme="majorHAnsi" w:cstheme="majorBidi" w:eastAsiaTheme="majorEastAsia" w:hAnsiTheme="majorHAnsi"/>
+      <w:rFonts w:asciiTheme="majorHAnsi" w:cstheme="majorBidi" w:hAnsiTheme="majorHAnsi" w:eastAsia="黑体"/>
       <w:color w:themeColor="text1" w:val="000000"/>
     </w:rPr>
     <w:tblPr>
@@ -9092,6 +9539,7 @@
     </w:tblPr>
     <w:tblStylePr w:type="firstRow">
       <w:rPr>
+        <w:rFonts w:eastAsia="黑体"/>
         <w:sz w:val="24"/>
         <w:szCs w:val="24"/>
       </w:rPr>
@@ -9198,7 +9646,7 @@
       <w:spacing w:after="0" w:line="240" w:lineRule="auto"/>
     </w:pPr>
     <w:rPr>
-      <w:rFonts w:asciiTheme="majorHAnsi" w:cstheme="majorBidi" w:eastAsiaTheme="majorEastAsia" w:hAnsiTheme="majorHAnsi"/>
+      <w:rFonts w:asciiTheme="majorHAnsi" w:cstheme="majorBidi" w:hAnsiTheme="majorHAnsi" w:eastAsia="黑体"/>
       <w:color w:themeColor="text1" w:val="000000"/>
     </w:rPr>
     <w:tblPr>
@@ -9220,6 +9668,7 @@
     </w:tblPr>
     <w:tblStylePr w:type="firstRow">
       <w:rPr>
+        <w:rFonts w:eastAsia="黑体"/>
         <w:sz w:val="24"/>
         <w:szCs w:val="24"/>
       </w:rPr>
@@ -9326,7 +9775,7 @@
       <w:spacing w:after="0" w:line="240" w:lineRule="auto"/>
     </w:pPr>
     <w:rPr>
-      <w:rFonts w:asciiTheme="majorHAnsi" w:cstheme="majorBidi" w:eastAsiaTheme="majorEastAsia" w:hAnsiTheme="majorHAnsi"/>
+      <w:rFonts w:asciiTheme="majorHAnsi" w:cstheme="majorBidi" w:hAnsiTheme="majorHAnsi" w:eastAsia="黑体"/>
       <w:color w:themeColor="text1" w:val="000000"/>
     </w:rPr>
     <w:tblPr>
@@ -9348,6 +9797,7 @@
     </w:tblPr>
     <w:tblStylePr w:type="firstRow">
       <w:rPr>
+        <w:rFonts w:eastAsia="黑体"/>
         <w:sz w:val="24"/>
         <w:szCs w:val="24"/>
       </w:rPr>
@@ -9454,7 +9904,7 @@
       <w:spacing w:after="0" w:line="240" w:lineRule="auto"/>
     </w:pPr>
     <w:rPr>
-      <w:rFonts w:asciiTheme="majorHAnsi" w:cstheme="majorBidi" w:eastAsiaTheme="majorEastAsia" w:hAnsiTheme="majorHAnsi"/>
+      <w:rFonts w:asciiTheme="majorHAnsi" w:cstheme="majorBidi" w:hAnsiTheme="majorHAnsi" w:eastAsia="黑体"/>
       <w:color w:themeColor="text1" w:val="000000"/>
     </w:rPr>
     <w:tblPr>
@@ -9476,6 +9926,7 @@
     </w:tblPr>
     <w:tblStylePr w:type="firstRow">
       <w:rPr>
+        <w:rFonts w:eastAsia="黑体"/>
         <w:sz w:val="24"/>
         <w:szCs w:val="24"/>
       </w:rPr>
@@ -9582,7 +10033,7 @@
       <w:spacing w:after="0" w:line="240" w:lineRule="auto"/>
     </w:pPr>
     <w:rPr>
-      <w:rFonts w:asciiTheme="majorHAnsi" w:cstheme="majorBidi" w:eastAsiaTheme="majorEastAsia" w:hAnsiTheme="majorHAnsi"/>
+      <w:rFonts w:asciiTheme="majorHAnsi" w:cstheme="majorBidi" w:hAnsiTheme="majorHAnsi" w:eastAsia="黑体"/>
       <w:color w:themeColor="text1" w:val="000000"/>
     </w:rPr>
     <w:tblPr>
@@ -9604,6 +10055,7 @@
     </w:tblPr>
     <w:tblStylePr w:type="firstRow">
       <w:rPr>
+        <w:rFonts w:eastAsia="黑体"/>
         <w:sz w:val="24"/>
         <w:szCs w:val="24"/>
       </w:rPr>
@@ -9710,7 +10162,7 @@
       <w:spacing w:after="0" w:line="240" w:lineRule="auto"/>
     </w:pPr>
     <w:rPr>
-      <w:rFonts w:asciiTheme="majorHAnsi" w:cstheme="majorBidi" w:eastAsiaTheme="majorEastAsia" w:hAnsiTheme="majorHAnsi"/>
+      <w:rFonts w:asciiTheme="majorHAnsi" w:cstheme="majorBidi" w:hAnsiTheme="majorHAnsi" w:eastAsia="黑体"/>
       <w:color w:themeColor="text1" w:val="000000"/>
     </w:rPr>
     <w:tblPr>
@@ -9732,6 +10184,7 @@
     </w:tblPr>
     <w:tblStylePr w:type="firstRow">
       <w:rPr>
+        <w:rFonts w:eastAsia="黑体"/>
         <w:sz w:val="24"/>
         <w:szCs w:val="24"/>
       </w:rPr>
@@ -9861,12 +10314,14 @@
     </w:tcPr>
     <w:tblStylePr w:type="firstRow">
       <w:rPr>
+        <w:rFonts w:eastAsia="黑体"/>
         <w:b/>
         <w:bCs/>
       </w:rPr>
     </w:tblStylePr>
     <w:tblStylePr w:type="lastRow">
       <w:rPr>
+        <w:rFonts w:eastAsia="黑体"/>
         <w:b/>
         <w:bCs/>
       </w:rPr>
@@ -9879,12 +10334,14 @@
     </w:tblStylePr>
     <w:tblStylePr w:type="firstCol">
       <w:rPr>
+        <w:rFonts w:eastAsia="黑体"/>
         <w:b/>
         <w:bCs/>
       </w:rPr>
     </w:tblStylePr>
     <w:tblStylePr w:type="lastCol">
       <w:rPr>
+        <w:rFonts w:eastAsia="黑体"/>
         <w:b/>
         <w:bCs/>
       </w:rPr>
@@ -9934,12 +10391,14 @@
     </w:tcPr>
     <w:tblStylePr w:type="firstRow">
       <w:rPr>
+        <w:rFonts w:eastAsia="黑体"/>
         <w:b/>
         <w:bCs/>
       </w:rPr>
     </w:tblStylePr>
     <w:tblStylePr w:type="lastRow">
       <w:rPr>
+        <w:rFonts w:eastAsia="黑体"/>
         <w:b/>
         <w:bCs/>
       </w:rPr>
@@ -9952,12 +10411,14 @@
     </w:tblStylePr>
     <w:tblStylePr w:type="firstCol">
       <w:rPr>
+        <w:rFonts w:eastAsia="黑体"/>
         <w:b/>
         <w:bCs/>
       </w:rPr>
     </w:tblStylePr>
     <w:tblStylePr w:type="lastCol">
       <w:rPr>
+        <w:rFonts w:eastAsia="黑体"/>
         <w:b/>
         <w:bCs/>
       </w:rPr>
@@ -10007,12 +10468,14 @@
     </w:tcPr>
     <w:tblStylePr w:type="firstRow">
       <w:rPr>
+        <w:rFonts w:eastAsia="黑体"/>
         <w:b/>
         <w:bCs/>
       </w:rPr>
     </w:tblStylePr>
     <w:tblStylePr w:type="lastRow">
       <w:rPr>
+        <w:rFonts w:eastAsia="黑体"/>
         <w:b/>
         <w:bCs/>
       </w:rPr>
@@ -10025,12 +10488,14 @@
     </w:tblStylePr>
     <w:tblStylePr w:type="firstCol">
       <w:rPr>
+        <w:rFonts w:eastAsia="黑体"/>
         <w:b/>
         <w:bCs/>
       </w:rPr>
     </w:tblStylePr>
     <w:tblStylePr w:type="lastCol">
       <w:rPr>
+        <w:rFonts w:eastAsia="黑体"/>
         <w:b/>
         <w:bCs/>
       </w:rPr>
@@ -10080,12 +10545,14 @@
     </w:tcPr>
     <w:tblStylePr w:type="firstRow">
       <w:rPr>
+        <w:rFonts w:eastAsia="黑体"/>
         <w:b/>
         <w:bCs/>
       </w:rPr>
     </w:tblStylePr>
     <w:tblStylePr w:type="lastRow">
       <w:rPr>
+        <w:rFonts w:eastAsia="黑体"/>
         <w:b/>
         <w:bCs/>
       </w:rPr>
@@ -10098,12 +10565,14 @@
     </w:tblStylePr>
     <w:tblStylePr w:type="firstCol">
       <w:rPr>
+        <w:rFonts w:eastAsia="黑体"/>
         <w:b/>
         <w:bCs/>
       </w:rPr>
     </w:tblStylePr>
     <w:tblStylePr w:type="lastCol">
       <w:rPr>
+        <w:rFonts w:eastAsia="黑体"/>
         <w:b/>
         <w:bCs/>
       </w:rPr>
@@ -10153,12 +10622,14 @@
     </w:tcPr>
     <w:tblStylePr w:type="firstRow">
       <w:rPr>
+        <w:rFonts w:eastAsia="黑体"/>
         <w:b/>
         <w:bCs/>
       </w:rPr>
     </w:tblStylePr>
     <w:tblStylePr w:type="lastRow">
       <w:rPr>
+        <w:rFonts w:eastAsia="黑体"/>
         <w:b/>
         <w:bCs/>
       </w:rPr>
@@ -10171,12 +10642,14 @@
     </w:tblStylePr>
     <w:tblStylePr w:type="firstCol">
       <w:rPr>
+        <w:rFonts w:eastAsia="黑体"/>
         <w:b/>
         <w:bCs/>
       </w:rPr>
     </w:tblStylePr>
     <w:tblStylePr w:type="lastCol">
       <w:rPr>
+        <w:rFonts w:eastAsia="黑体"/>
         <w:b/>
         <w:bCs/>
       </w:rPr>
@@ -10226,12 +10699,14 @@
     </w:tcPr>
     <w:tblStylePr w:type="firstRow">
       <w:rPr>
+        <w:rFonts w:eastAsia="黑体"/>
         <w:b/>
         <w:bCs/>
       </w:rPr>
     </w:tblStylePr>
     <w:tblStylePr w:type="lastRow">
       <w:rPr>
+        <w:rFonts w:eastAsia="黑体"/>
         <w:b/>
         <w:bCs/>
       </w:rPr>
@@ -10244,12 +10719,14 @@
     </w:tblStylePr>
     <w:tblStylePr w:type="firstCol">
       <w:rPr>
+        <w:rFonts w:eastAsia="黑体"/>
         <w:b/>
         <w:bCs/>
       </w:rPr>
     </w:tblStylePr>
     <w:tblStylePr w:type="lastCol">
       <w:rPr>
+        <w:rFonts w:eastAsia="黑体"/>
         <w:b/>
         <w:bCs/>
       </w:rPr>
@@ -10299,12 +10776,14 @@
     </w:tcPr>
     <w:tblStylePr w:type="firstRow">
       <w:rPr>
+        <w:rFonts w:eastAsia="黑体"/>
         <w:b/>
         <w:bCs/>
       </w:rPr>
     </w:tblStylePr>
     <w:tblStylePr w:type="lastRow">
       <w:rPr>
+        <w:rFonts w:eastAsia="黑体"/>
         <w:b/>
         <w:bCs/>
       </w:rPr>
@@ -10317,12 +10796,14 @@
     </w:tblStylePr>
     <w:tblStylePr w:type="firstCol">
       <w:rPr>
+        <w:rFonts w:eastAsia="黑体"/>
         <w:b/>
         <w:bCs/>
       </w:rPr>
     </w:tblStylePr>
     <w:tblStylePr w:type="lastCol">
       <w:rPr>
+        <w:rFonts w:eastAsia="黑体"/>
         <w:b/>
         <w:bCs/>
       </w:rPr>
@@ -10349,7 +10830,7 @@
       <w:spacing w:after="0" w:line="240" w:lineRule="auto"/>
     </w:pPr>
     <w:rPr>
-      <w:rFonts w:asciiTheme="majorHAnsi" w:cstheme="majorBidi" w:eastAsiaTheme="majorEastAsia" w:hAnsiTheme="majorHAnsi"/>
+      <w:rFonts w:asciiTheme="majorHAnsi" w:cstheme="majorBidi" w:hAnsiTheme="majorHAnsi" w:eastAsia="黑体"/>
       <w:color w:themeColor="text1" w:val="000000"/>
     </w:rPr>
     <w:tblPr>
@@ -10376,6 +10857,7 @@
     </w:tcPr>
     <w:tblStylePr w:type="firstRow">
       <w:rPr>
+        <w:rFonts w:eastAsia="黑体"/>
         <w:b/>
         <w:bCs/>
         <w:color w:themeColor="text1" w:val="000000"/>
@@ -10387,6 +10869,7 @@
     </w:tblStylePr>
     <w:tblStylePr w:type="lastRow">
       <w:rPr>
+        <w:rFonts w:eastAsia="黑体"/>
         <w:b/>
         <w:bCs/>
         <w:color w:themeColor="text1" w:val="000000"/>
@@ -10406,6 +10889,7 @@
     </w:tblStylePr>
     <w:tblStylePr w:type="firstCol">
       <w:rPr>
+        <w:rFonts w:eastAsia="黑体"/>
         <w:b/>
         <w:bCs/>
         <w:color w:themeColor="text1" w:val="000000"/>
@@ -10425,6 +10909,7 @@
     </w:tblStylePr>
     <w:tblStylePr w:type="lastCol">
       <w:rPr>
+        <w:rFonts w:eastAsia="黑体"/>
         <w:b w:val="0"/>
         <w:bCs w:val="0"/>
         <w:color w:themeColor="text1" w:val="000000"/>
@@ -10474,7 +10959,7 @@
       <w:spacing w:after="0" w:line="240" w:lineRule="auto"/>
     </w:pPr>
     <w:rPr>
-      <w:rFonts w:asciiTheme="majorHAnsi" w:cstheme="majorBidi" w:eastAsiaTheme="majorEastAsia" w:hAnsiTheme="majorHAnsi"/>
+      <w:rFonts w:asciiTheme="majorHAnsi" w:cstheme="majorBidi" w:hAnsiTheme="majorHAnsi" w:eastAsia="黑体"/>
       <w:color w:themeColor="text1" w:val="000000"/>
     </w:rPr>
     <w:tblPr>
@@ -10501,6 +10986,7 @@
     </w:tcPr>
     <w:tblStylePr w:type="firstRow">
       <w:rPr>
+        <w:rFonts w:eastAsia="黑体"/>
         <w:b/>
         <w:bCs/>
         <w:color w:themeColor="text1" w:val="000000"/>
@@ -10512,6 +10998,7 @@
     </w:tblStylePr>
     <w:tblStylePr w:type="lastRow">
       <w:rPr>
+        <w:rFonts w:eastAsia="黑体"/>
         <w:b/>
         <w:bCs/>
         <w:color w:themeColor="text1" w:val="000000"/>
@@ -10531,6 +11018,7 @@
     </w:tblStylePr>
     <w:tblStylePr w:type="firstCol">
       <w:rPr>
+        <w:rFonts w:eastAsia="黑体"/>
         <w:b/>
         <w:bCs/>
         <w:color w:themeColor="text1" w:val="000000"/>
@@ -10550,6 +11038,7 @@
     </w:tblStylePr>
     <w:tblStylePr w:type="lastCol">
       <w:rPr>
+        <w:rFonts w:eastAsia="黑体"/>
         <w:b w:val="0"/>
         <w:bCs w:val="0"/>
         <w:color w:themeColor="text1" w:val="000000"/>
@@ -10599,7 +11088,7 @@
       <w:spacing w:after="0" w:line="240" w:lineRule="auto"/>
     </w:pPr>
     <w:rPr>
-      <w:rFonts w:asciiTheme="majorHAnsi" w:cstheme="majorBidi" w:eastAsiaTheme="majorEastAsia" w:hAnsiTheme="majorHAnsi"/>
+      <w:rFonts w:asciiTheme="majorHAnsi" w:cstheme="majorBidi" w:hAnsiTheme="majorHAnsi" w:eastAsia="黑体"/>
       <w:color w:themeColor="text1" w:val="000000"/>
     </w:rPr>
     <w:tblPr>
@@ -10626,6 +11115,7 @@
     </w:tcPr>
     <w:tblStylePr w:type="firstRow">
       <w:rPr>
+        <w:rFonts w:eastAsia="黑体"/>
         <w:b/>
         <w:bCs/>
         <w:color w:themeColor="text1" w:val="000000"/>
@@ -10637,6 +11127,7 @@
     </w:tblStylePr>
     <w:tblStylePr w:type="lastRow">
       <w:rPr>
+        <w:rFonts w:eastAsia="黑体"/>
         <w:b/>
         <w:bCs/>
         <w:color w:themeColor="text1" w:val="000000"/>
@@ -10656,6 +11147,7 @@
     </w:tblStylePr>
     <w:tblStylePr w:type="firstCol">
       <w:rPr>
+        <w:rFonts w:eastAsia="黑体"/>
         <w:b/>
         <w:bCs/>
         <w:color w:themeColor="text1" w:val="000000"/>
@@ -10675,6 +11167,7 @@
     </w:tblStylePr>
     <w:tblStylePr w:type="lastCol">
       <w:rPr>
+        <w:rFonts w:eastAsia="黑体"/>
         <w:b w:val="0"/>
         <w:bCs w:val="0"/>
         <w:color w:themeColor="text1" w:val="000000"/>
@@ -10724,7 +11217,7 @@
       <w:spacing w:after="0" w:line="240" w:lineRule="auto"/>
     </w:pPr>
     <w:rPr>
-      <w:rFonts w:asciiTheme="majorHAnsi" w:cstheme="majorBidi" w:eastAsiaTheme="majorEastAsia" w:hAnsiTheme="majorHAnsi"/>
+      <w:rFonts w:asciiTheme="majorHAnsi" w:cstheme="majorBidi" w:hAnsiTheme="majorHAnsi" w:eastAsia="黑体"/>
       <w:color w:themeColor="text1" w:val="000000"/>
     </w:rPr>
     <w:tblPr>
@@ -10751,6 +11244,7 @@
     </w:tcPr>
     <w:tblStylePr w:type="firstRow">
       <w:rPr>
+        <w:rFonts w:eastAsia="黑体"/>
         <w:b/>
         <w:bCs/>
         <w:color w:themeColor="text1" w:val="000000"/>
@@ -10762,6 +11256,7 @@
     </w:tblStylePr>
     <w:tblStylePr w:type="lastRow">
       <w:rPr>
+        <w:rFonts w:eastAsia="黑体"/>
         <w:b/>
         <w:bCs/>
         <w:color w:themeColor="text1" w:val="000000"/>
@@ -10781,6 +11276,7 @@
     </w:tblStylePr>
     <w:tblStylePr w:type="firstCol">
       <w:rPr>
+        <w:rFonts w:eastAsia="黑体"/>
         <w:b/>
         <w:bCs/>
         <w:color w:themeColor="text1" w:val="000000"/>
@@ -10800,6 +11296,7 @@
     </w:tblStylePr>
     <w:tblStylePr w:type="lastCol">
       <w:rPr>
+        <w:rFonts w:eastAsia="黑体"/>
         <w:b w:val="0"/>
         <w:bCs w:val="0"/>
         <w:color w:themeColor="text1" w:val="000000"/>
@@ -10849,7 +11346,7 @@
       <w:spacing w:after="0" w:line="240" w:lineRule="auto"/>
     </w:pPr>
     <w:rPr>
-      <w:rFonts w:asciiTheme="majorHAnsi" w:cstheme="majorBidi" w:eastAsiaTheme="majorEastAsia" w:hAnsiTheme="majorHAnsi"/>
+      <w:rFonts w:asciiTheme="majorHAnsi" w:cstheme="majorBidi" w:hAnsiTheme="majorHAnsi" w:eastAsia="黑体"/>
       <w:color w:themeColor="text1" w:val="000000"/>
     </w:rPr>
     <w:tblPr>
@@ -10876,6 +11373,7 @@
     </w:tcPr>
     <w:tblStylePr w:type="firstRow">
       <w:rPr>
+        <w:rFonts w:eastAsia="黑体"/>
         <w:b/>
         <w:bCs/>
         <w:color w:themeColor="text1" w:val="000000"/>
@@ -10887,6 +11385,7 @@
     </w:tblStylePr>
     <w:tblStylePr w:type="lastRow">
       <w:rPr>
+        <w:rFonts w:eastAsia="黑体"/>
         <w:b/>
         <w:bCs/>
         <w:color w:themeColor="text1" w:val="000000"/>
@@ -10906,6 +11405,7 @@
     </w:tblStylePr>
     <w:tblStylePr w:type="firstCol">
       <w:rPr>
+        <w:rFonts w:eastAsia="黑体"/>
         <w:b/>
         <w:bCs/>
         <w:color w:themeColor="text1" w:val="000000"/>
@@ -10925,6 +11425,7 @@
     </w:tblStylePr>
     <w:tblStylePr w:type="lastCol">
       <w:rPr>
+        <w:rFonts w:eastAsia="黑体"/>
         <w:b w:val="0"/>
         <w:bCs w:val="0"/>
         <w:color w:themeColor="text1" w:val="000000"/>
@@ -10974,7 +11475,7 @@
       <w:spacing w:after="0" w:line="240" w:lineRule="auto"/>
     </w:pPr>
     <w:rPr>
-      <w:rFonts w:asciiTheme="majorHAnsi" w:cstheme="majorBidi" w:eastAsiaTheme="majorEastAsia" w:hAnsiTheme="majorHAnsi"/>
+      <w:rFonts w:asciiTheme="majorHAnsi" w:cstheme="majorBidi" w:hAnsiTheme="majorHAnsi" w:eastAsia="黑体"/>
       <w:color w:themeColor="text1" w:val="000000"/>
     </w:rPr>
     <w:tblPr>
@@ -11001,6 +11502,7 @@
     </w:tcPr>
     <w:tblStylePr w:type="firstRow">
       <w:rPr>
+        <w:rFonts w:eastAsia="黑体"/>
         <w:b/>
         <w:bCs/>
         <w:color w:themeColor="text1" w:val="000000"/>
@@ -11012,6 +11514,7 @@
     </w:tblStylePr>
     <w:tblStylePr w:type="lastRow">
       <w:rPr>
+        <w:rFonts w:eastAsia="黑体"/>
         <w:b/>
         <w:bCs/>
         <w:color w:themeColor="text1" w:val="000000"/>
@@ -11031,6 +11534,7 @@
     </w:tblStylePr>
     <w:tblStylePr w:type="firstCol">
       <w:rPr>
+        <w:rFonts w:eastAsia="黑体"/>
         <w:b/>
         <w:bCs/>
         <w:color w:themeColor="text1" w:val="000000"/>
@@ -11050,6 +11554,7 @@
     </w:tblStylePr>
     <w:tblStylePr w:type="lastCol">
       <w:rPr>
+        <w:rFonts w:eastAsia="黑体"/>
         <w:b w:val="0"/>
         <w:bCs w:val="0"/>
         <w:color w:themeColor="text1" w:val="000000"/>
@@ -11099,7 +11604,7 @@
       <w:spacing w:after="0" w:line="240" w:lineRule="auto"/>
     </w:pPr>
     <w:rPr>
-      <w:rFonts w:asciiTheme="majorHAnsi" w:cstheme="majorBidi" w:eastAsiaTheme="majorEastAsia" w:hAnsiTheme="majorHAnsi"/>
+      <w:rFonts w:asciiTheme="majorHAnsi" w:cstheme="majorBidi" w:hAnsiTheme="majorHAnsi" w:eastAsia="黑体"/>
       <w:color w:themeColor="text1" w:val="000000"/>
     </w:rPr>
     <w:tblPr>
@@ -11126,6 +11631,7 @@
     </w:tcPr>
     <w:tblStylePr w:type="firstRow">
       <w:rPr>
+        <w:rFonts w:eastAsia="黑体"/>
         <w:b/>
         <w:bCs/>
         <w:color w:themeColor="text1" w:val="000000"/>
@@ -11137,6 +11643,7 @@
     </w:tblStylePr>
     <w:tblStylePr w:type="lastRow">
       <w:rPr>
+        <w:rFonts w:eastAsia="黑体"/>
         <w:b/>
         <w:bCs/>
         <w:color w:themeColor="text1" w:val="000000"/>
@@ -11156,6 +11663,7 @@
     </w:tblStylePr>
     <w:tblStylePr w:type="firstCol">
       <w:rPr>
+        <w:rFonts w:eastAsia="黑体"/>
         <w:b/>
         <w:bCs/>
         <w:color w:themeColor="text1" w:val="000000"/>
@@ -11175,6 +11683,7 @@
     </w:tblStylePr>
     <w:tblStylePr w:type="lastCol">
       <w:rPr>
+        <w:rFonts w:eastAsia="黑体"/>
         <w:b w:val="0"/>
         <w:bCs w:val="0"/>
         <w:color w:themeColor="text1" w:val="000000"/>
@@ -11247,6 +11756,7 @@
     </w:tcPr>
     <w:tblStylePr w:type="firstRow">
       <w:rPr>
+        <w:rFonts w:eastAsia="黑体"/>
         <w:b/>
         <w:bCs/>
         <w:i w:val="0"/>
@@ -11268,6 +11778,7 @@
     </w:tblStylePr>
     <w:tblStylePr w:type="lastRow">
       <w:rPr>
+        <w:rFonts w:eastAsia="黑体"/>
         <w:b/>
         <w:bCs/>
         <w:i w:val="0"/>
@@ -11289,6 +11800,7 @@
     </w:tblStylePr>
     <w:tblStylePr w:type="firstCol">
       <w:rPr>
+        <w:rFonts w:eastAsia="黑体"/>
         <w:b/>
         <w:bCs/>
         <w:i w:val="0"/>
@@ -11308,6 +11820,7 @@
     </w:tblStylePr>
     <w:tblStylePr w:type="lastCol">
       <w:rPr>
+        <w:rFonts w:eastAsia="黑体"/>
         <w:b/>
         <w:bCs/>
         <w:i w:val="0"/>
@@ -11388,6 +11901,7 @@
     </w:tcPr>
     <w:tblStylePr w:type="firstRow">
       <w:rPr>
+        <w:rFonts w:eastAsia="黑体"/>
         <w:b/>
         <w:bCs/>
         <w:i w:val="0"/>
@@ -11409,6 +11923,7 @@
     </w:tblStylePr>
     <w:tblStylePr w:type="lastRow">
       <w:rPr>
+        <w:rFonts w:eastAsia="黑体"/>
         <w:b/>
         <w:bCs/>
         <w:i w:val="0"/>
@@ -11430,6 +11945,7 @@
     </w:tblStylePr>
     <w:tblStylePr w:type="firstCol">
       <w:rPr>
+        <w:rFonts w:eastAsia="黑体"/>
         <w:b/>
         <w:bCs/>
         <w:i w:val="0"/>
@@ -11449,6 +11965,7 @@
     </w:tblStylePr>
     <w:tblStylePr w:type="lastCol">
       <w:rPr>
+        <w:rFonts w:eastAsia="黑体"/>
         <w:b/>
         <w:bCs/>
         <w:i w:val="0"/>
@@ -11529,6 +12046,7 @@
     </w:tcPr>
     <w:tblStylePr w:type="firstRow">
       <w:rPr>
+        <w:rFonts w:eastAsia="黑体"/>
         <w:b/>
         <w:bCs/>
         <w:i w:val="0"/>
@@ -11550,6 +12068,7 @@
     </w:tblStylePr>
     <w:tblStylePr w:type="lastRow">
       <w:rPr>
+        <w:rFonts w:eastAsia="黑体"/>
         <w:b/>
         <w:bCs/>
         <w:i w:val="0"/>
@@ -11571,6 +12090,7 @@
     </w:tblStylePr>
     <w:tblStylePr w:type="firstCol">
       <w:rPr>
+        <w:rFonts w:eastAsia="黑体"/>
         <w:b/>
         <w:bCs/>
         <w:i w:val="0"/>
@@ -11590,6 +12110,7 @@
     </w:tblStylePr>
     <w:tblStylePr w:type="lastCol">
       <w:rPr>
+        <w:rFonts w:eastAsia="黑体"/>
         <w:b/>
         <w:bCs/>
         <w:i w:val="0"/>
@@ -11670,6 +12191,7 @@
     </w:tcPr>
     <w:tblStylePr w:type="firstRow">
       <w:rPr>
+        <w:rFonts w:eastAsia="黑体"/>
         <w:b/>
         <w:bCs/>
         <w:i w:val="0"/>
@@ -11691,6 +12213,7 @@
     </w:tblStylePr>
     <w:tblStylePr w:type="lastRow">
       <w:rPr>
+        <w:rFonts w:eastAsia="黑体"/>
         <w:b/>
         <w:bCs/>
         <w:i w:val="0"/>
@@ -11712,6 +12235,7 @@
     </w:tblStylePr>
     <w:tblStylePr w:type="firstCol">
       <w:rPr>
+        <w:rFonts w:eastAsia="黑体"/>
         <w:b/>
         <w:bCs/>
         <w:i w:val="0"/>
@@ -11731,6 +12255,7 @@
     </w:tblStylePr>
     <w:tblStylePr w:type="lastCol">
       <w:rPr>
+        <w:rFonts w:eastAsia="黑体"/>
         <w:b/>
         <w:bCs/>
         <w:i w:val="0"/>
@@ -11811,6 +12336,7 @@
     </w:tcPr>
     <w:tblStylePr w:type="firstRow">
       <w:rPr>
+        <w:rFonts w:eastAsia="黑体"/>
         <w:b/>
         <w:bCs/>
         <w:i w:val="0"/>
@@ -11832,6 +12358,7 @@
     </w:tblStylePr>
     <w:tblStylePr w:type="lastRow">
       <w:rPr>
+        <w:rFonts w:eastAsia="黑体"/>
         <w:b/>
         <w:bCs/>
         <w:i w:val="0"/>
@@ -11853,6 +12380,7 @@
     </w:tblStylePr>
     <w:tblStylePr w:type="firstCol">
       <w:rPr>
+        <w:rFonts w:eastAsia="黑体"/>
         <w:b/>
         <w:bCs/>
         <w:i w:val="0"/>
@@ -11872,6 +12400,7 @@
     </w:tblStylePr>
     <w:tblStylePr w:type="lastCol">
       <w:rPr>
+        <w:rFonts w:eastAsia="黑体"/>
         <w:b/>
         <w:bCs/>
         <w:i w:val="0"/>
@@ -11952,6 +12481,7 @@
     </w:tcPr>
     <w:tblStylePr w:type="firstRow">
       <w:rPr>
+        <w:rFonts w:eastAsia="黑体"/>
         <w:b/>
         <w:bCs/>
         <w:i w:val="0"/>
@@ -11973,6 +12503,7 @@
     </w:tblStylePr>
     <w:tblStylePr w:type="lastRow">
       <w:rPr>
+        <w:rFonts w:eastAsia="黑体"/>
         <w:b/>
         <w:bCs/>
         <w:i w:val="0"/>
@@ -11994,6 +12525,7 @@
     </w:tblStylePr>
     <w:tblStylePr w:type="firstCol">
       <w:rPr>
+        <w:rFonts w:eastAsia="黑体"/>
         <w:b/>
         <w:bCs/>
         <w:i w:val="0"/>
@@ -12013,6 +12545,7 @@
     </w:tblStylePr>
     <w:tblStylePr w:type="lastCol">
       <w:rPr>
+        <w:rFonts w:eastAsia="黑体"/>
         <w:b/>
         <w:bCs/>
         <w:i w:val="0"/>
@@ -12093,6 +12626,7 @@
     </w:tcPr>
     <w:tblStylePr w:type="firstRow">
       <w:rPr>
+        <w:rFonts w:eastAsia="黑体"/>
         <w:b/>
         <w:bCs/>
         <w:i w:val="0"/>
@@ -12114,6 +12648,7 @@
     </w:tblStylePr>
     <w:tblStylePr w:type="lastRow">
       <w:rPr>
+        <w:rFonts w:eastAsia="黑体"/>
         <w:b/>
         <w:bCs/>
         <w:i w:val="0"/>
@@ -12135,6 +12670,7 @@
     </w:tblStylePr>
     <w:tblStylePr w:type="firstCol">
       <w:rPr>
+        <w:rFonts w:eastAsia="黑体"/>
         <w:b/>
         <w:bCs/>
         <w:i w:val="0"/>
@@ -12154,6 +12690,7 @@
     </w:tblStylePr>
     <w:tblStylePr w:type="lastCol">
       <w:rPr>
+        <w:rFonts w:eastAsia="黑体"/>
         <w:b/>
         <w:bCs/>
         <w:i w:val="0"/>
@@ -12211,6 +12748,7 @@
       <w:spacing w:after="0" w:line="240" w:lineRule="auto"/>
     </w:pPr>
     <w:rPr>
+      <w:rFonts w:eastAsia="黑体"/>
       <w:color w:themeColor="background1" w:val="FFFFFF"/>
     </w:rPr>
     <w:tblPr>
@@ -12229,6 +12767,7 @@
     </w:tcPr>
     <w:tblStylePr w:type="firstRow">
       <w:rPr>
+        <w:rFonts w:eastAsia="黑体"/>
         <w:b/>
         <w:bCs/>
       </w:rPr>
@@ -12325,6 +12864,7 @@
       <w:spacing w:after="0" w:line="240" w:lineRule="auto"/>
     </w:pPr>
     <w:rPr>
+      <w:rFonts w:eastAsia="黑体"/>
       <w:color w:themeColor="background1" w:val="FFFFFF"/>
     </w:rPr>
     <w:tblPr>
@@ -12343,6 +12883,7 @@
     </w:tcPr>
     <w:tblStylePr w:type="firstRow">
       <w:rPr>
+        <w:rFonts w:eastAsia="黑体"/>
         <w:b/>
         <w:bCs/>
       </w:rPr>
@@ -12439,6 +12980,7 @@
       <w:spacing w:after="0" w:line="240" w:lineRule="auto"/>
     </w:pPr>
     <w:rPr>
+      <w:rFonts w:eastAsia="黑体"/>
       <w:color w:themeColor="background1" w:val="FFFFFF"/>
     </w:rPr>
     <w:tblPr>
@@ -12457,6 +12999,7 @@
     </w:tcPr>
     <w:tblStylePr w:type="firstRow">
       <w:rPr>
+        <w:rFonts w:eastAsia="黑体"/>
         <w:b/>
         <w:bCs/>
       </w:rPr>
@@ -12553,6 +13096,7 @@
       <w:spacing w:after="0" w:line="240" w:lineRule="auto"/>
     </w:pPr>
     <w:rPr>
+      <w:rFonts w:eastAsia="黑体"/>
       <w:color w:themeColor="background1" w:val="FFFFFF"/>
     </w:rPr>
     <w:tblPr>
@@ -12571,6 +13115,7 @@
     </w:tcPr>
     <w:tblStylePr w:type="firstRow">
       <w:rPr>
+        <w:rFonts w:eastAsia="黑体"/>
         <w:b/>
         <w:bCs/>
       </w:rPr>
@@ -12667,6 +13212,7 @@
       <w:spacing w:after="0" w:line="240" w:lineRule="auto"/>
     </w:pPr>
     <w:rPr>
+      <w:rFonts w:eastAsia="黑体"/>
       <w:color w:themeColor="background1" w:val="FFFFFF"/>
     </w:rPr>
     <w:tblPr>
@@ -12685,6 +13231,7 @@
     </w:tcPr>
     <w:tblStylePr w:type="firstRow">
       <w:rPr>
+        <w:rFonts w:eastAsia="黑体"/>
         <w:b/>
         <w:bCs/>
       </w:rPr>
@@ -12781,6 +13328,7 @@
       <w:spacing w:after="0" w:line="240" w:lineRule="auto"/>
     </w:pPr>
     <w:rPr>
+      <w:rFonts w:eastAsia="黑体"/>
       <w:color w:themeColor="background1" w:val="FFFFFF"/>
     </w:rPr>
     <w:tblPr>
@@ -12799,6 +13347,7 @@
     </w:tcPr>
     <w:tblStylePr w:type="firstRow">
       <w:rPr>
+        <w:rFonts w:eastAsia="黑体"/>
         <w:b/>
         <w:bCs/>
       </w:rPr>
@@ -12895,6 +13444,7 @@
       <w:spacing w:after="0" w:line="240" w:lineRule="auto"/>
     </w:pPr>
     <w:rPr>
+      <w:rFonts w:eastAsia="黑体"/>
       <w:color w:themeColor="background1" w:val="FFFFFF"/>
     </w:rPr>
     <w:tblPr>
@@ -12913,6 +13463,7 @@
     </w:tcPr>
     <w:tblStylePr w:type="firstRow">
       <w:rPr>
+        <w:rFonts w:eastAsia="黑体"/>
         <w:b/>
         <w:bCs/>
       </w:rPr>
@@ -13009,6 +13560,7 @@
       <w:spacing w:after="0" w:line="240" w:lineRule="auto"/>
     </w:pPr>
     <w:rPr>
+      <w:rFonts w:eastAsia="黑体"/>
       <w:color w:themeColor="text1" w:val="000000"/>
     </w:rPr>
     <w:tblPr>
@@ -13035,6 +13587,7 @@
     </w:tcPr>
     <w:tblStylePr w:type="firstRow">
       <w:rPr>
+        <w:rFonts w:eastAsia="黑体"/>
         <w:b/>
         <w:bCs/>
       </w:rPr>
@@ -13053,6 +13606,7 @@
     </w:tblStylePr>
     <w:tblStylePr w:type="lastRow">
       <w:rPr>
+        <w:rFonts w:eastAsia="黑体"/>
         <w:b/>
         <w:bCs/>
         <w:color w:themeColor="background1" w:val="FFFFFF"/>
@@ -13067,6 +13621,7 @@
     </w:tblStylePr>
     <w:tblStylePr w:type="firstCol">
       <w:rPr>
+        <w:rFonts w:eastAsia="黑体"/>
         <w:color w:themeColor="background1" w:val="FFFFFF"/>
       </w:rPr>
       <w:tblPr/>
@@ -13084,6 +13639,7 @@
     </w:tblStylePr>
     <w:tblStylePr w:type="lastCol">
       <w:rPr>
+        <w:rFonts w:eastAsia="黑体"/>
         <w:color w:themeColor="background1" w:val="FFFFFF"/>
       </w:rPr>
       <w:tblPr/>
@@ -13113,11 +13669,13 @@
     </w:tblStylePr>
     <w:tblStylePr w:type="neCell">
       <w:rPr>
+        <w:rFonts w:eastAsia="黑体"/>
         <w:color w:themeColor="text1" w:val="000000"/>
       </w:rPr>
     </w:tblStylePr>
     <w:tblStylePr w:type="nwCell">
       <w:rPr>
+        <w:rFonts w:eastAsia="黑体"/>
         <w:color w:themeColor="text1" w:val="000000"/>
       </w:rPr>
     </w:tblStylePr>
@@ -13131,6 +13689,7 @@
       <w:spacing w:after="0" w:line="240" w:lineRule="auto"/>
     </w:pPr>
     <w:rPr>
+      <w:rFonts w:eastAsia="黑体"/>
       <w:color w:themeColor="text1" w:val="000000"/>
     </w:rPr>
     <w:tblPr>
@@ -13157,6 +13716,7 @@
     </w:tcPr>
     <w:tblStylePr w:type="firstRow">
       <w:rPr>
+        <w:rFonts w:eastAsia="黑体"/>
         <w:b/>
         <w:bCs/>
       </w:rPr>
@@ -13175,6 +13735,7 @@
     </w:tblStylePr>
     <w:tblStylePr w:type="lastRow">
       <w:rPr>
+        <w:rFonts w:eastAsia="黑体"/>
         <w:b/>
         <w:bCs/>
         <w:color w:themeColor="background1" w:val="FFFFFF"/>
@@ -13189,6 +13750,7 @@
     </w:tblStylePr>
     <w:tblStylePr w:type="firstCol">
       <w:rPr>
+        <w:rFonts w:eastAsia="黑体"/>
         <w:color w:themeColor="background1" w:val="FFFFFF"/>
       </w:rPr>
       <w:tblPr/>
@@ -13206,6 +13768,7 @@
     </w:tblStylePr>
     <w:tblStylePr w:type="lastCol">
       <w:rPr>
+        <w:rFonts w:eastAsia="黑体"/>
         <w:color w:themeColor="background1" w:val="FFFFFF"/>
       </w:rPr>
       <w:tblPr/>
@@ -13235,11 +13798,13 @@
     </w:tblStylePr>
     <w:tblStylePr w:type="neCell">
       <w:rPr>
+        <w:rFonts w:eastAsia="黑体"/>
         <w:color w:themeColor="text1" w:val="000000"/>
       </w:rPr>
     </w:tblStylePr>
     <w:tblStylePr w:type="nwCell">
       <w:rPr>
+        <w:rFonts w:eastAsia="黑体"/>
         <w:color w:themeColor="text1" w:val="000000"/>
       </w:rPr>
     </w:tblStylePr>
@@ -13253,6 +13818,7 @@
       <w:spacing w:after="0" w:line="240" w:lineRule="auto"/>
     </w:pPr>
     <w:rPr>
+      <w:rFonts w:eastAsia="黑体"/>
       <w:color w:themeColor="text1" w:val="000000"/>
     </w:rPr>
     <w:tblPr>
@@ -13279,6 +13845,7 @@
     </w:tcPr>
     <w:tblStylePr w:type="firstRow">
       <w:rPr>
+        <w:rFonts w:eastAsia="黑体"/>
         <w:b/>
         <w:bCs/>
       </w:rPr>
@@ -13297,6 +13864,7 @@
     </w:tblStylePr>
     <w:tblStylePr w:type="lastRow">
       <w:rPr>
+        <w:rFonts w:eastAsia="黑体"/>
         <w:b/>
         <w:bCs/>
         <w:color w:themeColor="background1" w:val="FFFFFF"/>
@@ -13311,6 +13879,7 @@
     </w:tblStylePr>
     <w:tblStylePr w:type="firstCol">
       <w:rPr>
+        <w:rFonts w:eastAsia="黑体"/>
         <w:color w:themeColor="background1" w:val="FFFFFF"/>
       </w:rPr>
       <w:tblPr/>
@@ -13328,6 +13897,7 @@
     </w:tblStylePr>
     <w:tblStylePr w:type="lastCol">
       <w:rPr>
+        <w:rFonts w:eastAsia="黑体"/>
         <w:color w:themeColor="background1" w:val="FFFFFF"/>
       </w:rPr>
       <w:tblPr/>
@@ -13357,11 +13927,13 @@
     </w:tblStylePr>
     <w:tblStylePr w:type="neCell">
       <w:rPr>
+        <w:rFonts w:eastAsia="黑体"/>
         <w:color w:themeColor="text1" w:val="000000"/>
       </w:rPr>
     </w:tblStylePr>
     <w:tblStylePr w:type="nwCell">
       <w:rPr>
+        <w:rFonts w:eastAsia="黑体"/>
         <w:color w:themeColor="text1" w:val="000000"/>
       </w:rPr>
     </w:tblStylePr>
@@ -13375,6 +13947,7 @@
       <w:spacing w:after="0" w:line="240" w:lineRule="auto"/>
     </w:pPr>
     <w:rPr>
+      <w:rFonts w:eastAsia="黑体"/>
       <w:color w:themeColor="text1" w:val="000000"/>
     </w:rPr>
     <w:tblPr>
@@ -13401,6 +13974,7 @@
     </w:tcPr>
     <w:tblStylePr w:type="firstRow">
       <w:rPr>
+        <w:rFonts w:eastAsia="黑体"/>
         <w:b/>
         <w:bCs/>
       </w:rPr>
@@ -13419,6 +13993,7 @@
     </w:tblStylePr>
     <w:tblStylePr w:type="lastRow">
       <w:rPr>
+        <w:rFonts w:eastAsia="黑体"/>
         <w:b/>
         <w:bCs/>
         <w:color w:themeColor="background1" w:val="FFFFFF"/>
@@ -13433,6 +14008,7 @@
     </w:tblStylePr>
     <w:tblStylePr w:type="firstCol">
       <w:rPr>
+        <w:rFonts w:eastAsia="黑体"/>
         <w:color w:themeColor="background1" w:val="FFFFFF"/>
       </w:rPr>
       <w:tblPr/>
@@ -13450,6 +14026,7 @@
     </w:tblStylePr>
     <w:tblStylePr w:type="lastCol">
       <w:rPr>
+        <w:rFonts w:eastAsia="黑体"/>
         <w:color w:themeColor="background1" w:val="FFFFFF"/>
       </w:rPr>
       <w:tblPr/>
@@ -13487,6 +14064,7 @@
       <w:spacing w:after="0" w:line="240" w:lineRule="auto"/>
     </w:pPr>
     <w:rPr>
+      <w:rFonts w:eastAsia="黑体"/>
       <w:color w:themeColor="text1" w:val="000000"/>
     </w:rPr>
     <w:tblPr>
@@ -13513,6 +14091,7 @@
     </w:tcPr>
     <w:tblStylePr w:type="firstRow">
       <w:rPr>
+        <w:rFonts w:eastAsia="黑体"/>
         <w:b/>
         <w:bCs/>
       </w:rPr>
@@ -13531,6 +14110,7 @@
     </w:tblStylePr>
     <w:tblStylePr w:type="lastRow">
       <w:rPr>
+        <w:rFonts w:eastAsia="黑体"/>
         <w:b/>
         <w:bCs/>
         <w:color w:themeColor="background1" w:val="FFFFFF"/>
@@ -13545,6 +14125,7 @@
     </w:tblStylePr>
     <w:tblStylePr w:type="firstCol">
       <w:rPr>
+        <w:rFonts w:eastAsia="黑体"/>
         <w:color w:themeColor="background1" w:val="FFFFFF"/>
       </w:rPr>
       <w:tblPr/>
@@ -13562,6 +14143,7 @@
     </w:tblStylePr>
     <w:tblStylePr w:type="lastCol">
       <w:rPr>
+        <w:rFonts w:eastAsia="黑体"/>
         <w:color w:themeColor="background1" w:val="FFFFFF"/>
       </w:rPr>
       <w:tblPr/>
@@ -13591,11 +14173,13 @@
     </w:tblStylePr>
     <w:tblStylePr w:type="neCell">
       <w:rPr>
+        <w:rFonts w:eastAsia="黑体"/>
         <w:color w:themeColor="text1" w:val="000000"/>
       </w:rPr>
     </w:tblStylePr>
     <w:tblStylePr w:type="nwCell">
       <w:rPr>
+        <w:rFonts w:eastAsia="黑体"/>
         <w:color w:themeColor="text1" w:val="000000"/>
       </w:rPr>
     </w:tblStylePr>
@@ -13609,6 +14193,7 @@
       <w:spacing w:after="0" w:line="240" w:lineRule="auto"/>
     </w:pPr>
     <w:rPr>
+      <w:rFonts w:eastAsia="黑体"/>
       <w:color w:themeColor="text1" w:val="000000"/>
     </w:rPr>
     <w:tblPr>
@@ -13635,6 +14220,7 @@
     </w:tcPr>
     <w:tblStylePr w:type="firstRow">
       <w:rPr>
+        <w:rFonts w:eastAsia="黑体"/>
         <w:b/>
         <w:bCs/>
       </w:rPr>
@@ -13653,6 +14239,7 @@
     </w:tblStylePr>
     <w:tblStylePr w:type="lastRow">
       <w:rPr>
+        <w:rFonts w:eastAsia="黑体"/>
         <w:b/>
         <w:bCs/>
         <w:color w:themeColor="background1" w:val="FFFFFF"/>
@@ -13667,6 +14254,7 @@
     </w:tblStylePr>
     <w:tblStylePr w:type="firstCol">
       <w:rPr>
+        <w:rFonts w:eastAsia="黑体"/>
         <w:color w:themeColor="background1" w:val="FFFFFF"/>
       </w:rPr>
       <w:tblPr/>
@@ -13684,6 +14272,7 @@
     </w:tblStylePr>
     <w:tblStylePr w:type="lastCol">
       <w:rPr>
+        <w:rFonts w:eastAsia="黑体"/>
         <w:color w:themeColor="background1" w:val="FFFFFF"/>
       </w:rPr>
       <w:tblPr/>
@@ -13713,11 +14302,13 @@
     </w:tblStylePr>
     <w:tblStylePr w:type="neCell">
       <w:rPr>
+        <w:rFonts w:eastAsia="黑体"/>
         <w:color w:themeColor="text1" w:val="000000"/>
       </w:rPr>
     </w:tblStylePr>
     <w:tblStylePr w:type="nwCell">
       <w:rPr>
+        <w:rFonts w:eastAsia="黑体"/>
         <w:color w:themeColor="text1" w:val="000000"/>
       </w:rPr>
     </w:tblStylePr>
@@ -13731,6 +14322,7 @@
       <w:spacing w:after="0" w:line="240" w:lineRule="auto"/>
     </w:pPr>
     <w:rPr>
+      <w:rFonts w:eastAsia="黑体"/>
       <w:color w:themeColor="text1" w:val="000000"/>
     </w:rPr>
     <w:tblPr>
@@ -13757,6 +14349,7 @@
     </w:tcPr>
     <w:tblStylePr w:type="firstRow">
       <w:rPr>
+        <w:rFonts w:eastAsia="黑体"/>
         <w:b/>
         <w:bCs/>
       </w:rPr>
@@ -13775,6 +14368,7 @@
     </w:tblStylePr>
     <w:tblStylePr w:type="lastRow">
       <w:rPr>
+        <w:rFonts w:eastAsia="黑体"/>
         <w:b/>
         <w:bCs/>
         <w:color w:themeColor="background1" w:val="FFFFFF"/>
@@ -13789,6 +14383,7 @@
     </w:tblStylePr>
     <w:tblStylePr w:type="firstCol">
       <w:rPr>
+        <w:rFonts w:eastAsia="黑体"/>
         <w:color w:themeColor="background1" w:val="FFFFFF"/>
       </w:rPr>
       <w:tblPr/>
@@ -13806,6 +14401,7 @@
     </w:tblStylePr>
     <w:tblStylePr w:type="lastCol">
       <w:rPr>
+        <w:rFonts w:eastAsia="黑体"/>
         <w:color w:themeColor="background1" w:val="FFFFFF"/>
       </w:rPr>
       <w:tblPr/>
@@ -13835,11 +14431,13 @@
     </w:tblStylePr>
     <w:tblStylePr w:type="neCell">
       <w:rPr>
+        <w:rFonts w:eastAsia="黑体"/>
         <w:color w:themeColor="text1" w:val="000000"/>
       </w:rPr>
     </w:tblStylePr>
     <w:tblStylePr w:type="nwCell">
       <w:rPr>
+        <w:rFonts w:eastAsia="黑体"/>
         <w:color w:themeColor="text1" w:val="000000"/>
       </w:rPr>
     </w:tblStylePr>
@@ -13853,6 +14451,7 @@
       <w:spacing w:after="0" w:line="240" w:lineRule="auto"/>
     </w:pPr>
     <w:rPr>
+      <w:rFonts w:eastAsia="黑体"/>
       <w:color w:themeColor="text1" w:val="000000"/>
     </w:rPr>
     <w:tblPr>
@@ -13871,6 +14470,7 @@
     </w:tcPr>
     <w:tblStylePr w:type="firstRow">
       <w:rPr>
+        <w:rFonts w:eastAsia="黑体"/>
         <w:b/>
         <w:bCs/>
         <w:color w:themeColor="background1" w:val="FFFFFF"/>
@@ -13885,6 +14485,7 @@
     </w:tblStylePr>
     <w:tblStylePr w:type="lastRow">
       <w:rPr>
+        <w:rFonts w:eastAsia="黑体"/>
         <w:b/>
         <w:bCs/>
         <w:color w:themeColor="accent2" w:themeShade="CC" w:val="9E3A38"/>
@@ -13899,12 +14500,14 @@
     </w:tblStylePr>
     <w:tblStylePr w:type="firstCol">
       <w:rPr>
+        <w:rFonts w:eastAsia="黑体"/>
         <w:b/>
         <w:bCs/>
       </w:rPr>
     </w:tblStylePr>
     <w:tblStylePr w:type="lastCol">
       <w:rPr>
+        <w:rFonts w:eastAsia="黑体"/>
         <w:b/>
         <w:bCs/>
       </w:rPr>
@@ -13939,6 +14542,7 @@
       <w:spacing w:after="0" w:line="240" w:lineRule="auto"/>
     </w:pPr>
     <w:rPr>
+      <w:rFonts w:eastAsia="黑体"/>
       <w:color w:themeColor="text1" w:val="000000"/>
     </w:rPr>
     <w:tblPr>
@@ -13957,6 +14561,7 @@
     </w:tcPr>
     <w:tblStylePr w:type="firstRow">
       <w:rPr>
+        <w:rFonts w:eastAsia="黑体"/>
         <w:b/>
         <w:bCs/>
         <w:color w:themeColor="background1" w:val="FFFFFF"/>
@@ -13971,6 +14576,7 @@
     </w:tblStylePr>
     <w:tblStylePr w:type="lastRow">
       <w:rPr>
+        <w:rFonts w:eastAsia="黑体"/>
         <w:b/>
         <w:bCs/>
         <w:color w:themeColor="accent2" w:themeShade="CC" w:val="9E3A38"/>
@@ -13985,12 +14591,14 @@
     </w:tblStylePr>
     <w:tblStylePr w:type="firstCol">
       <w:rPr>
+        <w:rFonts w:eastAsia="黑体"/>
         <w:b/>
         <w:bCs/>
       </w:rPr>
     </w:tblStylePr>
     <w:tblStylePr w:type="lastCol">
       <w:rPr>
+        <w:rFonts w:eastAsia="黑体"/>
         <w:b/>
         <w:bCs/>
       </w:rPr>
@@ -14025,6 +14633,7 @@
       <w:spacing w:after="0" w:line="240" w:lineRule="auto"/>
     </w:pPr>
     <w:rPr>
+      <w:rFonts w:eastAsia="黑体"/>
       <w:color w:themeColor="text1" w:val="000000"/>
     </w:rPr>
     <w:tblPr>
@@ -14043,6 +14652,7 @@
     </w:tcPr>
     <w:tblStylePr w:type="firstRow">
       <w:rPr>
+        <w:rFonts w:eastAsia="黑体"/>
         <w:b/>
         <w:bCs/>
         <w:color w:themeColor="background1" w:val="FFFFFF"/>
@@ -14057,6 +14667,7 @@
     </w:tblStylePr>
     <w:tblStylePr w:type="lastRow">
       <w:rPr>
+        <w:rFonts w:eastAsia="黑体"/>
         <w:b/>
         <w:bCs/>
         <w:color w:themeColor="accent2" w:themeShade="CC" w:val="9E3A38"/>
@@ -14071,12 +14682,14 @@
     </w:tblStylePr>
     <w:tblStylePr w:type="firstCol">
       <w:rPr>
+        <w:rFonts w:eastAsia="黑体"/>
         <w:b/>
         <w:bCs/>
       </w:rPr>
     </w:tblStylePr>
     <w:tblStylePr w:type="lastCol">
       <w:rPr>
+        <w:rFonts w:eastAsia="黑体"/>
         <w:b/>
         <w:bCs/>
       </w:rPr>
@@ -14111,6 +14724,7 @@
       <w:spacing w:after="0" w:line="240" w:lineRule="auto"/>
     </w:pPr>
     <w:rPr>
+      <w:rFonts w:eastAsia="黑体"/>
       <w:color w:themeColor="text1" w:val="000000"/>
     </w:rPr>
     <w:tblPr>
@@ -14129,6 +14743,7 @@
     </w:tcPr>
     <w:tblStylePr w:type="firstRow">
       <w:rPr>
+        <w:rFonts w:eastAsia="黑体"/>
         <w:b/>
         <w:bCs/>
         <w:color w:themeColor="background1" w:val="FFFFFF"/>
@@ -14143,6 +14758,7 @@
     </w:tblStylePr>
     <w:tblStylePr w:type="lastRow">
       <w:rPr>
+        <w:rFonts w:eastAsia="黑体"/>
         <w:b/>
         <w:bCs/>
         <w:color w:themeColor="accent4" w:themeShade="CC" w:val="664E82"/>
@@ -14157,12 +14773,14 @@
     </w:tblStylePr>
     <w:tblStylePr w:type="firstCol">
       <w:rPr>
+        <w:rFonts w:eastAsia="黑体"/>
         <w:b/>
         <w:bCs/>
       </w:rPr>
     </w:tblStylePr>
     <w:tblStylePr w:type="lastCol">
       <w:rPr>
+        <w:rFonts w:eastAsia="黑体"/>
         <w:b/>
         <w:bCs/>
       </w:rPr>
@@ -14197,6 +14815,7 @@
       <w:spacing w:after="0" w:line="240" w:lineRule="auto"/>
     </w:pPr>
     <w:rPr>
+      <w:rFonts w:eastAsia="黑体"/>
       <w:color w:themeColor="text1" w:val="000000"/>
     </w:rPr>
     <w:tblPr>
@@ -14215,6 +14834,7 @@
     </w:tcPr>
     <w:tblStylePr w:type="firstRow">
       <w:rPr>
+        <w:rFonts w:eastAsia="黑体"/>
         <w:b/>
         <w:bCs/>
         <w:color w:themeColor="background1" w:val="FFFFFF"/>
@@ -14229,6 +14849,7 @@
     </w:tblStylePr>
     <w:tblStylePr w:type="lastRow">
       <w:rPr>
+        <w:rFonts w:eastAsia="黑体"/>
         <w:b/>
         <w:bCs/>
         <w:color w:themeColor="accent3" w:themeShade="CC" w:val="7E9C40"/>
@@ -14243,12 +14864,14 @@
     </w:tblStylePr>
     <w:tblStylePr w:type="firstCol">
       <w:rPr>
+        <w:rFonts w:eastAsia="黑体"/>
         <w:b/>
         <w:bCs/>
       </w:rPr>
     </w:tblStylePr>
     <w:tblStylePr w:type="lastCol">
       <w:rPr>
+        <w:rFonts w:eastAsia="黑体"/>
         <w:b/>
         <w:bCs/>
       </w:rPr>
@@ -14283,6 +14906,7 @@
       <w:spacing w:after="0" w:line="240" w:lineRule="auto"/>
     </w:pPr>
     <w:rPr>
+      <w:rFonts w:eastAsia="黑体"/>
       <w:color w:themeColor="text1" w:val="000000"/>
     </w:rPr>
     <w:tblPr>
@@ -14301,6 +14925,7 @@
     </w:tcPr>
     <w:tblStylePr w:type="firstRow">
       <w:rPr>
+        <w:rFonts w:eastAsia="黑体"/>
         <w:b/>
         <w:bCs/>
         <w:color w:themeColor="background1" w:val="FFFFFF"/>
@@ -14315,6 +14940,7 @@
     </w:tblStylePr>
     <w:tblStylePr w:type="lastRow">
       <w:rPr>
+        <w:rFonts w:eastAsia="黑体"/>
         <w:b/>
         <w:bCs/>
         <w:color w:themeColor="accent6" w:themeShade="CC" w:val="F2730A"/>
@@ -14329,12 +14955,14 @@
     </w:tblStylePr>
     <w:tblStylePr w:type="firstCol">
       <w:rPr>
+        <w:rFonts w:eastAsia="黑体"/>
         <w:b/>
         <w:bCs/>
       </w:rPr>
     </w:tblStylePr>
     <w:tblStylePr w:type="lastCol">
       <w:rPr>
+        <w:rFonts w:eastAsia="黑体"/>
         <w:b/>
         <w:bCs/>
       </w:rPr>
@@ -14369,6 +14997,7 @@
       <w:spacing w:after="0" w:line="240" w:lineRule="auto"/>
     </w:pPr>
     <w:rPr>
+      <w:rFonts w:eastAsia="黑体"/>
       <w:color w:themeColor="text1" w:val="000000"/>
     </w:rPr>
     <w:tblPr>
@@ -14387,6 +15016,7 @@
     </w:tcPr>
     <w:tblStylePr w:type="firstRow">
       <w:rPr>
+        <w:rFonts w:eastAsia="黑体"/>
         <w:b/>
         <w:bCs/>
         <w:color w:themeColor="background1" w:val="FFFFFF"/>
@@ -14401,6 +15031,7 @@
     </w:tblStylePr>
     <w:tblStylePr w:type="lastRow">
       <w:rPr>
+        <w:rFonts w:eastAsia="黑体"/>
         <w:b/>
         <w:bCs/>
         <w:color w:themeColor="accent5" w:themeShade="CC" w:val="348DA5"/>
@@ -14415,12 +15046,14 @@
     </w:tblStylePr>
     <w:tblStylePr w:type="firstCol">
       <w:rPr>
+        <w:rFonts w:eastAsia="黑体"/>
         <w:b/>
         <w:bCs/>
       </w:rPr>
     </w:tblStylePr>
     <w:tblStylePr w:type="lastCol">
       <w:rPr>
+        <w:rFonts w:eastAsia="黑体"/>
         <w:b/>
         <w:bCs/>
       </w:rPr>
@@ -14455,6 +15088,7 @@
       <w:spacing w:after="0" w:line="240" w:lineRule="auto"/>
     </w:pPr>
     <w:rPr>
+      <w:rFonts w:eastAsia="黑体"/>
       <w:color w:themeColor="text1" w:val="000000"/>
     </w:rPr>
     <w:tblPr>
@@ -14476,6 +15110,7 @@
     </w:tcPr>
     <w:tblStylePr w:type="firstRow">
       <w:rPr>
+        <w:rFonts w:eastAsia="黑体"/>
         <w:b/>
         <w:bCs/>
       </w:rPr>
@@ -14486,6 +15121,7 @@
     </w:tblStylePr>
     <w:tblStylePr w:type="lastRow">
       <w:rPr>
+        <w:rFonts w:eastAsia="黑体"/>
         <w:b/>
         <w:bCs/>
         <w:color w:themeColor="text1" w:val="000000"/>
@@ -14497,6 +15133,7 @@
     </w:tblStylePr>
     <w:tblStylePr w:type="firstCol">
       <w:rPr>
+        <w:rFonts w:eastAsia="黑体"/>
         <w:color w:themeColor="background1" w:val="FFFFFF"/>
       </w:rPr>
       <w:tblPr/>
@@ -14506,6 +15143,7 @@
     </w:tblStylePr>
     <w:tblStylePr w:type="lastCol">
       <w:rPr>
+        <w:rFonts w:eastAsia="黑体"/>
         <w:color w:themeColor="background1" w:val="FFFFFF"/>
       </w:rPr>
       <w:tblPr/>
@@ -14535,6 +15173,7 @@
       <w:spacing w:after="0" w:line="240" w:lineRule="auto"/>
     </w:pPr>
     <w:rPr>
+      <w:rFonts w:eastAsia="黑体"/>
       <w:color w:themeColor="text1" w:val="000000"/>
     </w:rPr>
     <w:tblPr>
@@ -14556,6 +15195,7 @@
     </w:tcPr>
     <w:tblStylePr w:type="firstRow">
       <w:rPr>
+        <w:rFonts w:eastAsia="黑体"/>
         <w:b/>
         <w:bCs/>
       </w:rPr>
@@ -14566,6 +15206,7 @@
     </w:tblStylePr>
     <w:tblStylePr w:type="lastRow">
       <w:rPr>
+        <w:rFonts w:eastAsia="黑体"/>
         <w:b/>
         <w:bCs/>
         <w:color w:themeColor="text1" w:val="000000"/>
@@ -14577,6 +15218,7 @@
     </w:tblStylePr>
     <w:tblStylePr w:type="firstCol">
       <w:rPr>
+        <w:rFonts w:eastAsia="黑体"/>
         <w:color w:themeColor="background1" w:val="FFFFFF"/>
       </w:rPr>
       <w:tblPr/>
@@ -14586,6 +15228,7 @@
     </w:tblStylePr>
     <w:tblStylePr w:type="lastCol">
       <w:rPr>
+        <w:rFonts w:eastAsia="黑体"/>
         <w:color w:themeColor="background1" w:val="FFFFFF"/>
       </w:rPr>
       <w:tblPr/>
@@ -14615,6 +15258,7 @@
       <w:spacing w:after="0" w:line="240" w:lineRule="auto"/>
     </w:pPr>
     <w:rPr>
+      <w:rFonts w:eastAsia="黑体"/>
       <w:color w:themeColor="text1" w:val="000000"/>
     </w:rPr>
     <w:tblPr>
@@ -14636,6 +15280,7 @@
     </w:tcPr>
     <w:tblStylePr w:type="firstRow">
       <w:rPr>
+        <w:rFonts w:eastAsia="黑体"/>
         <w:b/>
         <w:bCs/>
       </w:rPr>
@@ -14646,6 +15291,7 @@
     </w:tblStylePr>
     <w:tblStylePr w:type="lastRow">
       <w:rPr>
+        <w:rFonts w:eastAsia="黑体"/>
         <w:b/>
         <w:bCs/>
         <w:color w:themeColor="text1" w:val="000000"/>
@@ -14657,6 +15303,7 @@
     </w:tblStylePr>
     <w:tblStylePr w:type="firstCol">
       <w:rPr>
+        <w:rFonts w:eastAsia="黑体"/>
         <w:color w:themeColor="background1" w:val="FFFFFF"/>
       </w:rPr>
       <w:tblPr/>
@@ -14666,6 +15313,7 @@
     </w:tblStylePr>
     <w:tblStylePr w:type="lastCol">
       <w:rPr>
+        <w:rFonts w:eastAsia="黑体"/>
         <w:color w:themeColor="background1" w:val="FFFFFF"/>
       </w:rPr>
       <w:tblPr/>
@@ -14695,6 +15343,7 @@
       <w:spacing w:after="0" w:line="240" w:lineRule="auto"/>
     </w:pPr>
     <w:rPr>
+      <w:rFonts w:eastAsia="黑体"/>
       <w:color w:themeColor="text1" w:val="000000"/>
     </w:rPr>
     <w:tblPr>
@@ -14716,6 +15365,7 @@
     </w:tcPr>
     <w:tblStylePr w:type="firstRow">
       <w:rPr>
+        <w:rFonts w:eastAsia="黑体"/>
         <w:b/>
         <w:bCs/>
       </w:rPr>
@@ -14726,6 +15376,7 @@
     </w:tblStylePr>
     <w:tblStylePr w:type="lastRow">
       <w:rPr>
+        <w:rFonts w:eastAsia="黑体"/>
         <w:b/>
         <w:bCs/>
         <w:color w:themeColor="text1" w:val="000000"/>
@@ -14737,6 +15388,7 @@
     </w:tblStylePr>
     <w:tblStylePr w:type="firstCol">
       <w:rPr>
+        <w:rFonts w:eastAsia="黑体"/>
         <w:color w:themeColor="background1" w:val="FFFFFF"/>
       </w:rPr>
       <w:tblPr/>
@@ -14746,6 +15398,7 @@
     </w:tblStylePr>
     <w:tblStylePr w:type="lastCol">
       <w:rPr>
+        <w:rFonts w:eastAsia="黑体"/>
         <w:color w:themeColor="background1" w:val="FFFFFF"/>
       </w:rPr>
       <w:tblPr/>
@@ -14775,6 +15428,7 @@
       <w:spacing w:after="0" w:line="240" w:lineRule="auto"/>
     </w:pPr>
     <w:rPr>
+      <w:rFonts w:eastAsia="黑体"/>
       <w:color w:themeColor="text1" w:val="000000"/>
     </w:rPr>
     <w:tblPr>
@@ -14796,6 +15450,7 @@
     </w:tcPr>
     <w:tblStylePr w:type="firstRow">
       <w:rPr>
+        <w:rFonts w:eastAsia="黑体"/>
         <w:b/>
         <w:bCs/>
       </w:rPr>
@@ -14806,6 +15461,7 @@
     </w:tblStylePr>
     <w:tblStylePr w:type="lastRow">
       <w:rPr>
+        <w:rFonts w:eastAsia="黑体"/>
         <w:b/>
         <w:bCs/>
         <w:color w:themeColor="text1" w:val="000000"/>
@@ -14817,6 +15473,7 @@
     </w:tblStylePr>
     <w:tblStylePr w:type="firstCol">
       <w:rPr>
+        <w:rFonts w:eastAsia="黑体"/>
         <w:color w:themeColor="background1" w:val="FFFFFF"/>
       </w:rPr>
       <w:tblPr/>
@@ -14826,6 +15483,7 @@
     </w:tblStylePr>
     <w:tblStylePr w:type="lastCol">
       <w:rPr>
+        <w:rFonts w:eastAsia="黑体"/>
         <w:color w:themeColor="background1" w:val="FFFFFF"/>
       </w:rPr>
       <w:tblPr/>
@@ -14855,6 +15513,7 @@
       <w:spacing w:after="0" w:line="240" w:lineRule="auto"/>
     </w:pPr>
     <w:rPr>
+      <w:rFonts w:eastAsia="黑体"/>
       <w:color w:themeColor="text1" w:val="000000"/>
     </w:rPr>
     <w:tblPr>
@@ -14876,6 +15535,7 @@
     </w:tcPr>
     <w:tblStylePr w:type="firstRow">
       <w:rPr>
+        <w:rFonts w:eastAsia="黑体"/>
         <w:b/>
         <w:bCs/>
       </w:rPr>
@@ -14886,6 +15546,7 @@
     </w:tblStylePr>
     <w:tblStylePr w:type="lastRow">
       <w:rPr>
+        <w:rFonts w:eastAsia="黑体"/>
         <w:b/>
         <w:bCs/>
         <w:color w:themeColor="text1" w:val="000000"/>
@@ -14897,6 +15558,7 @@
     </w:tblStylePr>
     <w:tblStylePr w:type="firstCol">
       <w:rPr>
+        <w:rFonts w:eastAsia="黑体"/>
         <w:color w:themeColor="background1" w:val="FFFFFF"/>
       </w:rPr>
       <w:tblPr/>
@@ -14906,6 +15568,7 @@
     </w:tblStylePr>
     <w:tblStylePr w:type="lastCol">
       <w:rPr>
+        <w:rFonts w:eastAsia="黑体"/>
         <w:color w:themeColor="background1" w:val="FFFFFF"/>
       </w:rPr>
       <w:tblPr/>
@@ -14935,6 +15598,7 @@
       <w:spacing w:after="0" w:line="240" w:lineRule="auto"/>
     </w:pPr>
     <w:rPr>
+      <w:rFonts w:eastAsia="黑体"/>
       <w:color w:themeColor="text1" w:val="000000"/>
     </w:rPr>
     <w:tblPr>
@@ -14956,6 +15620,7 @@
     </w:tcPr>
     <w:tblStylePr w:type="firstRow">
       <w:rPr>
+        <w:rFonts w:eastAsia="黑体"/>
         <w:b/>
         <w:bCs/>
       </w:rPr>
@@ -14966,6 +15631,7 @@
     </w:tblStylePr>
     <w:tblStylePr w:type="lastRow">
       <w:rPr>
+        <w:rFonts w:eastAsia="黑体"/>
         <w:b/>
         <w:bCs/>
         <w:color w:themeColor="text1" w:val="000000"/>
@@ -14977,6 +15643,7 @@
     </w:tblStylePr>
     <w:tblStylePr w:type="firstCol">
       <w:rPr>
+        <w:rFonts w:eastAsia="黑体"/>
         <w:color w:themeColor="background1" w:val="FFFFFF"/>
       </w:rPr>
       <w:tblPr/>
@@ -14986,6 +15653,7 @@
     </w:tblStylePr>
     <w:tblStylePr w:type="lastCol">
       <w:rPr>
+        <w:rFonts w:eastAsia="黑体"/>
         <w:color w:themeColor="background1" w:val="FFFFFF"/>
       </w:rPr>
       <w:tblPr/>
@@ -15018,6 +15686,7 @@
     <w:name w:val="KeywordTok"/>
     <w:basedOn w:val="VerbatimChar"/>
     <w:rPr>
+      <w:rFonts w:eastAsia="黑体"/>
       <w:b/>
       <w:color w:val="007020"/>
     </w:rPr>
@@ -15026,6 +15695,7 @@
     <w:name w:val="DataTypeTok"/>
     <w:basedOn w:val="VerbatimChar"/>
     <w:rPr>
+      <w:rFonts w:eastAsia="黑体"/>
       <w:color w:val="902000"/>
     </w:rPr>
   </w:style>
@@ -15033,6 +15703,7 @@
     <w:name w:val="DecValTok"/>
     <w:basedOn w:val="VerbatimChar"/>
     <w:rPr>
+      <w:rFonts w:eastAsia="黑体"/>
       <w:color w:val="40a070"/>
     </w:rPr>
   </w:style>
@@ -15040,6 +15711,7 @@
     <w:name w:val="BaseNTok"/>
     <w:basedOn w:val="VerbatimChar"/>
     <w:rPr>
+      <w:rFonts w:eastAsia="黑体"/>
       <w:color w:val="40a070"/>
     </w:rPr>
   </w:style>
@@ -15047,6 +15719,7 @@
     <w:name w:val="FloatTok"/>
     <w:basedOn w:val="VerbatimChar"/>
     <w:rPr>
+      <w:rFonts w:eastAsia="黑体"/>
       <w:color w:val="40a070"/>
     </w:rPr>
   </w:style>
@@ -15054,6 +15727,7 @@
     <w:name w:val="ConstantTok"/>
     <w:basedOn w:val="VerbatimChar"/>
     <w:rPr>
+      <w:rFonts w:eastAsia="黑体"/>
       <w:color w:val="880000"/>
     </w:rPr>
   </w:style>
@@ -15061,6 +15735,7 @@
     <w:name w:val="CharTok"/>
     <w:basedOn w:val="VerbatimChar"/>
     <w:rPr>
+      <w:rFonts w:eastAsia="黑体"/>
       <w:color w:val="4070a0"/>
     </w:rPr>
   </w:style>
@@ -15068,6 +15743,7 @@
     <w:name w:val="SpecialCharTok"/>
     <w:basedOn w:val="VerbatimChar"/>
     <w:rPr>
+      <w:rFonts w:eastAsia="黑体"/>
       <w:color w:val="4070a0"/>
     </w:rPr>
   </w:style>
@@ -15075,6 +15751,7 @@
     <w:name w:val="StringTok"/>
     <w:basedOn w:val="VerbatimChar"/>
     <w:rPr>
+      <w:rFonts w:eastAsia="黑体"/>
       <w:color w:val="4070a0"/>
     </w:rPr>
   </w:style>
@@ -15082,6 +15759,7 @@
     <w:name w:val="VerbatimStringTok"/>
     <w:basedOn w:val="VerbatimChar"/>
     <w:rPr>
+      <w:rFonts w:eastAsia="黑体"/>
       <w:color w:val="4070a0"/>
     </w:rPr>
   </w:style>
@@ -15089,6 +15767,7 @@
     <w:name w:val="SpecialStringTok"/>
     <w:basedOn w:val="VerbatimChar"/>
     <w:rPr>
+      <w:rFonts w:eastAsia="黑体"/>
       <w:color w:val="bb6688"/>
     </w:rPr>
   </w:style>
@@ -15096,6 +15775,7 @@
     <w:name w:val="ImportTok"/>
     <w:basedOn w:val="VerbatimChar"/>
     <w:rPr>
+      <w:rFonts w:eastAsia="黑体"/>
       <w:b/>
       <w:color w:val="008000"/>
     </w:rPr>
@@ -15104,6 +15784,7 @@
     <w:name w:val="CommentTok"/>
     <w:basedOn w:val="VerbatimChar"/>
     <w:rPr>
+      <w:rFonts w:eastAsia="黑体"/>
       <w:i/>
       <w:color w:val="60a0b0"/>
     </w:rPr>
@@ -15112,6 +15793,7 @@
     <w:name w:val="DocumentationTok"/>
     <w:basedOn w:val="VerbatimChar"/>
     <w:rPr>
+      <w:rFonts w:eastAsia="黑体"/>
       <w:i/>
       <w:color w:val="ba2121"/>
     </w:rPr>
@@ -15120,6 +15802,7 @@
     <w:name w:val="AnnotationTok"/>
     <w:basedOn w:val="VerbatimChar"/>
     <w:rPr>
+      <w:rFonts w:eastAsia="黑体"/>
       <w:b/>
       <w:i/>
       <w:color w:val="60a0b0"/>
@@ -15129,6 +15812,7 @@
     <w:name w:val="CommentVarTok"/>
     <w:basedOn w:val="VerbatimChar"/>
     <w:rPr>
+      <w:rFonts w:eastAsia="黑体"/>
       <w:b/>
       <w:i/>
       <w:color w:val="60a0b0"/>
@@ -15138,6 +15822,7 @@
     <w:name w:val="OtherTok"/>
     <w:basedOn w:val="VerbatimChar"/>
     <w:rPr>
+      <w:rFonts w:eastAsia="黑体"/>
       <w:color w:val="007020"/>
     </w:rPr>
   </w:style>
@@ -15145,6 +15830,7 @@
     <w:name w:val="FunctionTok"/>
     <w:basedOn w:val="VerbatimChar"/>
     <w:rPr>
+      <w:rFonts w:eastAsia="黑体"/>
       <w:color w:val="06287e"/>
     </w:rPr>
   </w:style>
@@ -15152,6 +15838,7 @@
     <w:name w:val="VariableTok"/>
     <w:basedOn w:val="VerbatimChar"/>
     <w:rPr>
+      <w:rFonts w:eastAsia="黑体"/>
       <w:color w:val="19177c"/>
     </w:rPr>
   </w:style>
@@ -15159,6 +15846,7 @@
     <w:name w:val="ControlFlowTok"/>
     <w:basedOn w:val="VerbatimChar"/>
     <w:rPr>
+      <w:rFonts w:eastAsia="黑体"/>
       <w:b/>
       <w:color w:val="007020"/>
     </w:rPr>
@@ -15167,6 +15855,7 @@
     <w:name w:val="OperatorTok"/>
     <w:basedOn w:val="VerbatimChar"/>
     <w:rPr>
+      <w:rFonts w:eastAsia="黑体"/>
       <w:color w:val="666666"/>
     </w:rPr>
   </w:style>
@@ -15174,18 +15863,22 @@
     <w:name w:val="BuiltInTok"/>
     <w:basedOn w:val="VerbatimChar"/>
     <w:rPr>
+      <w:rFonts w:eastAsia="黑体"/>
       <w:color w:val="008000"/>
     </w:rPr>
   </w:style>
   <w:style w:type="character" w:customStyle="1" w:styleId="ExtensionTok">
     <w:name w:val="ExtensionTok"/>
     <w:basedOn w:val="VerbatimChar"/>
-    <w:rPr/>
+    <w:rPr>
+      <w:rFonts w:eastAsia="黑体"/>
+    </w:rPr>
   </w:style>
   <w:style w:type="character" w:customStyle="1" w:styleId="PreprocessorTok">
     <w:name w:val="PreprocessorTok"/>
     <w:basedOn w:val="VerbatimChar"/>
     <w:rPr>
+      <w:rFonts w:eastAsia="黑体"/>
       <w:color w:val="bc7a00"/>
     </w:rPr>
   </w:style>
@@ -15193,18 +15886,22 @@
     <w:name w:val="AttributeTok"/>
     <w:basedOn w:val="VerbatimChar"/>
     <w:rPr>
+      <w:rFonts w:eastAsia="黑体"/>
       <w:color w:val="7d9029"/>
     </w:rPr>
   </w:style>
   <w:style w:type="character" w:customStyle="1" w:styleId="RegionMarkerTok">
     <w:name w:val="RegionMarkerTok"/>
     <w:basedOn w:val="VerbatimChar"/>
-    <w:rPr/>
+    <w:rPr>
+      <w:rFonts w:eastAsia="黑体"/>
+    </w:rPr>
   </w:style>
   <w:style w:type="character" w:customStyle="1" w:styleId="InformationTok">
     <w:name w:val="InformationTok"/>
     <w:basedOn w:val="VerbatimChar"/>
     <w:rPr>
+      <w:rFonts w:eastAsia="黑体"/>
       <w:b/>
       <w:i/>
       <w:color w:val="60a0b0"/>
@@ -15214,6 +15911,7 @@
     <w:name w:val="WarningTok"/>
     <w:basedOn w:val="VerbatimChar"/>
     <w:rPr>
+      <w:rFonts w:eastAsia="黑体"/>
       <w:b/>
       <w:i/>
       <w:color w:val="60a0b0"/>
@@ -15223,6 +15921,7 @@
     <w:name w:val="AlertTok"/>
     <w:basedOn w:val="VerbatimChar"/>
     <w:rPr>
+      <w:rFonts w:eastAsia="黑体"/>
       <w:b/>
       <w:color w:val="ff0000"/>
     </w:rPr>
@@ -15231,6 +15930,7 @@
     <w:name w:val="ErrorTok"/>
     <w:basedOn w:val="VerbatimChar"/>
     <w:rPr>
+      <w:rFonts w:eastAsia="黑体"/>
       <w:b/>
       <w:color w:val="ff0000"/>
     </w:rPr>
@@ -15238,7 +15938,9 @@
   <w:style w:type="character" w:customStyle="1" w:styleId="NormalTok">
     <w:name w:val="NormalTok"/>
     <w:basedOn w:val="VerbatimChar"/>
-    <w:rPr/>
+    <w:rPr>
+      <w:rFonts w:eastAsia="黑体"/>
+    </w:rPr>
   </w:style>
 </w:styles>
 </file>
@@ -15287,12 +15989,12 @@
     <a:fontScheme name="Office">
       <a:majorFont>
         <a:latin typeface="Calibri"/>
-        <a:ea typeface=""/>
+        <a:ea typeface="黑体"/>
         <a:cs typeface=""/>
         <a:font script="Jpan" typeface="ＭＳ ゴシック"/>
         <a:font script="Hang" typeface="맑은 고딕"/>
-        <a:font script="Hans" typeface="宋体"/>
-        <a:font script="Hant" typeface="新細明體"/>
+        <a:font script="Hans" typeface="黑体"/>
+        <a:font script="Hant" typeface="黑体"/>
         <a:font script="Arab" typeface="Times New Roman"/>
         <a:font script="Hebr" typeface="Times New Roman"/>
         <a:font script="Thai" typeface="Angsana New"/>
@@ -15322,12 +16024,12 @@
       </a:majorFont>
       <a:minorFont>
         <a:latin typeface="Cambria"/>
-        <a:ea typeface=""/>
+        <a:ea typeface="黑体"/>
         <a:cs typeface=""/>
         <a:font script="Jpan" typeface="ＭＳ 明朝"/>
         <a:font script="Hang" typeface="맑은 고딕"/>
-        <a:font script="Hans" typeface="宋体"/>
-        <a:font script="Hant" typeface="新細明體"/>
+        <a:font script="Hans" typeface="黑体"/>
+        <a:font script="Hant" typeface="黑体"/>
         <a:font script="Arab" typeface="Arial"/>
         <a:font script="Hebr" typeface="Arial"/>
         <a:font script="Thai" typeface="Cordia New"/>

--- a/02-放大电路/02-功率放大电路/B类功率放大电路/B类功率放大电路.docx
+++ b/02-放大电路/02-功率放大电路/B类功率放大电路/B类功率放大电路.docx
@@ -2918,7 +2918,7 @@
           <w:color w:val="555555"/>
           <w:sz w:val="21"/>
         </w:rPr>
-        <w:t>材料收集者：杜文杰，WX手机：19519196569，QQ:3478827729</w:t>
+        <w:t>材料收集者：杜文杰，微信/手机：19519196569，QQ:3478827729</w:t>
       </w:r>
     </w:p>
     <w:sectPr>
